--- a/docs/AI_AntiHijack_Patent_CIPC_Submission.docx
+++ b/docs/AI_AntiHijack_Patent_CIPC_Submission.docx
@@ -5847,6 +5847,7217 @@
     </w:p>
     <w:p>
       <w:pPr>
+        <w:pStyle w:val="Heading1"/>
+        <w:spacing w:after="150" w:before="300"/>
+      </w:pPr>
+      <w:r>
+        <w:rPr>
+          <w:rFonts w:ascii="Calibri" w:cs="Calibri" w:eastAsia="Calibri" w:hAnsi="Calibri"/>
+          <w:b/>
+          <w:bCs/>
+          <w:color w:val="1a1a2e"/>
+        </w:rPr>
+        <w:t xml:space="preserve">Drawings</w:t>
+      </w:r>
+    </w:p>
+    <w:p>
+      <w:pPr>
+        <w:spacing w:after="100"/>
+      </w:pPr>
+      <w:r>
+        <w:rPr>
+          <w:rFonts w:ascii="Calibri" w:cs="Calibri" w:eastAsia="Calibri" w:hAnsi="Calibri"/>
+          <w:color w:val="333333"/>
+          <w:sz w:val="20"/>
+          <w:szCs w:val="20"/>
+        </w:rPr>
+        <w:t xml:space="preserve">Figures 1 to 17 are attached hereto and form part of this specification.</w:t>
+      </w:r>
+    </w:p>
+    <w:p>
+      <w:pPr>
+        <w:pStyle w:val="Heading2"/>
+        <w:spacing w:after="150" w:before="300"/>
+      </w:pPr>
+      <w:r>
+        <w:rPr>
+          <w:rFonts w:ascii="Calibri" w:cs="Calibri" w:eastAsia="Calibri" w:hAnsi="Calibri"/>
+          <w:b/>
+          <w:bCs/>
+          <w:color w:val="1a1a2e"/>
+        </w:rPr>
+        <w:t xml:space="preserve">FIG 1 — Overall Platform Architecture</w:t>
+      </w:r>
+    </w:p>
+    <w:p>
+      <w:pPr>
+        <w:spacing w:after="0"/>
+      </w:pPr>
+      <w:r>
+        <w:rPr>
+          <w:rFonts w:ascii="Courier New" w:cs="Courier New" w:eastAsia="Courier New" w:hAnsi="Courier New"/>
+          <w:color w:val="2d3436"/>
+          <w:sz w:val="16"/>
+          <w:szCs w:val="16"/>
+        </w:rPr>
+        <w:t xml:space="preserve">+-----------------------------------+</w:t>
+      </w:r>
+    </w:p>
+    <w:p>
+      <w:pPr>
+        <w:spacing w:after="0"/>
+      </w:pPr>
+      <w:r>
+        <w:rPr>
+          <w:rFonts w:ascii="Courier New" w:cs="Courier New" w:eastAsia="Courier New" w:hAnsi="Courier New"/>
+          <w:color w:val="2d3436"/>
+          <w:sz w:val="16"/>
+          <w:szCs w:val="16"/>
+        </w:rPr>
+        <w:t xml:space="preserve">| Vehicle Journey                   |</w:t>
+      </w:r>
+    </w:p>
+    <w:p>
+      <w:pPr>
+        <w:spacing w:after="0"/>
+      </w:pPr>
+      <w:r>
+        <w:rPr>
+          <w:rFonts w:ascii="Courier New" w:cs="Courier New" w:eastAsia="Courier New" w:hAnsi="Courier New"/>
+          <w:color w:val="2d3436"/>
+          <w:sz w:val="16"/>
+          <w:szCs w:val="16"/>
+        </w:rPr>
+        <w:t xml:space="preserve">| (Planned / Shared / Inferred)     |</w:t>
+      </w:r>
+    </w:p>
+    <w:p>
+      <w:pPr>
+        <w:spacing w:after="0"/>
+      </w:pPr>
+      <w:r>
+        <w:rPr>
+          <w:rFonts w:ascii="Courier New" w:cs="Courier New" w:eastAsia="Courier New" w:hAnsi="Courier New"/>
+          <w:color w:val="2d3436"/>
+          <w:sz w:val="16"/>
+          <w:szCs w:val="16"/>
+        </w:rPr>
+        <w:t xml:space="preserve">+----------------+------------------+</w:t>
+      </w:r>
+    </w:p>
+    <w:p>
+      <w:pPr>
+        <w:spacing w:after="0"/>
+      </w:pPr>
+      <w:r>
+        <w:rPr>
+          <w:rFonts w:ascii="Courier New" w:cs="Courier New" w:eastAsia="Courier New" w:hAnsi="Courier New"/>
+          <w:color w:val="2d3436"/>
+          <w:sz w:val="16"/>
+          <w:szCs w:val="16"/>
+        </w:rPr>
+        <w:t xml:space="preserve">                 |</w:t>
+      </w:r>
+    </w:p>
+    <w:p>
+      <w:pPr>
+        <w:spacing w:after="0"/>
+      </w:pPr>
+      <w:r>
+        <w:rPr>
+          <w:rFonts w:ascii="Courier New" w:cs="Courier New" w:eastAsia="Courier New" w:hAnsi="Courier New"/>
+          <w:color w:val="2d3436"/>
+          <w:sz w:val="16"/>
+          <w:szCs w:val="16"/>
+        </w:rPr>
+        <w:t xml:space="preserve">                 v</w:t>
+      </w:r>
+    </w:p>
+    <w:p>
+      <w:pPr>
+        <w:spacing w:after="0"/>
+      </w:pPr>
+      <w:r>
+        <w:rPr>
+          <w:rFonts w:ascii="Courier New" w:cs="Courier New" w:eastAsia="Courier New" w:hAnsi="Courier New"/>
+          <w:color w:val="2d3436"/>
+          <w:sz w:val="16"/>
+          <w:szCs w:val="16"/>
+        </w:rPr>
+        <w:t xml:space="preserve">+-----------------------------------+</w:t>
+      </w:r>
+    </w:p>
+    <w:p>
+      <w:pPr>
+        <w:spacing w:after="0"/>
+      </w:pPr>
+      <w:r>
+        <w:rPr>
+          <w:rFonts w:ascii="Courier New" w:cs="Courier New" w:eastAsia="Courier New" w:hAnsi="Courier New"/>
+          <w:color w:val="2d3436"/>
+          <w:sz w:val="16"/>
+          <w:szCs w:val="16"/>
+        </w:rPr>
+        <w:t xml:space="preserve">| Multi-Source Signal Capture       |</w:t>
+      </w:r>
+    </w:p>
+    <w:p>
+      <w:pPr>
+        <w:spacing w:after="0"/>
+      </w:pPr>
+      <w:r>
+        <w:rPr>
+          <w:rFonts w:ascii="Courier New" w:cs="Courier New" w:eastAsia="Courier New" w:hAnsi="Courier New"/>
+          <w:color w:val="2d3436"/>
+          <w:sz w:val="16"/>
+          <w:szCs w:val="16"/>
+        </w:rPr>
+        <w:t xml:space="preserve">| - Vehicle Telemetry (CAN/OBD)    |</w:t>
+      </w:r>
+    </w:p>
+    <w:p>
+      <w:pPr>
+        <w:spacing w:after="0"/>
+      </w:pPr>
+      <w:r>
+        <w:rPr>
+          <w:rFonts w:ascii="Courier New" w:cs="Courier New" w:eastAsia="Courier New" w:hAnsi="Courier New"/>
+          <w:color w:val="2d3436"/>
+          <w:sz w:val="16"/>
+          <w:szCs w:val="16"/>
+        </w:rPr>
+        <w:t xml:space="preserve">| - GPS / Location                 |</w:t>
+      </w:r>
+    </w:p>
+    <w:p>
+      <w:pPr>
+        <w:spacing w:after="0"/>
+      </w:pPr>
+      <w:r>
+        <w:rPr>
+          <w:rFonts w:ascii="Courier New" w:cs="Courier New" w:eastAsia="Courier New" w:hAnsi="Courier New"/>
+          <w:color w:val="2d3436"/>
+          <w:sz w:val="16"/>
+          <w:szCs w:val="16"/>
+        </w:rPr>
+        <w:t xml:space="preserve">| - Handset Signals                |</w:t>
+      </w:r>
+    </w:p>
+    <w:p>
+      <w:pPr>
+        <w:spacing w:after="0"/>
+      </w:pPr>
+      <w:r>
+        <w:rPr>
+          <w:rFonts w:ascii="Courier New" w:cs="Courier New" w:eastAsia="Courier New" w:hAnsi="Courier New"/>
+          <w:color w:val="2d3436"/>
+          <w:sz w:val="16"/>
+          <w:szCs w:val="16"/>
+        </w:rPr>
+        <w:t xml:space="preserve">| - Wearable Signals               |</w:t>
+      </w:r>
+    </w:p>
+    <w:p>
+      <w:pPr>
+        <w:spacing w:after="0"/>
+      </w:pPr>
+      <w:r>
+        <w:rPr>
+          <w:rFonts w:ascii="Courier New" w:cs="Courier New" w:eastAsia="Courier New" w:hAnsi="Courier New"/>
+          <w:color w:val="2d3436"/>
+          <w:sz w:val="16"/>
+          <w:szCs w:val="16"/>
+        </w:rPr>
+        <w:t xml:space="preserve">| - Audio / Voice                  |</w:t>
+      </w:r>
+    </w:p>
+    <w:p>
+      <w:pPr>
+        <w:spacing w:after="0"/>
+      </w:pPr>
+      <w:r>
+        <w:rPr>
+          <w:rFonts w:ascii="Courier New" w:cs="Courier New" w:eastAsia="Courier New" w:hAnsi="Courier New"/>
+          <w:color w:val="2d3436"/>
+          <w:sz w:val="16"/>
+          <w:szCs w:val="16"/>
+        </w:rPr>
+        <w:t xml:space="preserve">| - Cargo Sensors                  |</w:t>
+      </w:r>
+    </w:p>
+    <w:p>
+      <w:pPr>
+        <w:spacing w:after="0"/>
+      </w:pPr>
+      <w:r>
+        <w:rPr>
+          <w:rFonts w:ascii="Courier New" w:cs="Courier New" w:eastAsia="Courier New" w:hAnsi="Courier New"/>
+          <w:color w:val="2d3436"/>
+          <w:sz w:val="16"/>
+          <w:szCs w:val="16"/>
+        </w:rPr>
+        <w:t xml:space="preserve">+----------------+------------------+</w:t>
+      </w:r>
+    </w:p>
+    <w:p>
+      <w:pPr>
+        <w:spacing w:after="0"/>
+      </w:pPr>
+      <w:r>
+        <w:rPr>
+          <w:rFonts w:ascii="Courier New" w:cs="Courier New" w:eastAsia="Courier New" w:hAnsi="Courier New"/>
+          <w:color w:val="2d3436"/>
+          <w:sz w:val="16"/>
+          <w:szCs w:val="16"/>
+        </w:rPr>
+        <w:t xml:space="preserve">                 |</w:t>
+      </w:r>
+    </w:p>
+    <w:p>
+      <w:pPr>
+        <w:spacing w:after="0"/>
+      </w:pPr>
+      <w:r>
+        <w:rPr>
+          <w:rFonts w:ascii="Courier New" w:cs="Courier New" w:eastAsia="Courier New" w:hAnsi="Courier New"/>
+          <w:color w:val="2d3436"/>
+          <w:sz w:val="16"/>
+          <w:szCs w:val="16"/>
+        </w:rPr>
+        <w:t xml:space="preserve">                 v</w:t>
+      </w:r>
+    </w:p>
+    <w:p>
+      <w:pPr>
+        <w:spacing w:after="0"/>
+      </w:pPr>
+      <w:r>
+        <w:rPr>
+          <w:rFonts w:ascii="Courier New" w:cs="Courier New" w:eastAsia="Courier New" w:hAnsi="Courier New"/>
+          <w:color w:val="2d3436"/>
+          <w:sz w:val="16"/>
+          <w:szCs w:val="16"/>
+        </w:rPr>
+        <w:t xml:space="preserve">+-----------------------------------+</w:t>
+      </w:r>
+    </w:p>
+    <w:p>
+      <w:pPr>
+        <w:spacing w:after="0"/>
+      </w:pPr>
+      <w:r>
+        <w:rPr>
+          <w:rFonts w:ascii="Courier New" w:cs="Courier New" w:eastAsia="Courier New" w:hAnsi="Courier New"/>
+          <w:color w:val="2d3436"/>
+          <w:sz w:val="16"/>
+          <w:szCs w:val="16"/>
+        </w:rPr>
+        <w:t xml:space="preserve">| AI Detection &amp; Scoring Engine    |</w:t>
+      </w:r>
+    </w:p>
+    <w:p>
+      <w:pPr>
+        <w:spacing w:after="0"/>
+      </w:pPr>
+      <w:r>
+        <w:rPr>
+          <w:rFonts w:ascii="Courier New" w:cs="Courier New" w:eastAsia="Courier New" w:hAnsi="Courier New"/>
+          <w:color w:val="2d3436"/>
+          <w:sz w:val="16"/>
+          <w:szCs w:val="16"/>
+        </w:rPr>
+        <w:t xml:space="preserve">| - Behaviour Anomaly Detection    |</w:t>
+      </w:r>
+    </w:p>
+    <w:p>
+      <w:pPr>
+        <w:spacing w:after="0"/>
+      </w:pPr>
+      <w:r>
+        <w:rPr>
+          <w:rFonts w:ascii="Courier New" w:cs="Courier New" w:eastAsia="Courier New" w:hAnsi="Courier New"/>
+          <w:color w:val="2d3436"/>
+          <w:sz w:val="16"/>
+          <w:szCs w:val="16"/>
+        </w:rPr>
+        <w:t xml:space="preserve">| - Route Deviation Analysis       |</w:t>
+      </w:r>
+    </w:p>
+    <w:p>
+      <w:pPr>
+        <w:spacing w:after="0"/>
+      </w:pPr>
+      <w:r>
+        <w:rPr>
+          <w:rFonts w:ascii="Courier New" w:cs="Courier New" w:eastAsia="Courier New" w:hAnsi="Courier New"/>
+          <w:color w:val="2d3436"/>
+          <w:sz w:val="16"/>
+          <w:szCs w:val="16"/>
+        </w:rPr>
+        <w:t xml:space="preserve">| - Threat Score Computation       |</w:t>
+      </w:r>
+    </w:p>
+    <w:p>
+      <w:pPr>
+        <w:spacing w:after="0"/>
+      </w:pPr>
+      <w:r>
+        <w:rPr>
+          <w:rFonts w:ascii="Courier New" w:cs="Courier New" w:eastAsia="Courier New" w:hAnsi="Courier New"/>
+          <w:color w:val="2d3436"/>
+          <w:sz w:val="16"/>
+          <w:szCs w:val="16"/>
+        </w:rPr>
+        <w:t xml:space="preserve">| - Authorization State Check      |</w:t>
+      </w:r>
+    </w:p>
+    <w:p>
+      <w:pPr>
+        <w:spacing w:after="0"/>
+      </w:pPr>
+      <w:r>
+        <w:rPr>
+          <w:rFonts w:ascii="Courier New" w:cs="Courier New" w:eastAsia="Courier New" w:hAnsi="Courier New"/>
+          <w:color w:val="2d3436"/>
+          <w:sz w:val="16"/>
+          <w:szCs w:val="16"/>
+        </w:rPr>
+        <w:t xml:space="preserve">| - Occupant Duress Detection      |</w:t>
+      </w:r>
+    </w:p>
+    <w:p>
+      <w:pPr>
+        <w:spacing w:after="0"/>
+      </w:pPr>
+      <w:r>
+        <w:rPr>
+          <w:rFonts w:ascii="Courier New" w:cs="Courier New" w:eastAsia="Courier New" w:hAnsi="Courier New"/>
+          <w:color w:val="2d3436"/>
+          <w:sz w:val="16"/>
+          <w:szCs w:val="16"/>
+        </w:rPr>
+        <w:t xml:space="preserve">| - Cargo Integrity Check          |</w:t>
+      </w:r>
+    </w:p>
+    <w:p>
+      <w:pPr>
+        <w:spacing w:after="0"/>
+      </w:pPr>
+      <w:r>
+        <w:rPr>
+          <w:rFonts w:ascii="Courier New" w:cs="Courier New" w:eastAsia="Courier New" w:hAnsi="Courier New"/>
+          <w:color w:val="2d3436"/>
+          <w:sz w:val="16"/>
+          <w:szCs w:val="16"/>
+        </w:rPr>
+        <w:t xml:space="preserve">+----------------+------------------+</w:t>
+      </w:r>
+    </w:p>
+    <w:p>
+      <w:pPr>
+        <w:spacing w:after="0"/>
+      </w:pPr>
+      <w:r>
+        <w:rPr>
+          <w:rFonts w:ascii="Courier New" w:cs="Courier New" w:eastAsia="Courier New" w:hAnsi="Courier New"/>
+          <w:color w:val="2d3436"/>
+          <w:sz w:val="16"/>
+          <w:szCs w:val="16"/>
+        </w:rPr>
+        <w:t xml:space="preserve">                 |</w:t>
+      </w:r>
+    </w:p>
+    <w:p>
+      <w:pPr>
+        <w:spacing w:after="0"/>
+      </w:pPr>
+      <w:r>
+        <w:rPr>
+          <w:rFonts w:ascii="Courier New" w:cs="Courier New" w:eastAsia="Courier New" w:hAnsi="Courier New"/>
+          <w:color w:val="2d3436"/>
+          <w:sz w:val="16"/>
+          <w:szCs w:val="16"/>
+        </w:rPr>
+        <w:t xml:space="preserve">                 v</w:t>
+      </w:r>
+    </w:p>
+    <w:p>
+      <w:pPr>
+        <w:spacing w:after="0"/>
+      </w:pPr>
+      <w:r>
+        <w:rPr>
+          <w:rFonts w:ascii="Courier New" w:cs="Courier New" w:eastAsia="Courier New" w:hAnsi="Courier New"/>
+          <w:color w:val="2d3436"/>
+          <w:sz w:val="16"/>
+          <w:szCs w:val="16"/>
+        </w:rPr>
+        <w:t xml:space="preserve">+-----------------------------------+</w:t>
+      </w:r>
+    </w:p>
+    <w:p>
+      <w:pPr>
+        <w:spacing w:after="0"/>
+      </w:pPr>
+      <w:r>
+        <w:rPr>
+          <w:rFonts w:ascii="Courier New" w:cs="Courier New" w:eastAsia="Courier New" w:hAnsi="Courier New"/>
+          <w:color w:val="2d3436"/>
+          <w:sz w:val="16"/>
+          <w:szCs w:val="16"/>
+        </w:rPr>
+        <w:t xml:space="preserve">| Response Policy Engine           |</w:t>
+      </w:r>
+    </w:p>
+    <w:p>
+      <w:pPr>
+        <w:spacing w:after="0"/>
+      </w:pPr>
+      <w:r>
+        <w:rPr>
+          <w:rFonts w:ascii="Courier New" w:cs="Courier New" w:eastAsia="Courier New" w:hAnsi="Courier New"/>
+          <w:color w:val="2d3436"/>
+          <w:sz w:val="16"/>
+          <w:szCs w:val="16"/>
+        </w:rPr>
+        <w:t xml:space="preserve">| - Staged Escalation              |</w:t>
+      </w:r>
+    </w:p>
+    <w:p>
+      <w:pPr>
+        <w:spacing w:after="0"/>
+      </w:pPr>
+      <w:r>
+        <w:rPr>
+          <w:rFonts w:ascii="Courier New" w:cs="Courier New" w:eastAsia="Courier New" w:hAnsi="Courier New"/>
+          <w:color w:val="2d3436"/>
+          <w:sz w:val="16"/>
+          <w:szCs w:val="16"/>
+        </w:rPr>
+        <w:t xml:space="preserve">| - Protected Immobilization       |</w:t>
+      </w:r>
+    </w:p>
+    <w:p>
+      <w:pPr>
+        <w:spacing w:after="0"/>
+      </w:pPr>
+      <w:r>
+        <w:rPr>
+          <w:rFonts w:ascii="Courier New" w:cs="Courier New" w:eastAsia="Courier New" w:hAnsi="Courier New"/>
+          <w:color w:val="2d3436"/>
+          <w:sz w:val="16"/>
+          <w:szCs w:val="16"/>
+        </w:rPr>
+        <w:t xml:space="preserve">| - Evidence Preservation          |</w:t>
+      </w:r>
+    </w:p>
+    <w:p>
+      <w:pPr>
+        <w:spacing w:after="0"/>
+      </w:pPr>
+      <w:r>
+        <w:rPr>
+          <w:rFonts w:ascii="Courier New" w:cs="Courier New" w:eastAsia="Courier New" w:hAnsi="Courier New"/>
+          <w:color w:val="2d3436"/>
+          <w:sz w:val="16"/>
+          <w:szCs w:val="16"/>
+        </w:rPr>
+        <w:t xml:space="preserve">| - Multi-Vehicle Coordination     |</w:t>
+      </w:r>
+    </w:p>
+    <w:p>
+      <w:pPr>
+        <w:spacing w:after="0"/>
+      </w:pPr>
+      <w:r>
+        <w:rPr>
+          <w:rFonts w:ascii="Courier New" w:cs="Courier New" w:eastAsia="Courier New" w:hAnsi="Courier New"/>
+          <w:color w:val="2d3436"/>
+          <w:sz w:val="16"/>
+          <w:szCs w:val="16"/>
+        </w:rPr>
+        <w:t xml:space="preserve">+-----------------------------------+</w:t>
+      </w:r>
+    </w:p>
+    <w:p>
+      <w:pPr>
+        <w:pStyle w:val="Heading2"/>
+        <w:spacing w:after="150" w:before="300"/>
+      </w:pPr>
+      <w:r>
+        <w:rPr>
+          <w:rFonts w:ascii="Calibri" w:cs="Calibri" w:eastAsia="Calibri" w:hAnsi="Calibri"/>
+          <w:b/>
+          <w:bCs/>
+          <w:color w:val="1a1a2e"/>
+        </w:rPr>
+        <w:t xml:space="preserve">FIG 2 — Communication Architecture</w:t>
+      </w:r>
+    </w:p>
+    <w:p>
+      <w:pPr>
+        <w:spacing w:after="0"/>
+      </w:pPr>
+      <w:r>
+        <w:rPr>
+          <w:rFonts w:ascii="Courier New" w:cs="Courier New" w:eastAsia="Courier New" w:hAnsi="Courier New"/>
+          <w:color w:val="2d3436"/>
+          <w:sz w:val="16"/>
+          <w:szCs w:val="16"/>
+        </w:rPr>
+        <w:t xml:space="preserve">+-----------------------------------+</w:t>
+      </w:r>
+    </w:p>
+    <w:p>
+      <w:pPr>
+        <w:spacing w:after="0"/>
+      </w:pPr>
+      <w:r>
+        <w:rPr>
+          <w:rFonts w:ascii="Courier New" w:cs="Courier New" w:eastAsia="Courier New" w:hAnsi="Courier New"/>
+          <w:color w:val="2d3436"/>
+          <w:sz w:val="16"/>
+          <w:szCs w:val="16"/>
+        </w:rPr>
+        <w:t xml:space="preserve">| Communication Orchestration      |</w:t>
+      </w:r>
+    </w:p>
+    <w:p>
+      <w:pPr>
+        <w:spacing w:after="0"/>
+      </w:pPr>
+      <w:r>
+        <w:rPr>
+          <w:rFonts w:ascii="Courier New" w:cs="Courier New" w:eastAsia="Courier New" w:hAnsi="Courier New"/>
+          <w:color w:val="2d3436"/>
+          <w:sz w:val="16"/>
+          <w:szCs w:val="16"/>
+        </w:rPr>
+        <w:t xml:space="preserve">| Engine                           |</w:t>
+      </w:r>
+    </w:p>
+    <w:p>
+      <w:pPr>
+        <w:spacing w:after="0"/>
+      </w:pPr>
+      <w:r>
+        <w:rPr>
+          <w:rFonts w:ascii="Courier New" w:cs="Courier New" w:eastAsia="Courier New" w:hAnsi="Courier New"/>
+          <w:color w:val="2d3436"/>
+          <w:sz w:val="16"/>
+          <w:szCs w:val="16"/>
+        </w:rPr>
+        <w:t xml:space="preserve">+---+-------+-------+-------+-----+</w:t>
+      </w:r>
+    </w:p>
+    <w:p>
+      <w:pPr>
+        <w:spacing w:after="0"/>
+      </w:pPr>
+      <w:r>
+        <w:rPr>
+          <w:rFonts w:ascii="Courier New" w:cs="Courier New" w:eastAsia="Courier New" w:hAnsi="Courier New"/>
+          <w:color w:val="2d3436"/>
+          <w:sz w:val="16"/>
+          <w:szCs w:val="16"/>
+        </w:rPr>
+        <w:t xml:space="preserve">    |       |       |       |</w:t>
+      </w:r>
+    </w:p>
+    <w:p>
+      <w:pPr>
+        <w:spacing w:after="0"/>
+      </w:pPr>
+      <w:r>
+        <w:rPr>
+          <w:rFonts w:ascii="Courier New" w:cs="Courier New" w:eastAsia="Courier New" w:hAnsi="Courier New"/>
+          <w:color w:val="2d3436"/>
+          <w:sz w:val="16"/>
+          <w:szCs w:val="16"/>
+        </w:rPr>
+        <w:t xml:space="preserve">+---v-+ +---v-+ +---v-+ +---v-+</w:t>
+      </w:r>
+    </w:p>
+    <w:p>
+      <w:pPr>
+        <w:spacing w:after="0"/>
+      </w:pPr>
+      <w:r>
+        <w:rPr>
+          <w:rFonts w:ascii="Courier New" w:cs="Courier New" w:eastAsia="Courier New" w:hAnsi="Courier New"/>
+          <w:color w:val="2d3436"/>
+          <w:sz w:val="16"/>
+          <w:szCs w:val="16"/>
+        </w:rPr>
+        <w:t xml:space="preserve">|Cell-| |Blue-| |Mesh | |Store|</w:t>
+      </w:r>
+    </w:p>
+    <w:p>
+      <w:pPr>
+        <w:spacing w:after="0"/>
+      </w:pPr>
+      <w:r>
+        <w:rPr>
+          <w:rFonts w:ascii="Courier New" w:cs="Courier New" w:eastAsia="Courier New" w:hAnsi="Courier New"/>
+          <w:color w:val="2d3436"/>
+          <w:sz w:val="16"/>
+          <w:szCs w:val="16"/>
+        </w:rPr>
+        <w:t xml:space="preserve">|ular | |tooth| |/Sub | |&amp; Fwd|</w:t>
+      </w:r>
+    </w:p>
+    <w:p>
+      <w:pPr>
+        <w:spacing w:after="0"/>
+      </w:pPr>
+      <w:r>
+        <w:rPr>
+          <w:rFonts w:ascii="Courier New" w:cs="Courier New" w:eastAsia="Courier New" w:hAnsi="Courier New"/>
+          <w:color w:val="2d3436"/>
+          <w:sz w:val="16"/>
+          <w:szCs w:val="16"/>
+        </w:rPr>
+        <w:t xml:space="preserve">+--+--+ +--+--+ +--+--+ +--+--+</w:t>
+      </w:r>
+    </w:p>
+    <w:p>
+      <w:pPr>
+        <w:spacing w:after="0"/>
+      </w:pPr>
+      <w:r>
+        <w:rPr>
+          <w:rFonts w:ascii="Courier New" w:cs="Courier New" w:eastAsia="Courier New" w:hAnsi="Courier New"/>
+          <w:color w:val="2d3436"/>
+          <w:sz w:val="16"/>
+          <w:szCs w:val="16"/>
+        </w:rPr>
+        <w:t xml:space="preserve">   |       |       |       |</w:t>
+      </w:r>
+    </w:p>
+    <w:p>
+      <w:pPr>
+        <w:spacing w:after="0"/>
+      </w:pPr>
+      <w:r>
+        <w:rPr>
+          <w:rFonts w:ascii="Courier New" w:cs="Courier New" w:eastAsia="Courier New" w:hAnsi="Courier New"/>
+          <w:color w:val="2d3436"/>
+          <w:sz w:val="16"/>
+          <w:szCs w:val="16"/>
+        </w:rPr>
+        <w:t xml:space="preserve">   +-------+-------+-------+</w:t>
+      </w:r>
+    </w:p>
+    <w:p>
+      <w:pPr>
+        <w:spacing w:after="0"/>
+      </w:pPr>
+      <w:r>
+        <w:rPr>
+          <w:rFonts w:ascii="Courier New" w:cs="Courier New" w:eastAsia="Courier New" w:hAnsi="Courier New"/>
+          <w:color w:val="2d3436"/>
+          <w:sz w:val="16"/>
+          <w:szCs w:val="16"/>
+        </w:rPr>
+        <w:t xml:space="preserve">                |</w:t>
+      </w:r>
+    </w:p>
+    <w:p>
+      <w:pPr>
+        <w:spacing w:after="0"/>
+      </w:pPr>
+      <w:r>
+        <w:rPr>
+          <w:rFonts w:ascii="Courier New" w:cs="Courier New" w:eastAsia="Courier New" w:hAnsi="Courier New"/>
+          <w:color w:val="2d3436"/>
+          <w:sz w:val="16"/>
+          <w:szCs w:val="16"/>
+        </w:rPr>
+        <w:t xml:space="preserve">                v</w:t>
+      </w:r>
+    </w:p>
+    <w:p>
+      <w:pPr>
+        <w:spacing w:after="0"/>
+      </w:pPr>
+      <w:r>
+        <w:rPr>
+          <w:rFonts w:ascii="Courier New" w:cs="Courier New" w:eastAsia="Courier New" w:hAnsi="Courier New"/>
+          <w:color w:val="2d3436"/>
+          <w:sz w:val="16"/>
+          <w:szCs w:val="16"/>
+        </w:rPr>
+        <w:t xml:space="preserve">   +----------------------------+</w:t>
+      </w:r>
+    </w:p>
+    <w:p>
+      <w:pPr>
+        <w:spacing w:after="0"/>
+      </w:pPr>
+      <w:r>
+        <w:rPr>
+          <w:rFonts w:ascii="Courier New" w:cs="Courier New" w:eastAsia="Courier New" w:hAnsi="Courier New"/>
+          <w:color w:val="2d3436"/>
+          <w:sz w:val="16"/>
+          <w:szCs w:val="16"/>
+        </w:rPr>
+        <w:t xml:space="preserve">   | Alert Delivery             |</w:t>
+      </w:r>
+    </w:p>
+    <w:p>
+      <w:pPr>
+        <w:spacing w:after="0"/>
+      </w:pPr>
+      <w:r>
+        <w:rPr>
+          <w:rFonts w:ascii="Courier New" w:cs="Courier New" w:eastAsia="Courier New" w:hAnsi="Courier New"/>
+          <w:color w:val="2d3436"/>
+          <w:sz w:val="16"/>
+          <w:szCs w:val="16"/>
+        </w:rPr>
+        <w:t xml:space="preserve">   | - Trusted Contacts         |</w:t>
+      </w:r>
+    </w:p>
+    <w:p>
+      <w:pPr>
+        <w:spacing w:after="0"/>
+      </w:pPr>
+      <w:r>
+        <w:rPr>
+          <w:rFonts w:ascii="Courier New" w:cs="Courier New" w:eastAsia="Courier New" w:hAnsi="Courier New"/>
+          <w:color w:val="2d3436"/>
+          <w:sz w:val="16"/>
+          <w:szCs w:val="16"/>
+        </w:rPr>
+        <w:t xml:space="preserve">   | - Emergency Responders     |</w:t>
+      </w:r>
+    </w:p>
+    <w:p>
+      <w:pPr>
+        <w:spacing w:after="0"/>
+      </w:pPr>
+      <w:r>
+        <w:rPr>
+          <w:rFonts w:ascii="Courier New" w:cs="Courier New" w:eastAsia="Courier New" w:hAnsi="Courier New"/>
+          <w:color w:val="2d3436"/>
+          <w:sz w:val="16"/>
+          <w:szCs w:val="16"/>
+        </w:rPr>
+        <w:t xml:space="preserve">   | - Cloud Platform           |</w:t>
+      </w:r>
+    </w:p>
+    <w:p>
+      <w:pPr>
+        <w:spacing w:after="0"/>
+      </w:pPr>
+      <w:r>
+        <w:rPr>
+          <w:rFonts w:ascii="Courier New" w:cs="Courier New" w:eastAsia="Courier New" w:hAnsi="Courier New"/>
+          <w:color w:val="2d3436"/>
+          <w:sz w:val="16"/>
+          <w:szCs w:val="16"/>
+        </w:rPr>
+        <w:t xml:space="preserve">   | - Fleet Vehicles (relay)   |</w:t>
+      </w:r>
+    </w:p>
+    <w:p>
+      <w:pPr>
+        <w:spacing w:after="0"/>
+      </w:pPr>
+      <w:r>
+        <w:rPr>
+          <w:rFonts w:ascii="Courier New" w:cs="Courier New" w:eastAsia="Courier New" w:hAnsi="Courier New"/>
+          <w:color w:val="2d3436"/>
+          <w:sz w:val="16"/>
+          <w:szCs w:val="16"/>
+        </w:rPr>
+        <w:t xml:space="preserve">   +----------------------------+</w:t>
+      </w:r>
+    </w:p>
+    <w:p>
+      <w:pPr>
+        <w:pStyle w:val="Heading2"/>
+        <w:spacing w:after="150" w:before="300"/>
+      </w:pPr>
+      <w:r>
+        <w:rPr>
+          <w:rFonts w:ascii="Calibri" w:cs="Calibri" w:eastAsia="Calibri" w:hAnsi="Calibri"/>
+          <w:b/>
+          <w:bCs/>
+          <w:color w:val="1a1a2e"/>
+        </w:rPr>
+        <w:t xml:space="preserve">FIG 3 — AI Detection Pipeline</w:t>
+      </w:r>
+    </w:p>
+    <w:p>
+      <w:pPr>
+        <w:spacing w:after="0"/>
+      </w:pPr>
+      <w:r>
+        <w:rPr>
+          <w:rFonts w:ascii="Courier New" w:cs="Courier New" w:eastAsia="Courier New" w:hAnsi="Courier New"/>
+          <w:color w:val="2d3436"/>
+          <w:sz w:val="16"/>
+          <w:szCs w:val="16"/>
+        </w:rPr>
+        <w:t xml:space="preserve">+---------------------------+</w:t>
+      </w:r>
+    </w:p>
+    <w:p>
+      <w:pPr>
+        <w:spacing w:after="0"/>
+      </w:pPr>
+      <w:r>
+        <w:rPr>
+          <w:rFonts w:ascii="Courier New" w:cs="Courier New" w:eastAsia="Courier New" w:hAnsi="Courier New"/>
+          <w:color w:val="2d3436"/>
+          <w:sz w:val="16"/>
+          <w:szCs w:val="16"/>
+        </w:rPr>
+        <w:t xml:space="preserve">| Raw Sensor Signals        |</w:t>
+      </w:r>
+    </w:p>
+    <w:p>
+      <w:pPr>
+        <w:spacing w:after="0"/>
+      </w:pPr>
+      <w:r>
+        <w:rPr>
+          <w:rFonts w:ascii="Courier New" w:cs="Courier New" w:eastAsia="Courier New" w:hAnsi="Courier New"/>
+          <w:color w:val="2d3436"/>
+          <w:sz w:val="16"/>
+          <w:szCs w:val="16"/>
+        </w:rPr>
+        <w:t xml:space="preserve">| (Vehicle + Phone +        |</w:t>
+      </w:r>
+    </w:p>
+    <w:p>
+      <w:pPr>
+        <w:spacing w:after="0"/>
+      </w:pPr>
+      <w:r>
+        <w:rPr>
+          <w:rFonts w:ascii="Courier New" w:cs="Courier New" w:eastAsia="Courier New" w:hAnsi="Courier New"/>
+          <w:color w:val="2d3436"/>
+          <w:sz w:val="16"/>
+          <w:szCs w:val="16"/>
+        </w:rPr>
+        <w:t xml:space="preserve">|  Wearable + Audio + Cargo)|</w:t>
+      </w:r>
+    </w:p>
+    <w:p>
+      <w:pPr>
+        <w:spacing w:after="0"/>
+      </w:pPr>
+      <w:r>
+        <w:rPr>
+          <w:rFonts w:ascii="Courier New" w:cs="Courier New" w:eastAsia="Courier New" w:hAnsi="Courier New"/>
+          <w:color w:val="2d3436"/>
+          <w:sz w:val="16"/>
+          <w:szCs w:val="16"/>
+        </w:rPr>
+        <w:t xml:space="preserve">+-----------+---------------+</w:t>
+      </w:r>
+    </w:p>
+    <w:p>
+      <w:pPr>
+        <w:spacing w:after="0"/>
+      </w:pPr>
+      <w:r>
+        <w:rPr>
+          <w:rFonts w:ascii="Courier New" w:cs="Courier New" w:eastAsia="Courier New" w:hAnsi="Courier New"/>
+          <w:color w:val="2d3436"/>
+          <w:sz w:val="16"/>
+          <w:szCs w:val="16"/>
+        </w:rPr>
+        <w:t xml:space="preserve">            |</w:t>
+      </w:r>
+    </w:p>
+    <w:p>
+      <w:pPr>
+        <w:spacing w:after="0"/>
+      </w:pPr>
+      <w:r>
+        <w:rPr>
+          <w:rFonts w:ascii="Courier New" w:cs="Courier New" w:eastAsia="Courier New" w:hAnsi="Courier New"/>
+          <w:color w:val="2d3436"/>
+          <w:sz w:val="16"/>
+          <w:szCs w:val="16"/>
+        </w:rPr>
+        <w:t xml:space="preserve">            v</w:t>
+      </w:r>
+    </w:p>
+    <w:p>
+      <w:pPr>
+        <w:spacing w:after="0"/>
+      </w:pPr>
+      <w:r>
+        <w:rPr>
+          <w:rFonts w:ascii="Courier New" w:cs="Courier New" w:eastAsia="Courier New" w:hAnsi="Courier New"/>
+          <w:color w:val="2d3436"/>
+          <w:sz w:val="16"/>
+          <w:szCs w:val="16"/>
+        </w:rPr>
+        <w:t xml:space="preserve">+---------------------------+</w:t>
+      </w:r>
+    </w:p>
+    <w:p>
+      <w:pPr>
+        <w:spacing w:after="0"/>
+      </w:pPr>
+      <w:r>
+        <w:rPr>
+          <w:rFonts w:ascii="Courier New" w:cs="Courier New" w:eastAsia="Courier New" w:hAnsi="Courier New"/>
+          <w:color w:val="2d3436"/>
+          <w:sz w:val="16"/>
+          <w:szCs w:val="16"/>
+        </w:rPr>
+        <w:t xml:space="preserve">| Signal Preprocessing &amp;    |</w:t>
+      </w:r>
+    </w:p>
+    <w:p>
+      <w:pPr>
+        <w:spacing w:after="0"/>
+      </w:pPr>
+      <w:r>
+        <w:rPr>
+          <w:rFonts w:ascii="Courier New" w:cs="Courier New" w:eastAsia="Courier New" w:hAnsi="Courier New"/>
+          <w:color w:val="2d3436"/>
+          <w:sz w:val="16"/>
+          <w:szCs w:val="16"/>
+        </w:rPr>
+        <w:t xml:space="preserve">| Feature Extraction        |</w:t>
+      </w:r>
+    </w:p>
+    <w:p>
+      <w:pPr>
+        <w:spacing w:after="0"/>
+      </w:pPr>
+      <w:r>
+        <w:rPr>
+          <w:rFonts w:ascii="Courier New" w:cs="Courier New" w:eastAsia="Courier New" w:hAnsi="Courier New"/>
+          <w:color w:val="2d3436"/>
+          <w:sz w:val="16"/>
+          <w:szCs w:val="16"/>
+        </w:rPr>
+        <w:t xml:space="preserve">+-----------+---------------+</w:t>
+      </w:r>
+    </w:p>
+    <w:p>
+      <w:pPr>
+        <w:spacing w:after="0"/>
+      </w:pPr>
+      <w:r>
+        <w:rPr>
+          <w:rFonts w:ascii="Courier New" w:cs="Courier New" w:eastAsia="Courier New" w:hAnsi="Courier New"/>
+          <w:color w:val="2d3436"/>
+          <w:sz w:val="16"/>
+          <w:szCs w:val="16"/>
+        </w:rPr>
+        <w:t xml:space="preserve">            |</w:t>
+      </w:r>
+    </w:p>
+    <w:p>
+      <w:pPr>
+        <w:spacing w:after="0"/>
+      </w:pPr>
+      <w:r>
+        <w:rPr>
+          <w:rFonts w:ascii="Courier New" w:cs="Courier New" w:eastAsia="Courier New" w:hAnsi="Courier New"/>
+          <w:color w:val="2d3436"/>
+          <w:sz w:val="16"/>
+          <w:szCs w:val="16"/>
+        </w:rPr>
+        <w:t xml:space="preserve">            v</w:t>
+      </w:r>
+    </w:p>
+    <w:p>
+      <w:pPr>
+        <w:spacing w:after="0"/>
+      </w:pPr>
+      <w:r>
+        <w:rPr>
+          <w:rFonts w:ascii="Courier New" w:cs="Courier New" w:eastAsia="Courier New" w:hAnsi="Courier New"/>
+          <w:color w:val="2d3436"/>
+          <w:sz w:val="16"/>
+          <w:szCs w:val="16"/>
+        </w:rPr>
+        <w:t xml:space="preserve">+---------------------------+</w:t>
+      </w:r>
+    </w:p>
+    <w:p>
+      <w:pPr>
+        <w:spacing w:after="0"/>
+      </w:pPr>
+      <w:r>
+        <w:rPr>
+          <w:rFonts w:ascii="Courier New" w:cs="Courier New" w:eastAsia="Courier New" w:hAnsi="Courier New"/>
+          <w:color w:val="2d3436"/>
+          <w:sz w:val="16"/>
+          <w:szCs w:val="16"/>
+        </w:rPr>
+        <w:t xml:space="preserve">| Behavioural Model         |</w:t>
+      </w:r>
+    </w:p>
+    <w:p>
+      <w:pPr>
+        <w:spacing w:after="0"/>
+      </w:pPr>
+      <w:r>
+        <w:rPr>
+          <w:rFonts w:ascii="Courier New" w:cs="Courier New" w:eastAsia="Courier New" w:hAnsi="Courier New"/>
+          <w:color w:val="2d3436"/>
+          <w:sz w:val="16"/>
+          <w:szCs w:val="16"/>
+        </w:rPr>
+        <w:t xml:space="preserve">| Comparison                |</w:t>
+      </w:r>
+    </w:p>
+    <w:p>
+      <w:pPr>
+        <w:spacing w:after="0"/>
+      </w:pPr>
+      <w:r>
+        <w:rPr>
+          <w:rFonts w:ascii="Courier New" w:cs="Courier New" w:eastAsia="Courier New" w:hAnsi="Courier New"/>
+          <w:color w:val="2d3436"/>
+          <w:sz w:val="16"/>
+          <w:szCs w:val="16"/>
+        </w:rPr>
+        <w:t xml:space="preserve">+-----------+---------------+</w:t>
+      </w:r>
+    </w:p>
+    <w:p>
+      <w:pPr>
+        <w:spacing w:after="0"/>
+      </w:pPr>
+      <w:r>
+        <w:rPr>
+          <w:rFonts w:ascii="Courier New" w:cs="Courier New" w:eastAsia="Courier New" w:hAnsi="Courier New"/>
+          <w:color w:val="2d3436"/>
+          <w:sz w:val="16"/>
+          <w:szCs w:val="16"/>
+        </w:rPr>
+        <w:t xml:space="preserve">            |</w:t>
+      </w:r>
+    </w:p>
+    <w:p>
+      <w:pPr>
+        <w:spacing w:after="0"/>
+      </w:pPr>
+      <w:r>
+        <w:rPr>
+          <w:rFonts w:ascii="Courier New" w:cs="Courier New" w:eastAsia="Courier New" w:hAnsi="Courier New"/>
+          <w:color w:val="2d3436"/>
+          <w:sz w:val="16"/>
+          <w:szCs w:val="16"/>
+        </w:rPr>
+        <w:t xml:space="preserve">            v</w:t>
+      </w:r>
+    </w:p>
+    <w:p>
+      <w:pPr>
+        <w:spacing w:after="0"/>
+      </w:pPr>
+      <w:r>
+        <w:rPr>
+          <w:rFonts w:ascii="Courier New" w:cs="Courier New" w:eastAsia="Courier New" w:hAnsi="Courier New"/>
+          <w:color w:val="2d3436"/>
+          <w:sz w:val="16"/>
+          <w:szCs w:val="16"/>
+        </w:rPr>
+        <w:t xml:space="preserve">+---------------------------+     +---------------------------+</w:t>
+      </w:r>
+    </w:p>
+    <w:p>
+      <w:pPr>
+        <w:spacing w:after="0"/>
+      </w:pPr>
+      <w:r>
+        <w:rPr>
+          <w:rFonts w:ascii="Courier New" w:cs="Courier New" w:eastAsia="Courier New" w:hAnsi="Courier New"/>
+          <w:color w:val="2d3436"/>
+          <w:sz w:val="16"/>
+          <w:szCs w:val="16"/>
+        </w:rPr>
+        <w:t xml:space="preserve">| Threat Score Engine       | &lt;-- | Route Risk Intelligence   |</w:t>
+      </w:r>
+    </w:p>
+    <w:p>
+      <w:pPr>
+        <w:spacing w:after="0"/>
+      </w:pPr>
+      <w:r>
+        <w:rPr>
+          <w:rFonts w:ascii="Courier New" w:cs="Courier New" w:eastAsia="Courier New" w:hAnsi="Courier New"/>
+          <w:color w:val="2d3436"/>
+          <w:sz w:val="16"/>
+          <w:szCs w:val="16"/>
+        </w:rPr>
+        <w:t xml:space="preserve">+-----------+---------------+     | + Occupant Duress         |</w:t>
+      </w:r>
+    </w:p>
+    <w:p>
+      <w:pPr>
+        <w:spacing w:after="0"/>
+      </w:pPr>
+      <w:r>
+        <w:rPr>
+          <w:rFonts w:ascii="Courier New" w:cs="Courier New" w:eastAsia="Courier New" w:hAnsi="Courier New"/>
+          <w:color w:val="2d3436"/>
+          <w:sz w:val="16"/>
+          <w:szCs w:val="16"/>
+        </w:rPr>
+        <w:t xml:space="preserve">            |                     | + Cargo Integrity         |</w:t>
+      </w:r>
+    </w:p>
+    <w:p>
+      <w:pPr>
+        <w:spacing w:after="0"/>
+      </w:pPr>
+      <w:r>
+        <w:rPr>
+          <w:rFonts w:ascii="Courier New" w:cs="Courier New" w:eastAsia="Courier New" w:hAnsi="Courier New"/>
+          <w:color w:val="2d3436"/>
+          <w:sz w:val="16"/>
+          <w:szCs w:val="16"/>
+        </w:rPr>
+        <w:t xml:space="preserve">            v                     +---------------------------+</w:t>
+      </w:r>
+    </w:p>
+    <w:p>
+      <w:pPr>
+        <w:spacing w:after="0"/>
+      </w:pPr>
+      <w:r>
+        <w:rPr>
+          <w:rFonts w:ascii="Courier New" w:cs="Courier New" w:eastAsia="Courier New" w:hAnsi="Courier New"/>
+          <w:color w:val="2d3436"/>
+          <w:sz w:val="16"/>
+          <w:szCs w:val="16"/>
+        </w:rPr>
+        <w:t xml:space="preserve">+---------------------------+</w:t>
+      </w:r>
+    </w:p>
+    <w:p>
+      <w:pPr>
+        <w:spacing w:after="0"/>
+      </w:pPr>
+      <w:r>
+        <w:rPr>
+          <w:rFonts w:ascii="Courier New" w:cs="Courier New" w:eastAsia="Courier New" w:hAnsi="Courier New"/>
+          <w:color w:val="2d3436"/>
+          <w:sz w:val="16"/>
+          <w:szCs w:val="16"/>
+        </w:rPr>
+        <w:t xml:space="preserve">| Response Classification   |</w:t>
+      </w:r>
+    </w:p>
+    <w:p>
+      <w:pPr>
+        <w:spacing w:after="0"/>
+      </w:pPr>
+      <w:r>
+        <w:rPr>
+          <w:rFonts w:ascii="Courier New" w:cs="Courier New" w:eastAsia="Courier New" w:hAnsi="Courier New"/>
+          <w:color w:val="2d3436"/>
+          <w:sz w:val="16"/>
+          <w:szCs w:val="16"/>
+        </w:rPr>
+        <w:t xml:space="preserve">| (Benign / Irregular /     |</w:t>
+      </w:r>
+    </w:p>
+    <w:p>
+      <w:pPr>
+        <w:spacing w:after="0"/>
+      </w:pPr>
+      <w:r>
+        <w:rPr>
+          <w:rFonts w:ascii="Courier New" w:cs="Courier New" w:eastAsia="Courier New" w:hAnsi="Courier New"/>
+          <w:color w:val="2d3436"/>
+          <w:sz w:val="16"/>
+          <w:szCs w:val="16"/>
+        </w:rPr>
+        <w:t xml:space="preserve">|  Suspicious / High-Risk)  |</w:t>
+      </w:r>
+    </w:p>
+    <w:p>
+      <w:pPr>
+        <w:spacing w:after="0"/>
+      </w:pPr>
+      <w:r>
+        <w:rPr>
+          <w:rFonts w:ascii="Courier New" w:cs="Courier New" w:eastAsia="Courier New" w:hAnsi="Courier New"/>
+          <w:color w:val="2d3436"/>
+          <w:sz w:val="16"/>
+          <w:szCs w:val="16"/>
+        </w:rPr>
+        <w:t xml:space="preserve">+---------------------------+</w:t>
+      </w:r>
+    </w:p>
+    <w:p>
+      <w:pPr>
+        <w:pStyle w:val="Heading2"/>
+        <w:spacing w:after="150" w:before="300"/>
+      </w:pPr>
+      <w:r>
+        <w:rPr>
+          <w:rFonts w:ascii="Calibri" w:cs="Calibri" w:eastAsia="Calibri" w:hAnsi="Calibri"/>
+          <w:b/>
+          <w:bCs/>
+          <w:color w:val="1a1a2e"/>
+        </w:rPr>
+        <w:t xml:space="preserve">FIG 4 — Learning Feedback Loop</w:t>
+      </w:r>
+    </w:p>
+    <w:p>
+      <w:pPr>
+        <w:spacing w:after="0"/>
+      </w:pPr>
+      <w:r>
+        <w:rPr>
+          <w:rFonts w:ascii="Courier New" w:cs="Courier New" w:eastAsia="Courier New" w:hAnsi="Courier New"/>
+          <w:color w:val="2d3436"/>
+          <w:sz w:val="16"/>
+          <w:szCs w:val="16"/>
+        </w:rPr>
+        <w:t xml:space="preserve">+---------------------------+</w:t>
+      </w:r>
+    </w:p>
+    <w:p>
+      <w:pPr>
+        <w:spacing w:after="0"/>
+      </w:pPr>
+      <w:r>
+        <w:rPr>
+          <w:rFonts w:ascii="Courier New" w:cs="Courier New" w:eastAsia="Courier New" w:hAnsi="Courier New"/>
+          <w:color w:val="2d3436"/>
+          <w:sz w:val="16"/>
+          <w:szCs w:val="16"/>
+        </w:rPr>
+        <w:t xml:space="preserve">| Historical Journey Data   |</w:t>
+      </w:r>
+    </w:p>
+    <w:p>
+      <w:pPr>
+        <w:spacing w:after="0"/>
+      </w:pPr>
+      <w:r>
+        <w:rPr>
+          <w:rFonts w:ascii="Courier New" w:cs="Courier New" w:eastAsia="Courier New" w:hAnsi="Courier New"/>
+          <w:color w:val="2d3436"/>
+          <w:sz w:val="16"/>
+          <w:szCs w:val="16"/>
+        </w:rPr>
+        <w:t xml:space="preserve">+-----------+---------------+</w:t>
+      </w:r>
+    </w:p>
+    <w:p>
+      <w:pPr>
+        <w:spacing w:after="0"/>
+      </w:pPr>
+      <w:r>
+        <w:rPr>
+          <w:rFonts w:ascii="Courier New" w:cs="Courier New" w:eastAsia="Courier New" w:hAnsi="Courier New"/>
+          <w:color w:val="2d3436"/>
+          <w:sz w:val="16"/>
+          <w:szCs w:val="16"/>
+        </w:rPr>
+        <w:t xml:space="preserve">            |</w:t>
+      </w:r>
+    </w:p>
+    <w:p>
+      <w:pPr>
+        <w:spacing w:after="0"/>
+      </w:pPr>
+      <w:r>
+        <w:rPr>
+          <w:rFonts w:ascii="Courier New" w:cs="Courier New" w:eastAsia="Courier New" w:hAnsi="Courier New"/>
+          <w:color w:val="2d3436"/>
+          <w:sz w:val="16"/>
+          <w:szCs w:val="16"/>
+        </w:rPr>
+        <w:t xml:space="preserve">            v</w:t>
+      </w:r>
+    </w:p>
+    <w:p>
+      <w:pPr>
+        <w:spacing w:after="0"/>
+      </w:pPr>
+      <w:r>
+        <w:rPr>
+          <w:rFonts w:ascii="Courier New" w:cs="Courier New" w:eastAsia="Courier New" w:hAnsi="Courier New"/>
+          <w:color w:val="2d3436"/>
+          <w:sz w:val="16"/>
+          <w:szCs w:val="16"/>
+        </w:rPr>
+        <w:t xml:space="preserve">+---------------------------+</w:t>
+      </w:r>
+    </w:p>
+    <w:p>
+      <w:pPr>
+        <w:spacing w:after="0"/>
+      </w:pPr>
+      <w:r>
+        <w:rPr>
+          <w:rFonts w:ascii="Courier New" w:cs="Courier New" w:eastAsia="Courier New" w:hAnsi="Courier New"/>
+          <w:color w:val="2d3436"/>
+          <w:sz w:val="16"/>
+          <w:szCs w:val="16"/>
+        </w:rPr>
+        <w:t xml:space="preserve">| Driver Behaviour Profile  |</w:t>
+      </w:r>
+    </w:p>
+    <w:p>
+      <w:pPr>
+        <w:spacing w:after="0"/>
+      </w:pPr>
+      <w:r>
+        <w:rPr>
+          <w:rFonts w:ascii="Courier New" w:cs="Courier New" w:eastAsia="Courier New" w:hAnsi="Courier New"/>
+          <w:color w:val="2d3436"/>
+          <w:sz w:val="16"/>
+          <w:szCs w:val="16"/>
+        </w:rPr>
+        <w:t xml:space="preserve">| Construction              |</w:t>
+      </w:r>
+    </w:p>
+    <w:p>
+      <w:pPr>
+        <w:spacing w:after="0"/>
+      </w:pPr>
+      <w:r>
+        <w:rPr>
+          <w:rFonts w:ascii="Courier New" w:cs="Courier New" w:eastAsia="Courier New" w:hAnsi="Courier New"/>
+          <w:color w:val="2d3436"/>
+          <w:sz w:val="16"/>
+          <w:szCs w:val="16"/>
+        </w:rPr>
+        <w:t xml:space="preserve">+-----------+---------------+</w:t>
+      </w:r>
+    </w:p>
+    <w:p>
+      <w:pPr>
+        <w:spacing w:after="0"/>
+      </w:pPr>
+      <w:r>
+        <w:rPr>
+          <w:rFonts w:ascii="Courier New" w:cs="Courier New" w:eastAsia="Courier New" w:hAnsi="Courier New"/>
+          <w:color w:val="2d3436"/>
+          <w:sz w:val="16"/>
+          <w:szCs w:val="16"/>
+        </w:rPr>
+        <w:t xml:space="preserve">            |</w:t>
+      </w:r>
+    </w:p>
+    <w:p>
+      <w:pPr>
+        <w:spacing w:after="0"/>
+      </w:pPr>
+      <w:r>
+        <w:rPr>
+          <w:rFonts w:ascii="Courier New" w:cs="Courier New" w:eastAsia="Courier New" w:hAnsi="Courier New"/>
+          <w:color w:val="2d3436"/>
+          <w:sz w:val="16"/>
+          <w:szCs w:val="16"/>
+        </w:rPr>
+        <w:t xml:space="preserve">            v</w:t>
+      </w:r>
+    </w:p>
+    <w:p>
+      <w:pPr>
+        <w:spacing w:after="0"/>
+      </w:pPr>
+      <w:r>
+        <w:rPr>
+          <w:rFonts w:ascii="Courier New" w:cs="Courier New" w:eastAsia="Courier New" w:hAnsi="Courier New"/>
+          <w:color w:val="2d3436"/>
+          <w:sz w:val="16"/>
+          <w:szCs w:val="16"/>
+        </w:rPr>
+        <w:t xml:space="preserve">+---------------------------+</w:t>
+      </w:r>
+    </w:p>
+    <w:p>
+      <w:pPr>
+        <w:spacing w:after="0"/>
+      </w:pPr>
+      <w:r>
+        <w:rPr>
+          <w:rFonts w:ascii="Courier New" w:cs="Courier New" w:eastAsia="Courier New" w:hAnsi="Courier New"/>
+          <w:color w:val="2d3436"/>
+          <w:sz w:val="16"/>
+          <w:szCs w:val="16"/>
+        </w:rPr>
+        <w:t xml:space="preserve">| Live Journey Comparison   |</w:t>
+      </w:r>
+    </w:p>
+    <w:p>
+      <w:pPr>
+        <w:spacing w:after="0"/>
+      </w:pPr>
+      <w:r>
+        <w:rPr>
+          <w:rFonts w:ascii="Courier New" w:cs="Courier New" w:eastAsia="Courier New" w:hAnsi="Courier New"/>
+          <w:color w:val="2d3436"/>
+          <w:sz w:val="16"/>
+          <w:szCs w:val="16"/>
+        </w:rPr>
+        <w:t xml:space="preserve">+-----------+---------------+</w:t>
+      </w:r>
+    </w:p>
+    <w:p>
+      <w:pPr>
+        <w:spacing w:after="0"/>
+      </w:pPr>
+      <w:r>
+        <w:rPr>
+          <w:rFonts w:ascii="Courier New" w:cs="Courier New" w:eastAsia="Courier New" w:hAnsi="Courier New"/>
+          <w:color w:val="2d3436"/>
+          <w:sz w:val="16"/>
+          <w:szCs w:val="16"/>
+        </w:rPr>
+        <w:t xml:space="preserve">            |</w:t>
+      </w:r>
+    </w:p>
+    <w:p>
+      <w:pPr>
+        <w:spacing w:after="0"/>
+      </w:pPr>
+      <w:r>
+        <w:rPr>
+          <w:rFonts w:ascii="Courier New" w:cs="Courier New" w:eastAsia="Courier New" w:hAnsi="Courier New"/>
+          <w:color w:val="2d3436"/>
+          <w:sz w:val="16"/>
+          <w:szCs w:val="16"/>
+        </w:rPr>
+        <w:t xml:space="preserve">    +-------+-------+</w:t>
+      </w:r>
+    </w:p>
+    <w:p>
+      <w:pPr>
+        <w:spacing w:after="0"/>
+      </w:pPr>
+      <w:r>
+        <w:rPr>
+          <w:rFonts w:ascii="Courier New" w:cs="Courier New" w:eastAsia="Courier New" w:hAnsi="Courier New"/>
+          <w:color w:val="2d3436"/>
+          <w:sz w:val="16"/>
+          <w:szCs w:val="16"/>
+        </w:rPr>
+        <w:t xml:space="preserve">    |               |</w:t>
+      </w:r>
+    </w:p>
+    <w:p>
+      <w:pPr>
+        <w:spacing w:after="0"/>
+      </w:pPr>
+      <w:r>
+        <w:rPr>
+          <w:rFonts w:ascii="Courier New" w:cs="Courier New" w:eastAsia="Courier New" w:hAnsi="Courier New"/>
+          <w:color w:val="2d3436"/>
+          <w:sz w:val="16"/>
+          <w:szCs w:val="16"/>
+        </w:rPr>
+        <w:t xml:space="preserve">+---v------+  +-----v-----------+</w:t>
+      </w:r>
+    </w:p>
+    <w:p>
+      <w:pPr>
+        <w:spacing w:after="0"/>
+      </w:pPr>
+      <w:r>
+        <w:rPr>
+          <w:rFonts w:ascii="Courier New" w:cs="Courier New" w:eastAsia="Courier New" w:hAnsi="Courier New"/>
+          <w:color w:val="2d3436"/>
+          <w:sz w:val="16"/>
+          <w:szCs w:val="16"/>
+        </w:rPr>
+        <w:t xml:space="preserve">| Match    |  | Deviation       |</w:t>
+      </w:r>
+    </w:p>
+    <w:p>
+      <w:pPr>
+        <w:spacing w:after="0"/>
+      </w:pPr>
+      <w:r>
+        <w:rPr>
+          <w:rFonts w:ascii="Courier New" w:cs="Courier New" w:eastAsia="Courier New" w:hAnsi="Courier New"/>
+          <w:color w:val="2d3436"/>
+          <w:sz w:val="16"/>
+          <w:szCs w:val="16"/>
+        </w:rPr>
+        <w:t xml:space="preserve">| (normal) |  | (flag for       |</w:t>
+      </w:r>
+    </w:p>
+    <w:p>
+      <w:pPr>
+        <w:spacing w:after="0"/>
+      </w:pPr>
+      <w:r>
+        <w:rPr>
+          <w:rFonts w:ascii="Courier New" w:cs="Courier New" w:eastAsia="Courier New" w:hAnsi="Courier New"/>
+          <w:color w:val="2d3436"/>
+          <w:sz w:val="16"/>
+          <w:szCs w:val="16"/>
+        </w:rPr>
+        <w:t xml:space="preserve">+----------+  |  review)        |</w:t>
+      </w:r>
+    </w:p>
+    <w:p>
+      <w:pPr>
+        <w:spacing w:after="0"/>
+      </w:pPr>
+      <w:r>
+        <w:rPr>
+          <w:rFonts w:ascii="Courier New" w:cs="Courier New" w:eastAsia="Courier New" w:hAnsi="Courier New"/>
+          <w:color w:val="2d3436"/>
+          <w:sz w:val="16"/>
+          <w:szCs w:val="16"/>
+        </w:rPr>
+        <w:t xml:space="preserve">              +--------+--------+</w:t>
+      </w:r>
+    </w:p>
+    <w:p>
+      <w:pPr>
+        <w:spacing w:after="0"/>
+      </w:pPr>
+      <w:r>
+        <w:rPr>
+          <w:rFonts w:ascii="Courier New" w:cs="Courier New" w:eastAsia="Courier New" w:hAnsi="Courier New"/>
+          <w:color w:val="2d3436"/>
+          <w:sz w:val="16"/>
+          <w:szCs w:val="16"/>
+        </w:rPr>
+        <w:t xml:space="preserve">                       |</w:t>
+      </w:r>
+    </w:p>
+    <w:p>
+      <w:pPr>
+        <w:spacing w:after="0"/>
+      </w:pPr>
+      <w:r>
+        <w:rPr>
+          <w:rFonts w:ascii="Courier New" w:cs="Courier New" w:eastAsia="Courier New" w:hAnsi="Courier New"/>
+          <w:color w:val="2d3436"/>
+          <w:sz w:val="16"/>
+          <w:szCs w:val="16"/>
+        </w:rPr>
+        <w:t xml:space="preserve">                       v</w:t>
+      </w:r>
+    </w:p>
+    <w:p>
+      <w:pPr>
+        <w:spacing w:after="0"/>
+      </w:pPr>
+      <w:r>
+        <w:rPr>
+          <w:rFonts w:ascii="Courier New" w:cs="Courier New" w:eastAsia="Courier New" w:hAnsi="Courier New"/>
+          <w:color w:val="2d3436"/>
+          <w:sz w:val="16"/>
+          <w:szCs w:val="16"/>
+        </w:rPr>
+        <w:t xml:space="preserve">              +-------------------+</w:t>
+      </w:r>
+    </w:p>
+    <w:p>
+      <w:pPr>
+        <w:spacing w:after="0"/>
+      </w:pPr>
+      <w:r>
+        <w:rPr>
+          <w:rFonts w:ascii="Courier New" w:cs="Courier New" w:eastAsia="Courier New" w:hAnsi="Courier New"/>
+          <w:color w:val="2d3436"/>
+          <w:sz w:val="16"/>
+          <w:szCs w:val="16"/>
+        </w:rPr>
+        <w:t xml:space="preserve">              | Verified Outcome  |</w:t>
+      </w:r>
+    </w:p>
+    <w:p>
+      <w:pPr>
+        <w:spacing w:after="0"/>
+      </w:pPr>
+      <w:r>
+        <w:rPr>
+          <w:rFonts w:ascii="Courier New" w:cs="Courier New" w:eastAsia="Courier New" w:hAnsi="Courier New"/>
+          <w:color w:val="2d3436"/>
+          <w:sz w:val="16"/>
+          <w:szCs w:val="16"/>
+        </w:rPr>
+        <w:t xml:space="preserve">              | (false positive / |</w:t>
+      </w:r>
+    </w:p>
+    <w:p>
+      <w:pPr>
+        <w:spacing w:after="0"/>
+      </w:pPr>
+      <w:r>
+        <w:rPr>
+          <w:rFonts w:ascii="Courier New" w:cs="Courier New" w:eastAsia="Courier New" w:hAnsi="Courier New"/>
+          <w:color w:val="2d3436"/>
+          <w:sz w:val="16"/>
+          <w:szCs w:val="16"/>
+        </w:rPr>
+        <w:t xml:space="preserve">              |  true incident)   |</w:t>
+      </w:r>
+    </w:p>
+    <w:p>
+      <w:pPr>
+        <w:spacing w:after="0"/>
+      </w:pPr>
+      <w:r>
+        <w:rPr>
+          <w:rFonts w:ascii="Courier New" w:cs="Courier New" w:eastAsia="Courier New" w:hAnsi="Courier New"/>
+          <w:color w:val="2d3436"/>
+          <w:sz w:val="16"/>
+          <w:szCs w:val="16"/>
+        </w:rPr>
+        <w:t xml:space="preserve">              +--------+----------+</w:t>
+      </w:r>
+    </w:p>
+    <w:p>
+      <w:pPr>
+        <w:spacing w:after="0"/>
+      </w:pPr>
+      <w:r>
+        <w:rPr>
+          <w:rFonts w:ascii="Courier New" w:cs="Courier New" w:eastAsia="Courier New" w:hAnsi="Courier New"/>
+          <w:color w:val="2d3436"/>
+          <w:sz w:val="16"/>
+          <w:szCs w:val="16"/>
+        </w:rPr>
+        <w:t xml:space="preserve">                       |</w:t>
+      </w:r>
+    </w:p>
+    <w:p>
+      <w:pPr>
+        <w:spacing w:after="0"/>
+      </w:pPr>
+      <w:r>
+        <w:rPr>
+          <w:rFonts w:ascii="Courier New" w:cs="Courier New" w:eastAsia="Courier New" w:hAnsi="Courier New"/>
+          <w:color w:val="2d3436"/>
+          <w:sz w:val="16"/>
+          <w:szCs w:val="16"/>
+        </w:rPr>
+        <w:t xml:space="preserve">                       v</w:t>
+      </w:r>
+    </w:p>
+    <w:p>
+      <w:pPr>
+        <w:spacing w:after="0"/>
+      </w:pPr>
+      <w:r>
+        <w:rPr>
+          <w:rFonts w:ascii="Courier New" w:cs="Courier New" w:eastAsia="Courier New" w:hAnsi="Courier New"/>
+          <w:color w:val="2d3436"/>
+          <w:sz w:val="16"/>
+          <w:szCs w:val="16"/>
+        </w:rPr>
+        <w:t xml:space="preserve">              +-------------------+</w:t>
+      </w:r>
+    </w:p>
+    <w:p>
+      <w:pPr>
+        <w:spacing w:after="0"/>
+      </w:pPr>
+      <w:r>
+        <w:rPr>
+          <w:rFonts w:ascii="Courier New" w:cs="Courier New" w:eastAsia="Courier New" w:hAnsi="Courier New"/>
+          <w:color w:val="2d3436"/>
+          <w:sz w:val="16"/>
+          <w:szCs w:val="16"/>
+        </w:rPr>
+        <w:t xml:space="preserve">              | Model Update      |</w:t>
+      </w:r>
+    </w:p>
+    <w:p>
+      <w:pPr>
+        <w:spacing w:after="0"/>
+      </w:pPr>
+      <w:r>
+        <w:rPr>
+          <w:rFonts w:ascii="Courier New" w:cs="Courier New" w:eastAsia="Courier New" w:hAnsi="Courier New"/>
+          <w:color w:val="2d3436"/>
+          <w:sz w:val="16"/>
+          <w:szCs w:val="16"/>
+        </w:rPr>
+        <w:t xml:space="preserve">              | (refine profile)  |</w:t>
+      </w:r>
+    </w:p>
+    <w:p>
+      <w:pPr>
+        <w:spacing w:after="0"/>
+      </w:pPr>
+      <w:r>
+        <w:rPr>
+          <w:rFonts w:ascii="Courier New" w:cs="Courier New" w:eastAsia="Courier New" w:hAnsi="Courier New"/>
+          <w:color w:val="2d3436"/>
+          <w:sz w:val="16"/>
+          <w:szCs w:val="16"/>
+        </w:rPr>
+        <w:t xml:space="preserve">              +-------------------+</w:t>
+      </w:r>
+    </w:p>
+    <w:p>
+      <w:pPr>
+        <w:pStyle w:val="Heading2"/>
+        <w:spacing w:after="150" w:before="300"/>
+      </w:pPr>
+      <w:r>
+        <w:rPr>
+          <w:rFonts w:ascii="Calibri" w:cs="Calibri" w:eastAsia="Calibri" w:hAnsi="Calibri"/>
+          <w:b/>
+          <w:bCs/>
+          <w:color w:val="1a1a2e"/>
+        </w:rPr>
+        <w:t xml:space="preserve">FIG 5 — In-Vehicle Device Hardware Architecture</w:t>
+      </w:r>
+    </w:p>
+    <w:p>
+      <w:pPr>
+        <w:spacing w:after="0"/>
+      </w:pPr>
+      <w:r>
+        <w:rPr>
+          <w:rFonts w:ascii="Courier New" w:cs="Courier New" w:eastAsia="Courier New" w:hAnsi="Courier New"/>
+          <w:color w:val="2d3436"/>
+          <w:sz w:val="16"/>
+          <w:szCs w:val="16"/>
+        </w:rPr>
+        <w:t xml:space="preserve">+============================================+</w:t>
+      </w:r>
+    </w:p>
+    <w:p>
+      <w:pPr>
+        <w:spacing w:after="0"/>
+      </w:pPr>
+      <w:r>
+        <w:rPr>
+          <w:rFonts w:ascii="Courier New" w:cs="Courier New" w:eastAsia="Courier New" w:hAnsi="Courier New"/>
+          <w:color w:val="2d3436"/>
+          <w:sz w:val="16"/>
+          <w:szCs w:val="16"/>
+        </w:rPr>
+        <w:t xml:space="preserve">|        IN-VEHICLE AI DEVICE                |</w:t>
+      </w:r>
+    </w:p>
+    <w:p>
+      <w:pPr>
+        <w:spacing w:after="0"/>
+      </w:pPr>
+      <w:r>
+        <w:rPr>
+          <w:rFonts w:ascii="Courier New" w:cs="Courier New" w:eastAsia="Courier New" w:hAnsi="Courier New"/>
+          <w:color w:val="2d3436"/>
+          <w:sz w:val="16"/>
+          <w:szCs w:val="16"/>
+        </w:rPr>
+        <w:t xml:space="preserve">+============================================+</w:t>
+      </w:r>
+    </w:p>
+    <w:p>
+      <w:pPr>
+        <w:spacing w:after="0"/>
+      </w:pPr>
+      <w:r>
+        <w:rPr>
+          <w:rFonts w:ascii="Courier New" w:cs="Courier New" w:eastAsia="Courier New" w:hAnsi="Courier New"/>
+          <w:color w:val="2d3436"/>
+          <w:sz w:val="16"/>
+          <w:szCs w:val="16"/>
+        </w:rPr>
+        <w:t xml:space="preserve">|                                            |</w:t>
+      </w:r>
+    </w:p>
+    <w:p>
+      <w:pPr>
+        <w:spacing w:after="0"/>
+      </w:pPr>
+      <w:r>
+        <w:rPr>
+          <w:rFonts w:ascii="Courier New" w:cs="Courier New" w:eastAsia="Courier New" w:hAnsi="Courier New"/>
+          <w:color w:val="2d3436"/>
+          <w:sz w:val="16"/>
+          <w:szCs w:val="16"/>
+        </w:rPr>
+        <w:t xml:space="preserve">|  +----------+  +----------+  +----------+  |</w:t>
+      </w:r>
+    </w:p>
+    <w:p>
+      <w:pPr>
+        <w:spacing w:after="0"/>
+      </w:pPr>
+      <w:r>
+        <w:rPr>
+          <w:rFonts w:ascii="Courier New" w:cs="Courier New" w:eastAsia="Courier New" w:hAnsi="Courier New"/>
+          <w:color w:val="2d3436"/>
+          <w:sz w:val="16"/>
+          <w:szCs w:val="16"/>
+        </w:rPr>
+        <w:t xml:space="preserve">|  | AI       |  | Secure   |  | Backup   |  |</w:t>
+      </w:r>
+    </w:p>
+    <w:p>
+      <w:pPr>
+        <w:spacing w:after="0"/>
+      </w:pPr>
+      <w:r>
+        <w:rPr>
+          <w:rFonts w:ascii="Courier New" w:cs="Courier New" w:eastAsia="Courier New" w:hAnsi="Courier New"/>
+          <w:color w:val="2d3436"/>
+          <w:sz w:val="16"/>
+          <w:szCs w:val="16"/>
+        </w:rPr>
+        <w:t xml:space="preserve">|  | Processor|  | Storage  |  | Power    |  |</w:t>
+      </w:r>
+    </w:p>
+    <w:p>
+      <w:pPr>
+        <w:spacing w:after="0"/>
+      </w:pPr>
+      <w:r>
+        <w:rPr>
+          <w:rFonts w:ascii="Courier New" w:cs="Courier New" w:eastAsia="Courier New" w:hAnsi="Courier New"/>
+          <w:color w:val="2d3436"/>
+          <w:sz w:val="16"/>
+          <w:szCs w:val="16"/>
+        </w:rPr>
+        <w:t xml:space="preserve">|  +----------+  +----------+  +----------+  |</w:t>
+      </w:r>
+    </w:p>
+    <w:p>
+      <w:pPr>
+        <w:spacing w:after="0"/>
+      </w:pPr>
+      <w:r>
+        <w:rPr>
+          <w:rFonts w:ascii="Courier New" w:cs="Courier New" w:eastAsia="Courier New" w:hAnsi="Courier New"/>
+          <w:color w:val="2d3436"/>
+          <w:sz w:val="16"/>
+          <w:szCs w:val="16"/>
+        </w:rPr>
+        <w:t xml:space="preserve">|                                            |</w:t>
+      </w:r>
+    </w:p>
+    <w:p>
+      <w:pPr>
+        <w:spacing w:after="0"/>
+      </w:pPr>
+      <w:r>
+        <w:rPr>
+          <w:rFonts w:ascii="Courier New" w:cs="Courier New" w:eastAsia="Courier New" w:hAnsi="Courier New"/>
+          <w:color w:val="2d3436"/>
+          <w:sz w:val="16"/>
+          <w:szCs w:val="16"/>
+        </w:rPr>
+        <w:t xml:space="preserve">|  +----------+  +----------+  +----------+  |</w:t>
+      </w:r>
+    </w:p>
+    <w:p>
+      <w:pPr>
+        <w:spacing w:after="0"/>
+      </w:pPr>
+      <w:r>
+        <w:rPr>
+          <w:rFonts w:ascii="Courier New" w:cs="Courier New" w:eastAsia="Courier New" w:hAnsi="Courier New"/>
+          <w:color w:val="2d3436"/>
+          <w:sz w:val="16"/>
+          <w:szCs w:val="16"/>
+        </w:rPr>
+        <w:t xml:space="preserve">|  | Cellular |  | Bluetooth|  | Sub-GHz  |  |</w:t>
+      </w:r>
+    </w:p>
+    <w:p>
+      <w:pPr>
+        <w:spacing w:after="0"/>
+      </w:pPr>
+      <w:r>
+        <w:rPr>
+          <w:rFonts w:ascii="Courier New" w:cs="Courier New" w:eastAsia="Courier New" w:hAnsi="Courier New"/>
+          <w:color w:val="2d3436"/>
+          <w:sz w:val="16"/>
+          <w:szCs w:val="16"/>
+        </w:rPr>
+        <w:t xml:space="preserve">|  | Radio    |  | Radio    |  | Radio    |  |</w:t>
+      </w:r>
+    </w:p>
+    <w:p>
+      <w:pPr>
+        <w:spacing w:after="0"/>
+      </w:pPr>
+      <w:r>
+        <w:rPr>
+          <w:rFonts w:ascii="Courier New" w:cs="Courier New" w:eastAsia="Courier New" w:hAnsi="Courier New"/>
+          <w:color w:val="2d3436"/>
+          <w:sz w:val="16"/>
+          <w:szCs w:val="16"/>
+        </w:rPr>
+        <w:t xml:space="preserve">|  +----------+  +----------+  +----------+  |</w:t>
+      </w:r>
+    </w:p>
+    <w:p>
+      <w:pPr>
+        <w:spacing w:after="0"/>
+      </w:pPr>
+      <w:r>
+        <w:rPr>
+          <w:rFonts w:ascii="Courier New" w:cs="Courier New" w:eastAsia="Courier New" w:hAnsi="Courier New"/>
+          <w:color w:val="2d3436"/>
+          <w:sz w:val="16"/>
+          <w:szCs w:val="16"/>
+        </w:rPr>
+        <w:t xml:space="preserve">|                                            |</w:t>
+      </w:r>
+    </w:p>
+    <w:p>
+      <w:pPr>
+        <w:spacing w:after="0"/>
+      </w:pPr>
+      <w:r>
+        <w:rPr>
+          <w:rFonts w:ascii="Courier New" w:cs="Courier New" w:eastAsia="Courier New" w:hAnsi="Courier New"/>
+          <w:color w:val="2d3436"/>
+          <w:sz w:val="16"/>
+          <w:szCs w:val="16"/>
+        </w:rPr>
+        <w:t xml:space="preserve">|  +----------+  +----------+  +----------+  |</w:t>
+      </w:r>
+    </w:p>
+    <w:p>
+      <w:pPr>
+        <w:spacing w:after="0"/>
+      </w:pPr>
+      <w:r>
+        <w:rPr>
+          <w:rFonts w:ascii="Courier New" w:cs="Courier New" w:eastAsia="Courier New" w:hAnsi="Courier New"/>
+          <w:color w:val="2d3436"/>
+          <w:sz w:val="16"/>
+          <w:szCs w:val="16"/>
+        </w:rPr>
+        <w:t xml:space="preserve">|  | GPS /    |  | IMU /    |  | Tamper   |  |</w:t>
+      </w:r>
+    </w:p>
+    <w:p>
+      <w:pPr>
+        <w:spacing w:after="0"/>
+      </w:pPr>
+      <w:r>
+        <w:rPr>
+          <w:rFonts w:ascii="Courier New" w:cs="Courier New" w:eastAsia="Courier New" w:hAnsi="Courier New"/>
+          <w:color w:val="2d3436"/>
+          <w:sz w:val="16"/>
+          <w:szCs w:val="16"/>
+        </w:rPr>
+        <w:t xml:space="preserve">|  | GNSS     |  | Accel    |  | Sensor   |  |</w:t>
+      </w:r>
+    </w:p>
+    <w:p>
+      <w:pPr>
+        <w:spacing w:after="0"/>
+      </w:pPr>
+      <w:r>
+        <w:rPr>
+          <w:rFonts w:ascii="Courier New" w:cs="Courier New" w:eastAsia="Courier New" w:hAnsi="Courier New"/>
+          <w:color w:val="2d3436"/>
+          <w:sz w:val="16"/>
+          <w:szCs w:val="16"/>
+        </w:rPr>
+        <w:t xml:space="preserve">|  +----------+  +----------+  +----------+  |</w:t>
+      </w:r>
+    </w:p>
+    <w:p>
+      <w:pPr>
+        <w:spacing w:after="0"/>
+      </w:pPr>
+      <w:r>
+        <w:rPr>
+          <w:rFonts w:ascii="Courier New" w:cs="Courier New" w:eastAsia="Courier New" w:hAnsi="Courier New"/>
+          <w:color w:val="2d3436"/>
+          <w:sz w:val="16"/>
+          <w:szCs w:val="16"/>
+        </w:rPr>
+        <w:t xml:space="preserve">|                                            |</w:t>
+      </w:r>
+    </w:p>
+    <w:p>
+      <w:pPr>
+        <w:spacing w:after="0"/>
+      </w:pPr>
+      <w:r>
+        <w:rPr>
+          <w:rFonts w:ascii="Courier New" w:cs="Courier New" w:eastAsia="Courier New" w:hAnsi="Courier New"/>
+          <w:color w:val="2d3436"/>
+          <w:sz w:val="16"/>
+          <w:szCs w:val="16"/>
+        </w:rPr>
+        <w:t xml:space="preserve">|  +----------+  +----------+               |</w:t>
+      </w:r>
+    </w:p>
+    <w:p>
+      <w:pPr>
+        <w:spacing w:after="0"/>
+      </w:pPr>
+      <w:r>
+        <w:rPr>
+          <w:rFonts w:ascii="Courier New" w:cs="Courier New" w:eastAsia="Courier New" w:hAnsi="Courier New"/>
+          <w:color w:val="2d3436"/>
+          <w:sz w:val="16"/>
+          <w:szCs w:val="16"/>
+        </w:rPr>
+        <w:t xml:space="preserve">|  | CAN/OBD  |  | Audio    |               |</w:t>
+      </w:r>
+    </w:p>
+    <w:p>
+      <w:pPr>
+        <w:spacing w:after="0"/>
+      </w:pPr>
+      <w:r>
+        <w:rPr>
+          <w:rFonts w:ascii="Courier New" w:cs="Courier New" w:eastAsia="Courier New" w:hAnsi="Courier New"/>
+          <w:color w:val="2d3436"/>
+          <w:sz w:val="16"/>
+          <w:szCs w:val="16"/>
+        </w:rPr>
+        <w:t xml:space="preserve">|  | Interface|  | Input    |               |</w:t>
+      </w:r>
+    </w:p>
+    <w:p>
+      <w:pPr>
+        <w:spacing w:after="0"/>
+      </w:pPr>
+      <w:r>
+        <w:rPr>
+          <w:rFonts w:ascii="Courier New" w:cs="Courier New" w:eastAsia="Courier New" w:hAnsi="Courier New"/>
+          <w:color w:val="2d3436"/>
+          <w:sz w:val="16"/>
+          <w:szCs w:val="16"/>
+        </w:rPr>
+        <w:t xml:space="preserve">|  +----------+  +----------+               |</w:t>
+      </w:r>
+    </w:p>
+    <w:p>
+      <w:pPr>
+        <w:spacing w:after="0"/>
+      </w:pPr>
+      <w:r>
+        <w:rPr>
+          <w:rFonts w:ascii="Courier New" w:cs="Courier New" w:eastAsia="Courier New" w:hAnsi="Courier New"/>
+          <w:color w:val="2d3436"/>
+          <w:sz w:val="16"/>
+          <w:szCs w:val="16"/>
+        </w:rPr>
+        <w:t xml:space="preserve">+============================================+</w:t>
+      </w:r>
+    </w:p>
+    <w:p>
+      <w:pPr>
+        <w:pStyle w:val="Heading2"/>
+        <w:spacing w:after="150" w:before="300"/>
+      </w:pPr>
+      <w:r>
+        <w:rPr>
+          <w:rFonts w:ascii="Calibri" w:cs="Calibri" w:eastAsia="Calibri" w:hAnsi="Calibri"/>
+          <w:b/>
+          <w:bCs/>
+          <w:color w:val="1a1a2e"/>
+        </w:rPr>
+        <w:t xml:space="preserve">FIG 6 — Wearable, Phone, and Vehicle Correlation Engine</w:t>
+      </w:r>
+    </w:p>
+    <w:p>
+      <w:pPr>
+        <w:spacing w:after="0"/>
+      </w:pPr>
+      <w:r>
+        <w:rPr>
+          <w:rFonts w:ascii="Courier New" w:cs="Courier New" w:eastAsia="Courier New" w:hAnsi="Courier New"/>
+          <w:color w:val="2d3436"/>
+          <w:sz w:val="16"/>
+          <w:szCs w:val="16"/>
+        </w:rPr>
+        <w:t xml:space="preserve">+------------+  +------------+  +------------+</w:t>
+      </w:r>
+    </w:p>
+    <w:p>
+      <w:pPr>
+        <w:spacing w:after="0"/>
+      </w:pPr>
+      <w:r>
+        <w:rPr>
+          <w:rFonts w:ascii="Courier New" w:cs="Courier New" w:eastAsia="Courier New" w:hAnsi="Courier New"/>
+          <w:color w:val="2d3436"/>
+          <w:sz w:val="16"/>
+          <w:szCs w:val="16"/>
+        </w:rPr>
+        <w:t xml:space="preserve">| Wearable   |  | Handset    |  | Vehicle    |</w:t>
+      </w:r>
+    </w:p>
+    <w:p>
+      <w:pPr>
+        <w:spacing w:after="0"/>
+      </w:pPr>
+      <w:r>
+        <w:rPr>
+          <w:rFonts w:ascii="Courier New" w:cs="Courier New" w:eastAsia="Courier New" w:hAnsi="Courier New"/>
+          <w:color w:val="2d3436"/>
+          <w:sz w:val="16"/>
+          <w:szCs w:val="16"/>
+        </w:rPr>
+        <w:t xml:space="preserve">| - Location |  | - Location |  | - Location |</w:t>
+      </w:r>
+    </w:p>
+    <w:p>
+      <w:pPr>
+        <w:spacing w:after="0"/>
+      </w:pPr>
+      <w:r>
+        <w:rPr>
+          <w:rFonts w:ascii="Courier New" w:cs="Courier New" w:eastAsia="Courier New" w:hAnsi="Courier New"/>
+          <w:color w:val="2d3436"/>
+          <w:sz w:val="16"/>
+          <w:szCs w:val="16"/>
+        </w:rPr>
+        <w:t xml:space="preserve">| - Motion   |  | - Online?  |  | - Telemetry|</w:t>
+      </w:r>
+    </w:p>
+    <w:p>
+      <w:pPr>
+        <w:spacing w:after="0"/>
+      </w:pPr>
+      <w:r>
+        <w:rPr>
+          <w:rFonts w:ascii="Courier New" w:cs="Courier New" w:eastAsia="Courier New" w:hAnsi="Courier New"/>
+          <w:color w:val="2d3436"/>
+          <w:sz w:val="16"/>
+          <w:szCs w:val="16"/>
+        </w:rPr>
+        <w:t xml:space="preserve">| - Body     |  | - Paired?  |  | - CAN data |</w:t>
+      </w:r>
+    </w:p>
+    <w:p>
+      <w:pPr>
+        <w:spacing w:after="0"/>
+      </w:pPr>
+      <w:r>
+        <w:rPr>
+          <w:rFonts w:ascii="Courier New" w:cs="Courier New" w:eastAsia="Courier New" w:hAnsi="Courier New"/>
+          <w:color w:val="2d3436"/>
+          <w:sz w:val="16"/>
+          <w:szCs w:val="16"/>
+        </w:rPr>
+        <w:t xml:space="preserve">|   contact  |  |            |  |            |</w:t>
+      </w:r>
+    </w:p>
+    <w:p>
+      <w:pPr>
+        <w:spacing w:after="0"/>
+      </w:pPr>
+      <w:r>
+        <w:rPr>
+          <w:rFonts w:ascii="Courier New" w:cs="Courier New" w:eastAsia="Courier New" w:hAnsi="Courier New"/>
+          <w:color w:val="2d3436"/>
+          <w:sz w:val="16"/>
+          <w:szCs w:val="16"/>
+        </w:rPr>
+        <w:t xml:space="preserve">| - Heart    |  |            |  |            |</w:t>
+      </w:r>
+    </w:p>
+    <w:p>
+      <w:pPr>
+        <w:spacing w:after="0"/>
+      </w:pPr>
+      <w:r>
+        <w:rPr>
+          <w:rFonts w:ascii="Courier New" w:cs="Courier New" w:eastAsia="Courier New" w:hAnsi="Courier New"/>
+          <w:color w:val="2d3436"/>
+          <w:sz w:val="16"/>
+          <w:szCs w:val="16"/>
+        </w:rPr>
+        <w:t xml:space="preserve">|   rate     |  |            |  |            |</w:t>
+      </w:r>
+    </w:p>
+    <w:p>
+      <w:pPr>
+        <w:spacing w:after="0"/>
+      </w:pPr>
+      <w:r>
+        <w:rPr>
+          <w:rFonts w:ascii="Courier New" w:cs="Courier New" w:eastAsia="Courier New" w:hAnsi="Courier New"/>
+          <w:color w:val="2d3436"/>
+          <w:sz w:val="16"/>
+          <w:szCs w:val="16"/>
+        </w:rPr>
+        <w:t xml:space="preserve">+-----+------+  +-----+------+  +-----+------+</w:t>
+      </w:r>
+    </w:p>
+    <w:p>
+      <w:pPr>
+        <w:spacing w:after="0"/>
+      </w:pPr>
+      <w:r>
+        <w:rPr>
+          <w:rFonts w:ascii="Courier New" w:cs="Courier New" w:eastAsia="Courier New" w:hAnsi="Courier New"/>
+          <w:color w:val="2d3436"/>
+          <w:sz w:val="16"/>
+          <w:szCs w:val="16"/>
+        </w:rPr>
+        <w:t xml:space="preserve">      |               |               |</w:t>
+      </w:r>
+    </w:p>
+    <w:p>
+      <w:pPr>
+        <w:spacing w:after="0"/>
+      </w:pPr>
+      <w:r>
+        <w:rPr>
+          <w:rFonts w:ascii="Courier New" w:cs="Courier New" w:eastAsia="Courier New" w:hAnsi="Courier New"/>
+          <w:color w:val="2d3436"/>
+          <w:sz w:val="16"/>
+          <w:szCs w:val="16"/>
+        </w:rPr>
+        <w:t xml:space="preserve">      +-------+-------+-------+-------+</w:t>
+      </w:r>
+    </w:p>
+    <w:p>
+      <w:pPr>
+        <w:spacing w:after="0"/>
+      </w:pPr>
+      <w:r>
+        <w:rPr>
+          <w:rFonts w:ascii="Courier New" w:cs="Courier New" w:eastAsia="Courier New" w:hAnsi="Courier New"/>
+          <w:color w:val="2d3436"/>
+          <w:sz w:val="16"/>
+          <w:szCs w:val="16"/>
+        </w:rPr>
+        <w:t xml:space="preserve">              |</w:t>
+      </w:r>
+    </w:p>
+    <w:p>
+      <w:pPr>
+        <w:spacing w:after="0"/>
+      </w:pPr>
+      <w:r>
+        <w:rPr>
+          <w:rFonts w:ascii="Courier New" w:cs="Courier New" w:eastAsia="Courier New" w:hAnsi="Courier New"/>
+          <w:color w:val="2d3436"/>
+          <w:sz w:val="16"/>
+          <w:szCs w:val="16"/>
+        </w:rPr>
+        <w:t xml:space="preserve">              v</w:t>
+      </w:r>
+    </w:p>
+    <w:p>
+      <w:pPr>
+        <w:spacing w:after="0"/>
+      </w:pPr>
+      <w:r>
+        <w:rPr>
+          <w:rFonts w:ascii="Courier New" w:cs="Courier New" w:eastAsia="Courier New" w:hAnsi="Courier New"/>
+          <w:color w:val="2d3436"/>
+          <w:sz w:val="16"/>
+          <w:szCs w:val="16"/>
+        </w:rPr>
+        <w:t xml:space="preserve">   +---------------------------+</w:t>
+      </w:r>
+    </w:p>
+    <w:p>
+      <w:pPr>
+        <w:spacing w:after="0"/>
+      </w:pPr>
+      <w:r>
+        <w:rPr>
+          <w:rFonts w:ascii="Courier New" w:cs="Courier New" w:eastAsia="Courier New" w:hAnsi="Courier New"/>
+          <w:color w:val="2d3436"/>
+          <w:sz w:val="16"/>
+          <w:szCs w:val="16"/>
+        </w:rPr>
+        <w:t xml:space="preserve">   | Correlation Engine        |</w:t>
+      </w:r>
+    </w:p>
+    <w:p>
+      <w:pPr>
+        <w:spacing w:after="0"/>
+      </w:pPr>
+      <w:r>
+        <w:rPr>
+          <w:rFonts w:ascii="Courier New" w:cs="Courier New" w:eastAsia="Courier New" w:hAnsi="Courier New"/>
+          <w:color w:val="2d3436"/>
+          <w:sz w:val="16"/>
+          <w:szCs w:val="16"/>
+        </w:rPr>
+        <w:t xml:space="preserve">   | - Signal fusion           |</w:t>
+      </w:r>
+    </w:p>
+    <w:p>
+      <w:pPr>
+        <w:spacing w:after="0"/>
+      </w:pPr>
+      <w:r>
+        <w:rPr>
+          <w:rFonts w:ascii="Courier New" w:cs="Courier New" w:eastAsia="Courier New" w:hAnsi="Courier New"/>
+          <w:color w:val="2d3436"/>
+          <w:sz w:val="16"/>
+          <w:szCs w:val="16"/>
+        </w:rPr>
+        <w:t xml:space="preserve">   | - Separation detection    |</w:t>
+      </w:r>
+    </w:p>
+    <w:p>
+      <w:pPr>
+        <w:spacing w:after="0"/>
+      </w:pPr>
+      <w:r>
+        <w:rPr>
+          <w:rFonts w:ascii="Courier New" w:cs="Courier New" w:eastAsia="Courier New" w:hAnsi="Courier New"/>
+          <w:color w:val="2d3436"/>
+          <w:sz w:val="16"/>
+          <w:szCs w:val="16"/>
+        </w:rPr>
+        <w:t xml:space="preserve">   | - Anomaly classification  |</w:t>
+      </w:r>
+    </w:p>
+    <w:p>
+      <w:pPr>
+        <w:spacing w:after="0"/>
+      </w:pPr>
+      <w:r>
+        <w:rPr>
+          <w:rFonts w:ascii="Courier New" w:cs="Courier New" w:eastAsia="Courier New" w:hAnsi="Courier New"/>
+          <w:color w:val="2d3436"/>
+          <w:sz w:val="16"/>
+          <w:szCs w:val="16"/>
+        </w:rPr>
+        <w:t xml:space="preserve">   +-------------+-------------+</w:t>
+      </w:r>
+    </w:p>
+    <w:p>
+      <w:pPr>
+        <w:spacing w:after="0"/>
+      </w:pPr>
+      <w:r>
+        <w:rPr>
+          <w:rFonts w:ascii="Courier New" w:cs="Courier New" w:eastAsia="Courier New" w:hAnsi="Courier New"/>
+          <w:color w:val="2d3436"/>
+          <w:sz w:val="16"/>
+          <w:szCs w:val="16"/>
+        </w:rPr>
+        <w:t xml:space="preserve">                 |</w:t>
+      </w:r>
+    </w:p>
+    <w:p>
+      <w:pPr>
+        <w:spacing w:after="0"/>
+      </w:pPr>
+      <w:r>
+        <w:rPr>
+          <w:rFonts w:ascii="Courier New" w:cs="Courier New" w:eastAsia="Courier New" w:hAnsi="Courier New"/>
+          <w:color w:val="2d3436"/>
+          <w:sz w:val="16"/>
+          <w:szCs w:val="16"/>
+        </w:rPr>
+        <w:t xml:space="preserve">                 v</w:t>
+      </w:r>
+    </w:p>
+    <w:p>
+      <w:pPr>
+        <w:spacing w:after="0"/>
+      </w:pPr>
+      <w:r>
+        <w:rPr>
+          <w:rFonts w:ascii="Courier New" w:cs="Courier New" w:eastAsia="Courier New" w:hAnsi="Courier New"/>
+          <w:color w:val="2d3436"/>
+          <w:sz w:val="16"/>
+          <w:szCs w:val="16"/>
+        </w:rPr>
+        <w:t xml:space="preserve">   +---------------------------+</w:t>
+      </w:r>
+    </w:p>
+    <w:p>
+      <w:pPr>
+        <w:spacing w:after="0"/>
+      </w:pPr>
+      <w:r>
+        <w:rPr>
+          <w:rFonts w:ascii="Courier New" w:cs="Courier New" w:eastAsia="Courier New" w:hAnsi="Courier New"/>
+          <w:color w:val="2d3436"/>
+          <w:sz w:val="16"/>
+          <w:szCs w:val="16"/>
+        </w:rPr>
+        <w:t xml:space="preserve">   | Combined Threat Score     |</w:t>
+      </w:r>
+    </w:p>
+    <w:p>
+      <w:pPr>
+        <w:spacing w:after="0"/>
+      </w:pPr>
+      <w:r>
+        <w:rPr>
+          <w:rFonts w:ascii="Courier New" w:cs="Courier New" w:eastAsia="Courier New" w:hAnsi="Courier New"/>
+          <w:color w:val="2d3436"/>
+          <w:sz w:val="16"/>
+          <w:szCs w:val="16"/>
+        </w:rPr>
+        <w:t xml:space="preserve">   +---------------------------+</w:t>
+      </w:r>
+    </w:p>
+    <w:p>
+      <w:pPr>
+        <w:pStyle w:val="Heading2"/>
+        <w:spacing w:after="150" w:before="300"/>
+      </w:pPr>
+      <w:r>
+        <w:rPr>
+          <w:rFonts w:ascii="Calibri" w:cs="Calibri" w:eastAsia="Calibri" w:hAnsi="Calibri"/>
+          <w:b/>
+          <w:bCs/>
+          <w:color w:val="1a1a2e"/>
+        </w:rPr>
+        <w:t xml:space="preserve">FIG 7 — Voice-Trigger Emergency Workflow</w:t>
+      </w:r>
+    </w:p>
+    <w:p>
+      <w:pPr>
+        <w:spacing w:after="0"/>
+      </w:pPr>
+      <w:r>
+        <w:rPr>
+          <w:rFonts w:ascii="Courier New" w:cs="Courier New" w:eastAsia="Courier New" w:hAnsi="Courier New"/>
+          <w:color w:val="2d3436"/>
+          <w:sz w:val="16"/>
+          <w:szCs w:val="16"/>
+        </w:rPr>
+        <w:t xml:space="preserve">+---------------------------+</w:t>
+      </w:r>
+    </w:p>
+    <w:p>
+      <w:pPr>
+        <w:spacing w:after="0"/>
+      </w:pPr>
+      <w:r>
+        <w:rPr>
+          <w:rFonts w:ascii="Courier New" w:cs="Courier New" w:eastAsia="Courier New" w:hAnsi="Courier New"/>
+          <w:color w:val="2d3436"/>
+          <w:sz w:val="16"/>
+          <w:szCs w:val="16"/>
+        </w:rPr>
+        <w:t xml:space="preserve">| Audio Input (in-vehicle   |</w:t>
+      </w:r>
+    </w:p>
+    <w:p>
+      <w:pPr>
+        <w:spacing w:after="0"/>
+      </w:pPr>
+      <w:r>
+        <w:rPr>
+          <w:rFonts w:ascii="Courier New" w:cs="Courier New" w:eastAsia="Courier New" w:hAnsi="Courier New"/>
+          <w:color w:val="2d3436"/>
+          <w:sz w:val="16"/>
+          <w:szCs w:val="16"/>
+        </w:rPr>
+        <w:t xml:space="preserve">| microphone / phone)       |</w:t>
+      </w:r>
+    </w:p>
+    <w:p>
+      <w:pPr>
+        <w:spacing w:after="0"/>
+      </w:pPr>
+      <w:r>
+        <w:rPr>
+          <w:rFonts w:ascii="Courier New" w:cs="Courier New" w:eastAsia="Courier New" w:hAnsi="Courier New"/>
+          <w:color w:val="2d3436"/>
+          <w:sz w:val="16"/>
+          <w:szCs w:val="16"/>
+        </w:rPr>
+        <w:t xml:space="preserve">+-----------+---------------+</w:t>
+      </w:r>
+    </w:p>
+    <w:p>
+      <w:pPr>
+        <w:spacing w:after="0"/>
+      </w:pPr>
+      <w:r>
+        <w:rPr>
+          <w:rFonts w:ascii="Courier New" w:cs="Courier New" w:eastAsia="Courier New" w:hAnsi="Courier New"/>
+          <w:color w:val="2d3436"/>
+          <w:sz w:val="16"/>
+          <w:szCs w:val="16"/>
+        </w:rPr>
+        <w:t xml:space="preserve">            |</w:t>
+      </w:r>
+    </w:p>
+    <w:p>
+      <w:pPr>
+        <w:spacing w:after="0"/>
+      </w:pPr>
+      <w:r>
+        <w:rPr>
+          <w:rFonts w:ascii="Courier New" w:cs="Courier New" w:eastAsia="Courier New" w:hAnsi="Courier New"/>
+          <w:color w:val="2d3436"/>
+          <w:sz w:val="16"/>
+          <w:szCs w:val="16"/>
+        </w:rPr>
+        <w:t xml:space="preserve">            v</w:t>
+      </w:r>
+    </w:p>
+    <w:p>
+      <w:pPr>
+        <w:spacing w:after="0"/>
+      </w:pPr>
+      <w:r>
+        <w:rPr>
+          <w:rFonts w:ascii="Courier New" w:cs="Courier New" w:eastAsia="Courier New" w:hAnsi="Courier New"/>
+          <w:color w:val="2d3436"/>
+          <w:sz w:val="16"/>
+          <w:szCs w:val="16"/>
+        </w:rPr>
+        <w:t xml:space="preserve">+---------------------------+</w:t>
+      </w:r>
+    </w:p>
+    <w:p>
+      <w:pPr>
+        <w:spacing w:after="0"/>
+      </w:pPr>
+      <w:r>
+        <w:rPr>
+          <w:rFonts w:ascii="Courier New" w:cs="Courier New" w:eastAsia="Courier New" w:hAnsi="Courier New"/>
+          <w:color w:val="2d3436"/>
+          <w:sz w:val="16"/>
+          <w:szCs w:val="16"/>
+        </w:rPr>
+        <w:t xml:space="preserve">| Voice Recognition Engine  |</w:t>
+      </w:r>
+    </w:p>
+    <w:p>
+      <w:pPr>
+        <w:spacing w:after="0"/>
+      </w:pPr>
+      <w:r>
+        <w:rPr>
+          <w:rFonts w:ascii="Courier New" w:cs="Courier New" w:eastAsia="Courier New" w:hAnsi="Courier New"/>
+          <w:color w:val="2d3436"/>
+          <w:sz w:val="16"/>
+          <w:szCs w:val="16"/>
+        </w:rPr>
+        <w:t xml:space="preserve">| - Distress phrase match   |</w:t>
+      </w:r>
+    </w:p>
+    <w:p>
+      <w:pPr>
+        <w:spacing w:after="0"/>
+      </w:pPr>
+      <w:r>
+        <w:rPr>
+          <w:rFonts w:ascii="Courier New" w:cs="Courier New" w:eastAsia="Courier New" w:hAnsi="Courier New"/>
+          <w:color w:val="2d3436"/>
+          <w:sz w:val="16"/>
+          <w:szCs w:val="16"/>
+        </w:rPr>
+        <w:t xml:space="preserve">| - Voice stress analysis   |</w:t>
+      </w:r>
+    </w:p>
+    <w:p>
+      <w:pPr>
+        <w:spacing w:after="0"/>
+      </w:pPr>
+      <w:r>
+        <w:rPr>
+          <w:rFonts w:ascii="Courier New" w:cs="Courier New" w:eastAsia="Courier New" w:hAnsi="Courier New"/>
+          <w:color w:val="2d3436"/>
+          <w:sz w:val="16"/>
+          <w:szCs w:val="16"/>
+        </w:rPr>
+        <w:t xml:space="preserve">+-----------+---------------+</w:t>
+      </w:r>
+    </w:p>
+    <w:p>
+      <w:pPr>
+        <w:spacing w:after="0"/>
+      </w:pPr>
+      <w:r>
+        <w:rPr>
+          <w:rFonts w:ascii="Courier New" w:cs="Courier New" w:eastAsia="Courier New" w:hAnsi="Courier New"/>
+          <w:color w:val="2d3436"/>
+          <w:sz w:val="16"/>
+          <w:szCs w:val="16"/>
+        </w:rPr>
+        <w:t xml:space="preserve">            |</w:t>
+      </w:r>
+    </w:p>
+    <w:p>
+      <w:pPr>
+        <w:spacing w:after="0"/>
+      </w:pPr>
+      <w:r>
+        <w:rPr>
+          <w:rFonts w:ascii="Courier New" w:cs="Courier New" w:eastAsia="Courier New" w:hAnsi="Courier New"/>
+          <w:color w:val="2d3436"/>
+          <w:sz w:val="16"/>
+          <w:szCs w:val="16"/>
+        </w:rPr>
+        <w:t xml:space="preserve">    +-------+-------+</w:t>
+      </w:r>
+    </w:p>
+    <w:p>
+      <w:pPr>
+        <w:spacing w:after="0"/>
+      </w:pPr>
+      <w:r>
+        <w:rPr>
+          <w:rFonts w:ascii="Courier New" w:cs="Courier New" w:eastAsia="Courier New" w:hAnsi="Courier New"/>
+          <w:color w:val="2d3436"/>
+          <w:sz w:val="16"/>
+          <w:szCs w:val="16"/>
+        </w:rPr>
+        <w:t xml:space="preserve">    |               |</w:t>
+      </w:r>
+    </w:p>
+    <w:p>
+      <w:pPr>
+        <w:spacing w:after="0"/>
+      </w:pPr>
+      <w:r>
+        <w:rPr>
+          <w:rFonts w:ascii="Courier New" w:cs="Courier New" w:eastAsia="Courier New" w:hAnsi="Courier New"/>
+          <w:color w:val="2d3436"/>
+          <w:sz w:val="16"/>
+          <w:szCs w:val="16"/>
+        </w:rPr>
+        <w:t xml:space="preserve">+---v------+  +-----v-----------+</w:t>
+      </w:r>
+    </w:p>
+    <w:p>
+      <w:pPr>
+        <w:spacing w:after="0"/>
+      </w:pPr>
+      <w:r>
+        <w:rPr>
+          <w:rFonts w:ascii="Courier New" w:cs="Courier New" w:eastAsia="Courier New" w:hAnsi="Courier New"/>
+          <w:color w:val="2d3436"/>
+          <w:sz w:val="16"/>
+          <w:szCs w:val="16"/>
+        </w:rPr>
+        <w:t xml:space="preserve">| No match |  | Distress phrase |</w:t>
+      </w:r>
+    </w:p>
+    <w:p>
+      <w:pPr>
+        <w:spacing w:after="0"/>
+      </w:pPr>
+      <w:r>
+        <w:rPr>
+          <w:rFonts w:ascii="Courier New" w:cs="Courier New" w:eastAsia="Courier New" w:hAnsi="Courier New"/>
+          <w:color w:val="2d3436"/>
+          <w:sz w:val="16"/>
+          <w:szCs w:val="16"/>
+        </w:rPr>
+        <w:t xml:space="preserve">| (continue|  | detected        |</w:t>
+      </w:r>
+    </w:p>
+    <w:p>
+      <w:pPr>
+        <w:spacing w:after="0"/>
+      </w:pPr>
+      <w:r>
+        <w:rPr>
+          <w:rFonts w:ascii="Courier New" w:cs="Courier New" w:eastAsia="Courier New" w:hAnsi="Courier New"/>
+          <w:color w:val="2d3436"/>
+          <w:sz w:val="16"/>
+          <w:szCs w:val="16"/>
+        </w:rPr>
+        <w:t xml:space="preserve">|  normal) |  +--------+--------+</w:t>
+      </w:r>
+    </w:p>
+    <w:p>
+      <w:pPr>
+        <w:spacing w:after="0"/>
+      </w:pPr>
+      <w:r>
+        <w:rPr>
+          <w:rFonts w:ascii="Courier New" w:cs="Courier New" w:eastAsia="Courier New" w:hAnsi="Courier New"/>
+          <w:color w:val="2d3436"/>
+          <w:sz w:val="16"/>
+          <w:szCs w:val="16"/>
+        </w:rPr>
+        <w:t xml:space="preserve">+----------+           |</w:t>
+      </w:r>
+    </w:p>
+    <w:p>
+      <w:pPr>
+        <w:spacing w:after="0"/>
+      </w:pPr>
+      <w:r>
+        <w:rPr>
+          <w:rFonts w:ascii="Courier New" w:cs="Courier New" w:eastAsia="Courier New" w:hAnsi="Courier New"/>
+          <w:color w:val="2d3436"/>
+          <w:sz w:val="16"/>
+          <w:szCs w:val="16"/>
+        </w:rPr>
+        <w:t xml:space="preserve">                       v</w:t>
+      </w:r>
+    </w:p>
+    <w:p>
+      <w:pPr>
+        <w:spacing w:after="0"/>
+      </w:pPr>
+      <w:r>
+        <w:rPr>
+          <w:rFonts w:ascii="Courier New" w:cs="Courier New" w:eastAsia="Courier New" w:hAnsi="Courier New"/>
+          <w:color w:val="2d3436"/>
+          <w:sz w:val="16"/>
+          <w:szCs w:val="16"/>
+        </w:rPr>
+        <w:t xml:space="preserve">              +-------------------+</w:t>
+      </w:r>
+    </w:p>
+    <w:p>
+      <w:pPr>
+        <w:spacing w:after="0"/>
+      </w:pPr>
+      <w:r>
+        <w:rPr>
+          <w:rFonts w:ascii="Courier New" w:cs="Courier New" w:eastAsia="Courier New" w:hAnsi="Courier New"/>
+          <w:color w:val="2d3436"/>
+          <w:sz w:val="16"/>
+          <w:szCs w:val="16"/>
+        </w:rPr>
+        <w:t xml:space="preserve">              | Covert Emergency  |</w:t>
+      </w:r>
+    </w:p>
+    <w:p>
+      <w:pPr>
+        <w:spacing w:after="0"/>
+      </w:pPr>
+      <w:r>
+        <w:rPr>
+          <w:rFonts w:ascii="Courier New" w:cs="Courier New" w:eastAsia="Courier New" w:hAnsi="Courier New"/>
+          <w:color w:val="2d3436"/>
+          <w:sz w:val="16"/>
+          <w:szCs w:val="16"/>
+        </w:rPr>
+        <w:t xml:space="preserve">              | Mode Activated    |</w:t>
+      </w:r>
+    </w:p>
+    <w:p>
+      <w:pPr>
+        <w:spacing w:after="0"/>
+      </w:pPr>
+      <w:r>
+        <w:rPr>
+          <w:rFonts w:ascii="Courier New" w:cs="Courier New" w:eastAsia="Courier New" w:hAnsi="Courier New"/>
+          <w:color w:val="2d3436"/>
+          <w:sz w:val="16"/>
+          <w:szCs w:val="16"/>
+        </w:rPr>
+        <w:t xml:space="preserve">              | - Silent tracking |</w:t>
+      </w:r>
+    </w:p>
+    <w:p>
+      <w:pPr>
+        <w:spacing w:after="0"/>
+      </w:pPr>
+      <w:r>
+        <w:rPr>
+          <w:rFonts w:ascii="Courier New" w:cs="Courier New" w:eastAsia="Courier New" w:hAnsi="Courier New"/>
+          <w:color w:val="2d3436"/>
+          <w:sz w:val="16"/>
+          <w:szCs w:val="16"/>
+        </w:rPr>
+        <w:t xml:space="preserve">              | - Covert alerts   |</w:t>
+      </w:r>
+    </w:p>
+    <w:p>
+      <w:pPr>
+        <w:spacing w:after="0"/>
+      </w:pPr>
+      <w:r>
+        <w:rPr>
+          <w:rFonts w:ascii="Courier New" w:cs="Courier New" w:eastAsia="Courier New" w:hAnsi="Courier New"/>
+          <w:color w:val="2d3436"/>
+          <w:sz w:val="16"/>
+          <w:szCs w:val="16"/>
+        </w:rPr>
+        <w:t xml:space="preserve">              | - Evidence capture|</w:t>
+      </w:r>
+    </w:p>
+    <w:p>
+      <w:pPr>
+        <w:spacing w:after="0"/>
+      </w:pPr>
+      <w:r>
+        <w:rPr>
+          <w:rFonts w:ascii="Courier New" w:cs="Courier New" w:eastAsia="Courier New" w:hAnsi="Courier New"/>
+          <w:color w:val="2d3436"/>
+          <w:sz w:val="16"/>
+          <w:szCs w:val="16"/>
+        </w:rPr>
+        <w:t xml:space="preserve">              +-------------------+</w:t>
+      </w:r>
+    </w:p>
+    <w:p>
+      <w:pPr>
+        <w:pStyle w:val="Heading2"/>
+        <w:spacing w:after="150" w:before="300"/>
+      </w:pPr>
+      <w:r>
+        <w:rPr>
+          <w:rFonts w:ascii="Calibri" w:cs="Calibri" w:eastAsia="Calibri" w:hAnsi="Calibri"/>
+          <w:b/>
+          <w:bCs/>
+          <w:color w:val="1a1a2e"/>
+        </w:rPr>
+        <w:t xml:space="preserve">FIG 8 — Journey Monitoring and Risk Reclassification</w:t>
+      </w:r>
+    </w:p>
+    <w:p>
+      <w:pPr>
+        <w:spacing w:after="0"/>
+      </w:pPr>
+      <w:r>
+        <w:rPr>
+          <w:rFonts w:ascii="Courier New" w:cs="Courier New" w:eastAsia="Courier New" w:hAnsi="Courier New"/>
+          <w:color w:val="2d3436"/>
+          <w:sz w:val="16"/>
+          <w:szCs w:val="16"/>
+        </w:rPr>
+        <w:t xml:space="preserve">+---------------------------+</w:t>
+      </w:r>
+    </w:p>
+    <w:p>
+      <w:pPr>
+        <w:spacing w:after="0"/>
+      </w:pPr>
+      <w:r>
+        <w:rPr>
+          <w:rFonts w:ascii="Courier New" w:cs="Courier New" w:eastAsia="Courier New" w:hAnsi="Courier New"/>
+          <w:color w:val="2d3436"/>
+          <w:sz w:val="16"/>
+          <w:szCs w:val="16"/>
+        </w:rPr>
+        <w:t xml:space="preserve">| Journey Start             |</w:t>
+      </w:r>
+    </w:p>
+    <w:p>
+      <w:pPr>
+        <w:spacing w:after="0"/>
+      </w:pPr>
+      <w:r>
+        <w:rPr>
+          <w:rFonts w:ascii="Courier New" w:cs="Courier New" w:eastAsia="Courier New" w:hAnsi="Courier New"/>
+          <w:color w:val="2d3436"/>
+          <w:sz w:val="16"/>
+          <w:szCs w:val="16"/>
+        </w:rPr>
+        <w:t xml:space="preserve">| (planned / shared /       |</w:t>
+      </w:r>
+    </w:p>
+    <w:p>
+      <w:pPr>
+        <w:spacing w:after="0"/>
+      </w:pPr>
+      <w:r>
+        <w:rPr>
+          <w:rFonts w:ascii="Courier New" w:cs="Courier New" w:eastAsia="Courier New" w:hAnsi="Courier New"/>
+          <w:color w:val="2d3436"/>
+          <w:sz w:val="16"/>
+          <w:szCs w:val="16"/>
+        </w:rPr>
+        <w:t xml:space="preserve">|  inferred route)          |</w:t>
+      </w:r>
+    </w:p>
+    <w:p>
+      <w:pPr>
+        <w:spacing w:after="0"/>
+      </w:pPr>
+      <w:r>
+        <w:rPr>
+          <w:rFonts w:ascii="Courier New" w:cs="Courier New" w:eastAsia="Courier New" w:hAnsi="Courier New"/>
+          <w:color w:val="2d3436"/>
+          <w:sz w:val="16"/>
+          <w:szCs w:val="16"/>
+        </w:rPr>
+        <w:t xml:space="preserve">+-----------+---------------+</w:t>
+      </w:r>
+    </w:p>
+    <w:p>
+      <w:pPr>
+        <w:spacing w:after="0"/>
+      </w:pPr>
+      <w:r>
+        <w:rPr>
+          <w:rFonts w:ascii="Courier New" w:cs="Courier New" w:eastAsia="Courier New" w:hAnsi="Courier New"/>
+          <w:color w:val="2d3436"/>
+          <w:sz w:val="16"/>
+          <w:szCs w:val="16"/>
+        </w:rPr>
+        <w:t xml:space="preserve">            |</w:t>
+      </w:r>
+    </w:p>
+    <w:p>
+      <w:pPr>
+        <w:spacing w:after="0"/>
+      </w:pPr>
+      <w:r>
+        <w:rPr>
+          <w:rFonts w:ascii="Courier New" w:cs="Courier New" w:eastAsia="Courier New" w:hAnsi="Courier New"/>
+          <w:color w:val="2d3436"/>
+          <w:sz w:val="16"/>
+          <w:szCs w:val="16"/>
+        </w:rPr>
+        <w:t xml:space="preserve">            v</w:t>
+      </w:r>
+    </w:p>
+    <w:p>
+      <w:pPr>
+        <w:spacing w:after="0"/>
+      </w:pPr>
+      <w:r>
+        <w:rPr>
+          <w:rFonts w:ascii="Courier New" w:cs="Courier New" w:eastAsia="Courier New" w:hAnsi="Courier New"/>
+          <w:color w:val="2d3436"/>
+          <w:sz w:val="16"/>
+          <w:szCs w:val="16"/>
+        </w:rPr>
+        <w:t xml:space="preserve">+---------------------------+</w:t>
+      </w:r>
+    </w:p>
+    <w:p>
+      <w:pPr>
+        <w:spacing w:after="0"/>
+      </w:pPr>
+      <w:r>
+        <w:rPr>
+          <w:rFonts w:ascii="Courier New" w:cs="Courier New" w:eastAsia="Courier New" w:hAnsi="Courier New"/>
+          <w:color w:val="2d3436"/>
+          <w:sz w:val="16"/>
+          <w:szCs w:val="16"/>
+        </w:rPr>
+        <w:t xml:space="preserve">| Live Route Tracking       |</w:t>
+      </w:r>
+    </w:p>
+    <w:p>
+      <w:pPr>
+        <w:spacing w:after="0"/>
+      </w:pPr>
+      <w:r>
+        <w:rPr>
+          <w:rFonts w:ascii="Courier New" w:cs="Courier New" w:eastAsia="Courier New" w:hAnsi="Courier New"/>
+          <w:color w:val="2d3436"/>
+          <w:sz w:val="16"/>
+          <w:szCs w:val="16"/>
+        </w:rPr>
+        <w:t xml:space="preserve">| - GPS position vs route   |</w:t>
+      </w:r>
+    </w:p>
+    <w:p>
+      <w:pPr>
+        <w:spacing w:after="0"/>
+      </w:pPr>
+      <w:r>
+        <w:rPr>
+          <w:rFonts w:ascii="Courier New" w:cs="Courier New" w:eastAsia="Courier New" w:hAnsi="Courier New"/>
+          <w:color w:val="2d3436"/>
+          <w:sz w:val="16"/>
+          <w:szCs w:val="16"/>
+        </w:rPr>
+        <w:t xml:space="preserve">| - Speed / timing check    |</w:t>
+      </w:r>
+    </w:p>
+    <w:p>
+      <w:pPr>
+        <w:spacing w:after="0"/>
+      </w:pPr>
+      <w:r>
+        <w:rPr>
+          <w:rFonts w:ascii="Courier New" w:cs="Courier New" w:eastAsia="Courier New" w:hAnsi="Courier New"/>
+          <w:color w:val="2d3436"/>
+          <w:sz w:val="16"/>
+          <w:szCs w:val="16"/>
+        </w:rPr>
+        <w:t xml:space="preserve">| - Stop analysis           |</w:t>
+      </w:r>
+    </w:p>
+    <w:p>
+      <w:pPr>
+        <w:spacing w:after="0"/>
+      </w:pPr>
+      <w:r>
+        <w:rPr>
+          <w:rFonts w:ascii="Courier New" w:cs="Courier New" w:eastAsia="Courier New" w:hAnsi="Courier New"/>
+          <w:color w:val="2d3436"/>
+          <w:sz w:val="16"/>
+          <w:szCs w:val="16"/>
+        </w:rPr>
+        <w:t xml:space="preserve">+-----------+---------------+</w:t>
+      </w:r>
+    </w:p>
+    <w:p>
+      <w:pPr>
+        <w:spacing w:after="0"/>
+      </w:pPr>
+      <w:r>
+        <w:rPr>
+          <w:rFonts w:ascii="Courier New" w:cs="Courier New" w:eastAsia="Courier New" w:hAnsi="Courier New"/>
+          <w:color w:val="2d3436"/>
+          <w:sz w:val="16"/>
+          <w:szCs w:val="16"/>
+        </w:rPr>
+        <w:t xml:space="preserve">            |</w:t>
+      </w:r>
+    </w:p>
+    <w:p>
+      <w:pPr>
+        <w:spacing w:after="0"/>
+      </w:pPr>
+      <w:r>
+        <w:rPr>
+          <w:rFonts w:ascii="Courier New" w:cs="Courier New" w:eastAsia="Courier New" w:hAnsi="Courier New"/>
+          <w:color w:val="2d3436"/>
+          <w:sz w:val="16"/>
+          <w:szCs w:val="16"/>
+        </w:rPr>
+        <w:t xml:space="preserve">            v</w:t>
+      </w:r>
+    </w:p>
+    <w:p>
+      <w:pPr>
+        <w:spacing w:after="0"/>
+      </w:pPr>
+      <w:r>
+        <w:rPr>
+          <w:rFonts w:ascii="Courier New" w:cs="Courier New" w:eastAsia="Courier New" w:hAnsi="Courier New"/>
+          <w:color w:val="2d3436"/>
+          <w:sz w:val="16"/>
+          <w:szCs w:val="16"/>
+        </w:rPr>
+        <w:t xml:space="preserve">+---------------------------+     +---------------------------+</w:t>
+      </w:r>
+    </w:p>
+    <w:p>
+      <w:pPr>
+        <w:spacing w:after="0"/>
+      </w:pPr>
+      <w:r>
+        <w:rPr>
+          <w:rFonts w:ascii="Courier New" w:cs="Courier New" w:eastAsia="Courier New" w:hAnsi="Courier New"/>
+          <w:color w:val="2d3436"/>
+          <w:sz w:val="16"/>
+          <w:szCs w:val="16"/>
+        </w:rPr>
+        <w:t xml:space="preserve">| Route Risk Overlay        | &lt;-- | Hotspot Data / Crime DB   |</w:t>
+      </w:r>
+    </w:p>
+    <w:p>
+      <w:pPr>
+        <w:spacing w:after="0"/>
+      </w:pPr>
+      <w:r>
+        <w:rPr>
+          <w:rFonts w:ascii="Courier New" w:cs="Courier New" w:eastAsia="Courier New" w:hAnsi="Courier New"/>
+          <w:color w:val="2d3436"/>
+          <w:sz w:val="16"/>
+          <w:szCs w:val="16"/>
+        </w:rPr>
+        <w:t xml:space="preserve">+-----------+---------------+     +---------------------------+</w:t>
+      </w:r>
+    </w:p>
+    <w:p>
+      <w:pPr>
+        <w:spacing w:after="0"/>
+      </w:pPr>
+      <w:r>
+        <w:rPr>
+          <w:rFonts w:ascii="Courier New" w:cs="Courier New" w:eastAsia="Courier New" w:hAnsi="Courier New"/>
+          <w:color w:val="2d3436"/>
+          <w:sz w:val="16"/>
+          <w:szCs w:val="16"/>
+        </w:rPr>
+        <w:t xml:space="preserve">            |</w:t>
+      </w:r>
+    </w:p>
+    <w:p>
+      <w:pPr>
+        <w:spacing w:after="0"/>
+      </w:pPr>
+      <w:r>
+        <w:rPr>
+          <w:rFonts w:ascii="Courier New" w:cs="Courier New" w:eastAsia="Courier New" w:hAnsi="Courier New"/>
+          <w:color w:val="2d3436"/>
+          <w:sz w:val="16"/>
+          <w:szCs w:val="16"/>
+        </w:rPr>
+        <w:t xml:space="preserve">            v</w:t>
+      </w:r>
+    </w:p>
+    <w:p>
+      <w:pPr>
+        <w:spacing w:after="0"/>
+      </w:pPr>
+      <w:r>
+        <w:rPr>
+          <w:rFonts w:ascii="Courier New" w:cs="Courier New" w:eastAsia="Courier New" w:hAnsi="Courier New"/>
+          <w:color w:val="2d3436"/>
+          <w:sz w:val="16"/>
+          <w:szCs w:val="16"/>
+        </w:rPr>
+        <w:t xml:space="preserve">+---------------------------+</w:t>
+      </w:r>
+    </w:p>
+    <w:p>
+      <w:pPr>
+        <w:spacing w:after="0"/>
+      </w:pPr>
+      <w:r>
+        <w:rPr>
+          <w:rFonts w:ascii="Courier New" w:cs="Courier New" w:eastAsia="Courier New" w:hAnsi="Courier New"/>
+          <w:color w:val="2d3436"/>
+          <w:sz w:val="16"/>
+          <w:szCs w:val="16"/>
+        </w:rPr>
+        <w:t xml:space="preserve">| Classification            |</w:t>
+      </w:r>
+    </w:p>
+    <w:p>
+      <w:pPr>
+        <w:spacing w:after="0"/>
+      </w:pPr>
+      <w:r>
+        <w:rPr>
+          <w:rFonts w:ascii="Courier New" w:cs="Courier New" w:eastAsia="Courier New" w:hAnsi="Courier New"/>
+          <w:color w:val="2d3436"/>
+          <w:sz w:val="16"/>
+          <w:szCs w:val="16"/>
+        </w:rPr>
+        <w:t xml:space="preserve">| - Benign                  |</w:t>
+      </w:r>
+    </w:p>
+    <w:p>
+      <w:pPr>
+        <w:spacing w:after="0"/>
+      </w:pPr>
+      <w:r>
+        <w:rPr>
+          <w:rFonts w:ascii="Courier New" w:cs="Courier New" w:eastAsia="Courier New" w:hAnsi="Courier New"/>
+          <w:color w:val="2d3436"/>
+          <w:sz w:val="16"/>
+          <w:szCs w:val="16"/>
+        </w:rPr>
+        <w:t xml:space="preserve">| - Irregular               |</w:t>
+      </w:r>
+    </w:p>
+    <w:p>
+      <w:pPr>
+        <w:spacing w:after="0"/>
+      </w:pPr>
+      <w:r>
+        <w:rPr>
+          <w:rFonts w:ascii="Courier New" w:cs="Courier New" w:eastAsia="Courier New" w:hAnsi="Courier New"/>
+          <w:color w:val="2d3436"/>
+          <w:sz w:val="16"/>
+          <w:szCs w:val="16"/>
+        </w:rPr>
+        <w:t xml:space="preserve">| - Suspicious              |</w:t>
+      </w:r>
+    </w:p>
+    <w:p>
+      <w:pPr>
+        <w:spacing w:after="0"/>
+      </w:pPr>
+      <w:r>
+        <w:rPr>
+          <w:rFonts w:ascii="Courier New" w:cs="Courier New" w:eastAsia="Courier New" w:hAnsi="Courier New"/>
+          <w:color w:val="2d3436"/>
+          <w:sz w:val="16"/>
+          <w:szCs w:val="16"/>
+        </w:rPr>
+        <w:t xml:space="preserve">| - High-Risk               |</w:t>
+      </w:r>
+    </w:p>
+    <w:p>
+      <w:pPr>
+        <w:spacing w:after="0"/>
+      </w:pPr>
+      <w:r>
+        <w:rPr>
+          <w:rFonts w:ascii="Courier New" w:cs="Courier New" w:eastAsia="Courier New" w:hAnsi="Courier New"/>
+          <w:color w:val="2d3436"/>
+          <w:sz w:val="16"/>
+          <w:szCs w:val="16"/>
+        </w:rPr>
+        <w:t xml:space="preserve">+---------------------------+</w:t>
+      </w:r>
+    </w:p>
+    <w:p>
+      <w:pPr>
+        <w:pStyle w:val="Heading2"/>
+        <w:spacing w:after="150" w:before="300"/>
+      </w:pPr>
+      <w:r>
+        <w:rPr>
+          <w:rFonts w:ascii="Calibri" w:cs="Calibri" w:eastAsia="Calibri" w:hAnsi="Calibri"/>
+          <w:b/>
+          <w:bCs/>
+          <w:color w:val="1a1a2e"/>
+        </w:rPr>
+        <w:t xml:space="preserve">FIG 9 — Response Policy Engine with Staged Escalation</w:t>
+      </w:r>
+    </w:p>
+    <w:p>
+      <w:pPr>
+        <w:spacing w:after="0"/>
+      </w:pPr>
+      <w:r>
+        <w:rPr>
+          <w:rFonts w:ascii="Courier New" w:cs="Courier New" w:eastAsia="Courier New" w:hAnsi="Courier New"/>
+          <w:color w:val="2d3436"/>
+          <w:sz w:val="16"/>
+          <w:szCs w:val="16"/>
+        </w:rPr>
+        <w:t xml:space="preserve">+---------------------------+</w:t>
+      </w:r>
+    </w:p>
+    <w:p>
+      <w:pPr>
+        <w:spacing w:after="0"/>
+      </w:pPr>
+      <w:r>
+        <w:rPr>
+          <w:rFonts w:ascii="Courier New" w:cs="Courier New" w:eastAsia="Courier New" w:hAnsi="Courier New"/>
+          <w:color w:val="2d3436"/>
+          <w:sz w:val="16"/>
+          <w:szCs w:val="16"/>
+        </w:rPr>
+        <w:t xml:space="preserve">| Threat Score Input        |</w:t>
+      </w:r>
+    </w:p>
+    <w:p>
+      <w:pPr>
+        <w:spacing w:after="0"/>
+      </w:pPr>
+      <w:r>
+        <w:rPr>
+          <w:rFonts w:ascii="Courier New" w:cs="Courier New" w:eastAsia="Courier New" w:hAnsi="Courier New"/>
+          <w:color w:val="2d3436"/>
+          <w:sz w:val="16"/>
+          <w:szCs w:val="16"/>
+        </w:rPr>
+        <w:t xml:space="preserve">+-----------+---------------+</w:t>
+      </w:r>
+    </w:p>
+    <w:p>
+      <w:pPr>
+        <w:spacing w:after="0"/>
+      </w:pPr>
+      <w:r>
+        <w:rPr>
+          <w:rFonts w:ascii="Courier New" w:cs="Courier New" w:eastAsia="Courier New" w:hAnsi="Courier New"/>
+          <w:color w:val="2d3436"/>
+          <w:sz w:val="16"/>
+          <w:szCs w:val="16"/>
+        </w:rPr>
+        <w:t xml:space="preserve">            |</w:t>
+      </w:r>
+    </w:p>
+    <w:p>
+      <w:pPr>
+        <w:spacing w:after="0"/>
+      </w:pPr>
+      <w:r>
+        <w:rPr>
+          <w:rFonts w:ascii="Courier New" w:cs="Courier New" w:eastAsia="Courier New" w:hAnsi="Courier New"/>
+          <w:color w:val="2d3436"/>
+          <w:sz w:val="16"/>
+          <w:szCs w:val="16"/>
+        </w:rPr>
+        <w:t xml:space="preserve">            v</w:t>
+      </w:r>
+    </w:p>
+    <w:p>
+      <w:pPr>
+        <w:spacing w:after="0"/>
+      </w:pPr>
+      <w:r>
+        <w:rPr>
+          <w:rFonts w:ascii="Courier New" w:cs="Courier New" w:eastAsia="Courier New" w:hAnsi="Courier New"/>
+          <w:color w:val="2d3436"/>
+          <w:sz w:val="16"/>
+          <w:szCs w:val="16"/>
+        </w:rPr>
+        <w:t xml:space="preserve">+---------------------------+</w:t>
+      </w:r>
+    </w:p>
+    <w:p>
+      <w:pPr>
+        <w:spacing w:after="0"/>
+      </w:pPr>
+      <w:r>
+        <w:rPr>
+          <w:rFonts w:ascii="Courier New" w:cs="Courier New" w:eastAsia="Courier New" w:hAnsi="Courier New"/>
+          <w:color w:val="2d3436"/>
+          <w:sz w:val="16"/>
+          <w:szCs w:val="16"/>
+        </w:rPr>
+        <w:t xml:space="preserve">| Stage 1: Increase        |</w:t>
+      </w:r>
+    </w:p>
+    <w:p>
+      <w:pPr>
+        <w:spacing w:after="0"/>
+      </w:pPr>
+      <w:r>
+        <w:rPr>
+          <w:rFonts w:ascii="Courier New" w:cs="Courier New" w:eastAsia="Courier New" w:hAnsi="Courier New"/>
+          <w:color w:val="2d3436"/>
+          <w:sz w:val="16"/>
+          <w:szCs w:val="16"/>
+        </w:rPr>
+        <w:t xml:space="preserve">| monitoring &amp; logging     |</w:t>
+      </w:r>
+    </w:p>
+    <w:p>
+      <w:pPr>
+        <w:spacing w:after="0"/>
+      </w:pPr>
+      <w:r>
+        <w:rPr>
+          <w:rFonts w:ascii="Courier New" w:cs="Courier New" w:eastAsia="Courier New" w:hAnsi="Courier New"/>
+          <w:color w:val="2d3436"/>
+          <w:sz w:val="16"/>
+          <w:szCs w:val="16"/>
+        </w:rPr>
+        <w:t xml:space="preserve">+-----------+---------------+</w:t>
+      </w:r>
+    </w:p>
+    <w:p>
+      <w:pPr>
+        <w:spacing w:after="0"/>
+      </w:pPr>
+      <w:r>
+        <w:rPr>
+          <w:rFonts w:ascii="Courier New" w:cs="Courier New" w:eastAsia="Courier New" w:hAnsi="Courier New"/>
+          <w:color w:val="2d3436"/>
+          <w:sz w:val="16"/>
+          <w:szCs w:val="16"/>
+        </w:rPr>
+        <w:t xml:space="preserve">            |</w:t>
+      </w:r>
+    </w:p>
+    <w:p>
+      <w:pPr>
+        <w:spacing w:after="0"/>
+      </w:pPr>
+      <w:r>
+        <w:rPr>
+          <w:rFonts w:ascii="Courier New" w:cs="Courier New" w:eastAsia="Courier New" w:hAnsi="Courier New"/>
+          <w:color w:val="2d3436"/>
+          <w:sz w:val="16"/>
+          <w:szCs w:val="16"/>
+        </w:rPr>
+        <w:t xml:space="preserve">            v</w:t>
+      </w:r>
+    </w:p>
+    <w:p>
+      <w:pPr>
+        <w:spacing w:after="0"/>
+      </w:pPr>
+      <w:r>
+        <w:rPr>
+          <w:rFonts w:ascii="Courier New" w:cs="Courier New" w:eastAsia="Courier New" w:hAnsi="Courier New"/>
+          <w:color w:val="2d3436"/>
+          <w:sz w:val="16"/>
+          <w:szCs w:val="16"/>
+        </w:rPr>
+        <w:t xml:space="preserve">+---------------------------+</w:t>
+      </w:r>
+    </w:p>
+    <w:p>
+      <w:pPr>
+        <w:spacing w:after="0"/>
+      </w:pPr>
+      <w:r>
+        <w:rPr>
+          <w:rFonts w:ascii="Courier New" w:cs="Courier New" w:eastAsia="Courier New" w:hAnsi="Courier New"/>
+          <w:color w:val="2d3436"/>
+          <w:sz w:val="16"/>
+          <w:szCs w:val="16"/>
+        </w:rPr>
+        <w:t xml:space="preserve">| Stage 2: Discreet        |</w:t>
+      </w:r>
+    </w:p>
+    <w:p>
+      <w:pPr>
+        <w:spacing w:after="0"/>
+      </w:pPr>
+      <w:r>
+        <w:rPr>
+          <w:rFonts w:ascii="Courier New" w:cs="Courier New" w:eastAsia="Courier New" w:hAnsi="Courier New"/>
+          <w:color w:val="2d3436"/>
+          <w:sz w:val="16"/>
+          <w:szCs w:val="16"/>
+        </w:rPr>
+        <w:t xml:space="preserve">| verification request     |</w:t>
+      </w:r>
+    </w:p>
+    <w:p>
+      <w:pPr>
+        <w:spacing w:after="0"/>
+      </w:pPr>
+      <w:r>
+        <w:rPr>
+          <w:rFonts w:ascii="Courier New" w:cs="Courier New" w:eastAsia="Courier New" w:hAnsi="Courier New"/>
+          <w:color w:val="2d3436"/>
+          <w:sz w:val="16"/>
+          <w:szCs w:val="16"/>
+        </w:rPr>
+        <w:t xml:space="preserve">+-----------+---------------+</w:t>
+      </w:r>
+    </w:p>
+    <w:p>
+      <w:pPr>
+        <w:spacing w:after="0"/>
+      </w:pPr>
+      <w:r>
+        <w:rPr>
+          <w:rFonts w:ascii="Courier New" w:cs="Courier New" w:eastAsia="Courier New" w:hAnsi="Courier New"/>
+          <w:color w:val="2d3436"/>
+          <w:sz w:val="16"/>
+          <w:szCs w:val="16"/>
+        </w:rPr>
+        <w:t xml:space="preserve">            |</w:t>
+      </w:r>
+    </w:p>
+    <w:p>
+      <w:pPr>
+        <w:spacing w:after="0"/>
+      </w:pPr>
+      <w:r>
+        <w:rPr>
+          <w:rFonts w:ascii="Courier New" w:cs="Courier New" w:eastAsia="Courier New" w:hAnsi="Courier New"/>
+          <w:color w:val="2d3436"/>
+          <w:sz w:val="16"/>
+          <w:szCs w:val="16"/>
+        </w:rPr>
+        <w:t xml:space="preserve">            v</w:t>
+      </w:r>
+    </w:p>
+    <w:p>
+      <w:pPr>
+        <w:spacing w:after="0"/>
+      </w:pPr>
+      <w:r>
+        <w:rPr>
+          <w:rFonts w:ascii="Courier New" w:cs="Courier New" w:eastAsia="Courier New" w:hAnsi="Courier New"/>
+          <w:color w:val="2d3436"/>
+          <w:sz w:val="16"/>
+          <w:szCs w:val="16"/>
+        </w:rPr>
+        <w:t xml:space="preserve">+---------------------------+</w:t>
+      </w:r>
+    </w:p>
+    <w:p>
+      <w:pPr>
+        <w:spacing w:after="0"/>
+      </w:pPr>
+      <w:r>
+        <w:rPr>
+          <w:rFonts w:ascii="Courier New" w:cs="Courier New" w:eastAsia="Courier New" w:hAnsi="Courier New"/>
+          <w:color w:val="2d3436"/>
+          <w:sz w:val="16"/>
+          <w:szCs w:val="16"/>
+        </w:rPr>
+        <w:t xml:space="preserve">| Stage 3: Alert trusted   |</w:t>
+      </w:r>
+    </w:p>
+    <w:p>
+      <w:pPr>
+        <w:spacing w:after="0"/>
+      </w:pPr>
+      <w:r>
+        <w:rPr>
+          <w:rFonts w:ascii="Courier New" w:cs="Courier New" w:eastAsia="Courier New" w:hAnsi="Courier New"/>
+          <w:color w:val="2d3436"/>
+          <w:sz w:val="16"/>
+          <w:szCs w:val="16"/>
+        </w:rPr>
+        <w:t xml:space="preserve">| contacts                 |</w:t>
+      </w:r>
+    </w:p>
+    <w:p>
+      <w:pPr>
+        <w:spacing w:after="0"/>
+      </w:pPr>
+      <w:r>
+        <w:rPr>
+          <w:rFonts w:ascii="Courier New" w:cs="Courier New" w:eastAsia="Courier New" w:hAnsi="Courier New"/>
+          <w:color w:val="2d3436"/>
+          <w:sz w:val="16"/>
+          <w:szCs w:val="16"/>
+        </w:rPr>
+        <w:t xml:space="preserve">+-----------+---------------+</w:t>
+      </w:r>
+    </w:p>
+    <w:p>
+      <w:pPr>
+        <w:spacing w:after="0"/>
+      </w:pPr>
+      <w:r>
+        <w:rPr>
+          <w:rFonts w:ascii="Courier New" w:cs="Courier New" w:eastAsia="Courier New" w:hAnsi="Courier New"/>
+          <w:color w:val="2d3436"/>
+          <w:sz w:val="16"/>
+          <w:szCs w:val="16"/>
+        </w:rPr>
+        <w:t xml:space="preserve">            |</w:t>
+      </w:r>
+    </w:p>
+    <w:p>
+      <w:pPr>
+        <w:spacing w:after="0"/>
+      </w:pPr>
+      <w:r>
+        <w:rPr>
+          <w:rFonts w:ascii="Courier New" w:cs="Courier New" w:eastAsia="Courier New" w:hAnsi="Courier New"/>
+          <w:color w:val="2d3436"/>
+          <w:sz w:val="16"/>
+          <w:szCs w:val="16"/>
+        </w:rPr>
+        <w:t xml:space="preserve">            v</w:t>
+      </w:r>
+    </w:p>
+    <w:p>
+      <w:pPr>
+        <w:spacing w:after="0"/>
+      </w:pPr>
+      <w:r>
+        <w:rPr>
+          <w:rFonts w:ascii="Courier New" w:cs="Courier New" w:eastAsia="Courier New" w:hAnsi="Courier New"/>
+          <w:color w:val="2d3436"/>
+          <w:sz w:val="16"/>
+          <w:szCs w:val="16"/>
+        </w:rPr>
+        <w:t xml:space="preserve">+---------------------------+</w:t>
+      </w:r>
+    </w:p>
+    <w:p>
+      <w:pPr>
+        <w:spacing w:after="0"/>
+      </w:pPr>
+      <w:r>
+        <w:rPr>
+          <w:rFonts w:ascii="Courier New" w:cs="Courier New" w:eastAsia="Courier New" w:hAnsi="Courier New"/>
+          <w:color w:val="2d3436"/>
+          <w:sz w:val="16"/>
+          <w:szCs w:val="16"/>
+        </w:rPr>
+        <w:t xml:space="preserve">| Stage 4: Covert tracking |</w:t>
+      </w:r>
+    </w:p>
+    <w:p>
+      <w:pPr>
+        <w:spacing w:after="0"/>
+      </w:pPr>
+      <w:r>
+        <w:rPr>
+          <w:rFonts w:ascii="Courier New" w:cs="Courier New" w:eastAsia="Courier New" w:hAnsi="Courier New"/>
+          <w:color w:val="2d3436"/>
+          <w:sz w:val="16"/>
+          <w:szCs w:val="16"/>
+        </w:rPr>
+        <w:t xml:space="preserve">| + responder escalation   |</w:t>
+      </w:r>
+    </w:p>
+    <w:p>
+      <w:pPr>
+        <w:spacing w:after="0"/>
+      </w:pPr>
+      <w:r>
+        <w:rPr>
+          <w:rFonts w:ascii="Courier New" w:cs="Courier New" w:eastAsia="Courier New" w:hAnsi="Courier New"/>
+          <w:color w:val="2d3436"/>
+          <w:sz w:val="16"/>
+          <w:szCs w:val="16"/>
+        </w:rPr>
+        <w:t xml:space="preserve">| + immobilization (if     |</w:t>
+      </w:r>
+    </w:p>
+    <w:p>
+      <w:pPr>
+        <w:spacing w:after="0"/>
+      </w:pPr>
+      <w:r>
+        <w:rPr>
+          <w:rFonts w:ascii="Courier New" w:cs="Courier New" w:eastAsia="Courier New" w:hAnsi="Courier New"/>
+          <w:color w:val="2d3436"/>
+          <w:sz w:val="16"/>
+          <w:szCs w:val="16"/>
+        </w:rPr>
+        <w:t xml:space="preserve">|   authorization-related) |</w:t>
+      </w:r>
+    </w:p>
+    <w:p>
+      <w:pPr>
+        <w:spacing w:after="0"/>
+      </w:pPr>
+      <w:r>
+        <w:rPr>
+          <w:rFonts w:ascii="Courier New" w:cs="Courier New" w:eastAsia="Courier New" w:hAnsi="Courier New"/>
+          <w:color w:val="2d3436"/>
+          <w:sz w:val="16"/>
+          <w:szCs w:val="16"/>
+        </w:rPr>
+        <w:t xml:space="preserve">+---------------------------+</w:t>
+      </w:r>
+    </w:p>
+    <w:p>
+      <w:pPr>
+        <w:pStyle w:val="Heading2"/>
+        <w:spacing w:after="150" w:before="300"/>
+      </w:pPr>
+      <w:r>
+        <w:rPr>
+          <w:rFonts w:ascii="Calibri" w:cs="Calibri" w:eastAsia="Calibri" w:hAnsi="Calibri"/>
+          <w:b/>
+          <w:bCs/>
+          <w:color w:val="1a1a2e"/>
+        </w:rPr>
+        <w:t xml:space="preserve">FIG 10 — Anomaly Scenario: Route Deviation + Trusted Device Changes</w:t>
+      </w:r>
+    </w:p>
+    <w:p>
+      <w:pPr>
+        <w:spacing w:after="0"/>
+      </w:pPr>
+      <w:r>
+        <w:rPr>
+          <w:rFonts w:ascii="Courier New" w:cs="Courier New" w:eastAsia="Courier New" w:hAnsi="Courier New"/>
+          <w:color w:val="2d3436"/>
+          <w:sz w:val="16"/>
+          <w:szCs w:val="16"/>
+        </w:rPr>
+        <w:t xml:space="preserve">+---------------------------+     +---------------------------+</w:t>
+      </w:r>
+    </w:p>
+    <w:p>
+      <w:pPr>
+        <w:spacing w:after="0"/>
+      </w:pPr>
+      <w:r>
+        <w:rPr>
+          <w:rFonts w:ascii="Courier New" w:cs="Courier New" w:eastAsia="Courier New" w:hAnsi="Courier New"/>
+          <w:color w:val="2d3436"/>
+          <w:sz w:val="16"/>
+          <w:szCs w:val="16"/>
+        </w:rPr>
+        <w:t xml:space="preserve">| Vehicle deviates from     |     | Handset goes offline      |</w:t>
+      </w:r>
+    </w:p>
+    <w:p>
+      <w:pPr>
+        <w:spacing w:after="0"/>
+      </w:pPr>
+      <w:r>
+        <w:rPr>
+          <w:rFonts w:ascii="Courier New" w:cs="Courier New" w:eastAsia="Courier New" w:hAnsi="Courier New"/>
+          <w:color w:val="2d3436"/>
+          <w:sz w:val="16"/>
+          <w:szCs w:val="16"/>
+        </w:rPr>
+        <w:t xml:space="preserve">| expected route            |     | (signal lost)             |</w:t>
+      </w:r>
+    </w:p>
+    <w:p>
+      <w:pPr>
+        <w:spacing w:after="0"/>
+      </w:pPr>
+      <w:r>
+        <w:rPr>
+          <w:rFonts w:ascii="Courier New" w:cs="Courier New" w:eastAsia="Courier New" w:hAnsi="Courier New"/>
+          <w:color w:val="2d3436"/>
+          <w:sz w:val="16"/>
+          <w:szCs w:val="16"/>
+        </w:rPr>
+        <w:t xml:space="preserve">+-----------+---------------+     +-----------+---------------+</w:t>
+      </w:r>
+    </w:p>
+    <w:p>
+      <w:pPr>
+        <w:spacing w:after="0"/>
+      </w:pPr>
+      <w:r>
+        <w:rPr>
+          <w:rFonts w:ascii="Courier New" w:cs="Courier New" w:eastAsia="Courier New" w:hAnsi="Courier New"/>
+          <w:color w:val="2d3436"/>
+          <w:sz w:val="16"/>
+          <w:szCs w:val="16"/>
+        </w:rPr>
+        <w:t xml:space="preserve">            |                                 |</w:t>
+      </w:r>
+    </w:p>
+    <w:p>
+      <w:pPr>
+        <w:spacing w:after="0"/>
+      </w:pPr>
+      <w:r>
+        <w:rPr>
+          <w:rFonts w:ascii="Courier New" w:cs="Courier New" w:eastAsia="Courier New" w:hAnsi="Courier New"/>
+          <w:color w:val="2d3436"/>
+          <w:sz w:val="16"/>
+          <w:szCs w:val="16"/>
+        </w:rPr>
+        <w:t xml:space="preserve">            +----------------+----------------+</w:t>
+      </w:r>
+    </w:p>
+    <w:p>
+      <w:pPr>
+        <w:spacing w:after="0"/>
+      </w:pPr>
+      <w:r>
+        <w:rPr>
+          <w:rFonts w:ascii="Courier New" w:cs="Courier New" w:eastAsia="Courier New" w:hAnsi="Courier New"/>
+          <w:color w:val="2d3436"/>
+          <w:sz w:val="16"/>
+          <w:szCs w:val="16"/>
+        </w:rPr>
+        <w:t xml:space="preserve">                             |</w:t>
+      </w:r>
+    </w:p>
+    <w:p>
+      <w:pPr>
+        <w:spacing w:after="0"/>
+      </w:pPr>
+      <w:r>
+        <w:rPr>
+          <w:rFonts w:ascii="Courier New" w:cs="Courier New" w:eastAsia="Courier New" w:hAnsi="Courier New"/>
+          <w:color w:val="2d3436"/>
+          <w:sz w:val="16"/>
+          <w:szCs w:val="16"/>
+        </w:rPr>
+        <w:t xml:space="preserve">                             v</w:t>
+      </w:r>
+    </w:p>
+    <w:p>
+      <w:pPr>
+        <w:spacing w:after="0"/>
+      </w:pPr>
+      <w:r>
+        <w:rPr>
+          <w:rFonts w:ascii="Courier New" w:cs="Courier New" w:eastAsia="Courier New" w:hAnsi="Courier New"/>
+          <w:color w:val="2d3436"/>
+          <w:sz w:val="16"/>
+          <w:szCs w:val="16"/>
+        </w:rPr>
+        <w:t xml:space="preserve">              +-----------------------------+</w:t>
+      </w:r>
+    </w:p>
+    <w:p>
+      <w:pPr>
+        <w:spacing w:after="0"/>
+      </w:pPr>
+      <w:r>
+        <w:rPr>
+          <w:rFonts w:ascii="Courier New" w:cs="Courier New" w:eastAsia="Courier New" w:hAnsi="Courier New"/>
+          <w:color w:val="2d3436"/>
+          <w:sz w:val="16"/>
+          <w:szCs w:val="16"/>
+        </w:rPr>
+        <w:t xml:space="preserve">              | Wearable indicates:         |</w:t>
+      </w:r>
+    </w:p>
+    <w:p>
+      <w:pPr>
+        <w:spacing w:after="0"/>
+      </w:pPr>
+      <w:r>
+        <w:rPr>
+          <w:rFonts w:ascii="Courier New" w:cs="Courier New" w:eastAsia="Courier New" w:hAnsi="Courier New"/>
+          <w:color w:val="2d3436"/>
+          <w:sz w:val="16"/>
+          <w:szCs w:val="16"/>
+        </w:rPr>
+        <w:t xml:space="preserve">              | - Removal / loss of contact |</w:t>
+      </w:r>
+    </w:p>
+    <w:p>
+      <w:pPr>
+        <w:spacing w:after="0"/>
+      </w:pPr>
+      <w:r>
+        <w:rPr>
+          <w:rFonts w:ascii="Courier New" w:cs="Courier New" w:eastAsia="Courier New" w:hAnsi="Courier New"/>
+          <w:color w:val="2d3436"/>
+          <w:sz w:val="16"/>
+          <w:szCs w:val="16"/>
+        </w:rPr>
+        <w:t xml:space="preserve">              | - Location divergence       |</w:t>
+      </w:r>
+    </w:p>
+    <w:p>
+      <w:pPr>
+        <w:spacing w:after="0"/>
+      </w:pPr>
+      <w:r>
+        <w:rPr>
+          <w:rFonts w:ascii="Courier New" w:cs="Courier New" w:eastAsia="Courier New" w:hAnsi="Courier New"/>
+          <w:color w:val="2d3436"/>
+          <w:sz w:val="16"/>
+          <w:szCs w:val="16"/>
+        </w:rPr>
+        <w:t xml:space="preserve">              | - Heart rate spike          |</w:t>
+      </w:r>
+    </w:p>
+    <w:p>
+      <w:pPr>
+        <w:spacing w:after="0"/>
+      </w:pPr>
+      <w:r>
+        <w:rPr>
+          <w:rFonts w:ascii="Courier New" w:cs="Courier New" w:eastAsia="Courier New" w:hAnsi="Courier New"/>
+          <w:color w:val="2d3436"/>
+          <w:sz w:val="16"/>
+          <w:szCs w:val="16"/>
+        </w:rPr>
+        <w:t xml:space="preserve">              +-------------+---------------+</w:t>
+      </w:r>
+    </w:p>
+    <w:p>
+      <w:pPr>
+        <w:spacing w:after="0"/>
+      </w:pPr>
+      <w:r>
+        <w:rPr>
+          <w:rFonts w:ascii="Courier New" w:cs="Courier New" w:eastAsia="Courier New" w:hAnsi="Courier New"/>
+          <w:color w:val="2d3436"/>
+          <w:sz w:val="16"/>
+          <w:szCs w:val="16"/>
+        </w:rPr>
+        <w:t xml:space="preserve">                            |</w:t>
+      </w:r>
+    </w:p>
+    <w:p>
+      <w:pPr>
+        <w:spacing w:after="0"/>
+      </w:pPr>
+      <w:r>
+        <w:rPr>
+          <w:rFonts w:ascii="Courier New" w:cs="Courier New" w:eastAsia="Courier New" w:hAnsi="Courier New"/>
+          <w:color w:val="2d3436"/>
+          <w:sz w:val="16"/>
+          <w:szCs w:val="16"/>
+        </w:rPr>
+        <w:t xml:space="preserve">                            v</w:t>
+      </w:r>
+    </w:p>
+    <w:p>
+      <w:pPr>
+        <w:spacing w:after="0"/>
+      </w:pPr>
+      <w:r>
+        <w:rPr>
+          <w:rFonts w:ascii="Courier New" w:cs="Courier New" w:eastAsia="Courier New" w:hAnsi="Courier New"/>
+          <w:color w:val="2d3436"/>
+          <w:sz w:val="16"/>
+          <w:szCs w:val="16"/>
+        </w:rPr>
+        <w:t xml:space="preserve">              +-----------------------------+</w:t>
+      </w:r>
+    </w:p>
+    <w:p>
+      <w:pPr>
+        <w:spacing w:after="0"/>
+      </w:pPr>
+      <w:r>
+        <w:rPr>
+          <w:rFonts w:ascii="Courier New" w:cs="Courier New" w:eastAsia="Courier New" w:hAnsi="Courier New"/>
+          <w:color w:val="2d3436"/>
+          <w:sz w:val="16"/>
+          <w:szCs w:val="16"/>
+        </w:rPr>
+        <w:t xml:space="preserve">              | Correlation Engine:         |</w:t>
+      </w:r>
+    </w:p>
+    <w:p>
+      <w:pPr>
+        <w:spacing w:after="0"/>
+      </w:pPr>
+      <w:r>
+        <w:rPr>
+          <w:rFonts w:ascii="Courier New" w:cs="Courier New" w:eastAsia="Courier New" w:hAnsi="Courier New"/>
+          <w:color w:val="2d3436"/>
+          <w:sz w:val="16"/>
+          <w:szCs w:val="16"/>
+        </w:rPr>
+        <w:t xml:space="preserve">              | HIGH-RISK classification    |</w:t>
+      </w:r>
+    </w:p>
+    <w:p>
+      <w:pPr>
+        <w:spacing w:after="0"/>
+      </w:pPr>
+      <w:r>
+        <w:rPr>
+          <w:rFonts w:ascii="Courier New" w:cs="Courier New" w:eastAsia="Courier New" w:hAnsi="Courier New"/>
+          <w:color w:val="2d3436"/>
+          <w:sz w:val="16"/>
+          <w:szCs w:val="16"/>
+        </w:rPr>
+        <w:t xml:space="preserve">              +-------------+---------------+</w:t>
+      </w:r>
+    </w:p>
+    <w:p>
+      <w:pPr>
+        <w:spacing w:after="0"/>
+      </w:pPr>
+      <w:r>
+        <w:rPr>
+          <w:rFonts w:ascii="Courier New" w:cs="Courier New" w:eastAsia="Courier New" w:hAnsi="Courier New"/>
+          <w:color w:val="2d3436"/>
+          <w:sz w:val="16"/>
+          <w:szCs w:val="16"/>
+        </w:rPr>
+        <w:t xml:space="preserve">                            |</w:t>
+      </w:r>
+    </w:p>
+    <w:p>
+      <w:pPr>
+        <w:spacing w:after="0"/>
+      </w:pPr>
+      <w:r>
+        <w:rPr>
+          <w:rFonts w:ascii="Courier New" w:cs="Courier New" w:eastAsia="Courier New" w:hAnsi="Courier New"/>
+          <w:color w:val="2d3436"/>
+          <w:sz w:val="16"/>
+          <w:szCs w:val="16"/>
+        </w:rPr>
+        <w:t xml:space="preserve">                            v</w:t>
+      </w:r>
+    </w:p>
+    <w:p>
+      <w:pPr>
+        <w:spacing w:after="0"/>
+      </w:pPr>
+      <w:r>
+        <w:rPr>
+          <w:rFonts w:ascii="Courier New" w:cs="Courier New" w:eastAsia="Courier New" w:hAnsi="Courier New"/>
+          <w:color w:val="2d3436"/>
+          <w:sz w:val="16"/>
+          <w:szCs w:val="16"/>
+        </w:rPr>
+        <w:t xml:space="preserve">              +-----------------------------+</w:t>
+      </w:r>
+    </w:p>
+    <w:p>
+      <w:pPr>
+        <w:spacing w:after="0"/>
+      </w:pPr>
+      <w:r>
+        <w:rPr>
+          <w:rFonts w:ascii="Courier New" w:cs="Courier New" w:eastAsia="Courier New" w:hAnsi="Courier New"/>
+          <w:color w:val="2d3436"/>
+          <w:sz w:val="16"/>
+          <w:szCs w:val="16"/>
+        </w:rPr>
+        <w:t xml:space="preserve">              | Response Policy Engine      |</w:t>
+      </w:r>
+    </w:p>
+    <w:p>
+      <w:pPr>
+        <w:spacing w:after="0"/>
+      </w:pPr>
+      <w:r>
+        <w:rPr>
+          <w:rFonts w:ascii="Courier New" w:cs="Courier New" w:eastAsia="Courier New" w:hAnsi="Courier New"/>
+          <w:color w:val="2d3436"/>
+          <w:sz w:val="16"/>
+          <w:szCs w:val="16"/>
+        </w:rPr>
+        <w:t xml:space="preserve">              | escalates to Stage 3/4      |</w:t>
+      </w:r>
+    </w:p>
+    <w:p>
+      <w:pPr>
+        <w:spacing w:after="0"/>
+      </w:pPr>
+      <w:r>
+        <w:rPr>
+          <w:rFonts w:ascii="Courier New" w:cs="Courier New" w:eastAsia="Courier New" w:hAnsi="Courier New"/>
+          <w:color w:val="2d3436"/>
+          <w:sz w:val="16"/>
+          <w:szCs w:val="16"/>
+        </w:rPr>
+        <w:t xml:space="preserve">              +-----------------------------+</w:t>
+      </w:r>
+    </w:p>
+    <w:p>
+      <w:pPr>
+        <w:pStyle w:val="Heading2"/>
+        <w:spacing w:after="150" w:before="300"/>
+      </w:pPr>
+      <w:r>
+        <w:rPr>
+          <w:rFonts w:ascii="Calibri" w:cs="Calibri" w:eastAsia="Calibri" w:hAnsi="Calibri"/>
+          <w:b/>
+          <w:bCs/>
+          <w:color w:val="1a1a2e"/>
+        </w:rPr>
+        <w:t xml:space="preserve">FIG 11 — Startup Authorization / Protected Lockout / Authenticated Reactivation</w:t>
+      </w:r>
+    </w:p>
+    <w:p>
+      <w:pPr>
+        <w:spacing w:after="0"/>
+      </w:pPr>
+      <w:r>
+        <w:rPr>
+          <w:rFonts w:ascii="Courier New" w:cs="Courier New" w:eastAsia="Courier New" w:hAnsi="Courier New"/>
+          <w:color w:val="2d3436"/>
+          <w:sz w:val="16"/>
+          <w:szCs w:val="16"/>
+        </w:rPr>
+        <w:t xml:space="preserve">+---------------------------+</w:t>
+      </w:r>
+    </w:p>
+    <w:p>
+      <w:pPr>
+        <w:spacing w:after="0"/>
+      </w:pPr>
+      <w:r>
+        <w:rPr>
+          <w:rFonts w:ascii="Courier New" w:cs="Courier New" w:eastAsia="Courier New" w:hAnsi="Courier New"/>
+          <w:color w:val="2d3436"/>
+          <w:sz w:val="16"/>
+          <w:szCs w:val="16"/>
+        </w:rPr>
+        <w:t xml:space="preserve">| Startup Attempt Detected  |</w:t>
+      </w:r>
+    </w:p>
+    <w:p>
+      <w:pPr>
+        <w:spacing w:after="0"/>
+      </w:pPr>
+      <w:r>
+        <w:rPr>
+          <w:rFonts w:ascii="Courier New" w:cs="Courier New" w:eastAsia="Courier New" w:hAnsi="Courier New"/>
+          <w:color w:val="2d3436"/>
+          <w:sz w:val="16"/>
+          <w:szCs w:val="16"/>
+        </w:rPr>
+        <w:t xml:space="preserve">+-----------+---------------+</w:t>
+      </w:r>
+    </w:p>
+    <w:p>
+      <w:pPr>
+        <w:spacing w:after="0"/>
+      </w:pPr>
+      <w:r>
+        <w:rPr>
+          <w:rFonts w:ascii="Courier New" w:cs="Courier New" w:eastAsia="Courier New" w:hAnsi="Courier New"/>
+          <w:color w:val="2d3436"/>
+          <w:sz w:val="16"/>
+          <w:szCs w:val="16"/>
+        </w:rPr>
+        <w:t xml:space="preserve">            |</w:t>
+      </w:r>
+    </w:p>
+    <w:p>
+      <w:pPr>
+        <w:spacing w:after="0"/>
+      </w:pPr>
+      <w:r>
+        <w:rPr>
+          <w:rFonts w:ascii="Courier New" w:cs="Courier New" w:eastAsia="Courier New" w:hAnsi="Courier New"/>
+          <w:color w:val="2d3436"/>
+          <w:sz w:val="16"/>
+          <w:szCs w:val="16"/>
+        </w:rPr>
+        <w:t xml:space="preserve">            v</w:t>
+      </w:r>
+    </w:p>
+    <w:p>
+      <w:pPr>
+        <w:spacing w:after="0"/>
+      </w:pPr>
+      <w:r>
+        <w:rPr>
+          <w:rFonts w:ascii="Courier New" w:cs="Courier New" w:eastAsia="Courier New" w:hAnsi="Courier New"/>
+          <w:color w:val="2d3436"/>
+          <w:sz w:val="16"/>
+          <w:szCs w:val="16"/>
+        </w:rPr>
+        <w:t xml:space="preserve">+---------------------------+</w:t>
+      </w:r>
+    </w:p>
+    <w:p>
+      <w:pPr>
+        <w:spacing w:after="0"/>
+      </w:pPr>
+      <w:r>
+        <w:rPr>
+          <w:rFonts w:ascii="Courier New" w:cs="Courier New" w:eastAsia="Courier New" w:hAnsi="Courier New"/>
+          <w:color w:val="2d3436"/>
+          <w:sz w:val="16"/>
+          <w:szCs w:val="16"/>
+        </w:rPr>
+        <w:t xml:space="preserve">| Authorization Check       |</w:t>
+      </w:r>
+    </w:p>
+    <w:p>
+      <w:pPr>
+        <w:spacing w:after="0"/>
+      </w:pPr>
+      <w:r>
+        <w:rPr>
+          <w:rFonts w:ascii="Courier New" w:cs="Courier New" w:eastAsia="Courier New" w:hAnsi="Courier New"/>
+          <w:color w:val="2d3436"/>
+          <w:sz w:val="16"/>
+          <w:szCs w:val="16"/>
+        </w:rPr>
+        <w:t xml:space="preserve">| - Trusted credential?     |</w:t>
+      </w:r>
+    </w:p>
+    <w:p>
+      <w:pPr>
+        <w:spacing w:after="0"/>
+      </w:pPr>
+      <w:r>
+        <w:rPr>
+          <w:rFonts w:ascii="Courier New" w:cs="Courier New" w:eastAsia="Courier New" w:hAnsi="Courier New"/>
+          <w:color w:val="2d3436"/>
+          <w:sz w:val="16"/>
+          <w:szCs w:val="16"/>
+        </w:rPr>
+        <w:t xml:space="preserve">| - Normal startup seq?     |</w:t>
+      </w:r>
+    </w:p>
+    <w:p>
+      <w:pPr>
+        <w:spacing w:after="0"/>
+      </w:pPr>
+      <w:r>
+        <w:rPr>
+          <w:rFonts w:ascii="Courier New" w:cs="Courier New" w:eastAsia="Courier New" w:hAnsi="Courier New"/>
+          <w:color w:val="2d3436"/>
+          <w:sz w:val="16"/>
+          <w:szCs w:val="16"/>
+        </w:rPr>
+        <w:t xml:space="preserve">| - Tamper signals?         |</w:t>
+      </w:r>
+    </w:p>
+    <w:p>
+      <w:pPr>
+        <w:spacing w:after="0"/>
+      </w:pPr>
+      <w:r>
+        <w:rPr>
+          <w:rFonts w:ascii="Courier New" w:cs="Courier New" w:eastAsia="Courier New" w:hAnsi="Courier New"/>
+          <w:color w:val="2d3436"/>
+          <w:sz w:val="16"/>
+          <w:szCs w:val="16"/>
+        </w:rPr>
+        <w:t xml:space="preserve">| - Trusted device present? |</w:t>
+      </w:r>
+    </w:p>
+    <w:p>
+      <w:pPr>
+        <w:spacing w:after="0"/>
+      </w:pPr>
+      <w:r>
+        <w:rPr>
+          <w:rFonts w:ascii="Courier New" w:cs="Courier New" w:eastAsia="Courier New" w:hAnsi="Courier New"/>
+          <w:color w:val="2d3436"/>
+          <w:sz w:val="16"/>
+          <w:szCs w:val="16"/>
+        </w:rPr>
+        <w:t xml:space="preserve">+-----------+---------------+</w:t>
+      </w:r>
+    </w:p>
+    <w:p>
+      <w:pPr>
+        <w:spacing w:after="0"/>
+      </w:pPr>
+      <w:r>
+        <w:rPr>
+          <w:rFonts w:ascii="Courier New" w:cs="Courier New" w:eastAsia="Courier New" w:hAnsi="Courier New"/>
+          <w:color w:val="2d3436"/>
+          <w:sz w:val="16"/>
+          <w:szCs w:val="16"/>
+        </w:rPr>
+        <w:t xml:space="preserve">            |</w:t>
+      </w:r>
+    </w:p>
+    <w:p>
+      <w:pPr>
+        <w:spacing w:after="0"/>
+      </w:pPr>
+      <w:r>
+        <w:rPr>
+          <w:rFonts w:ascii="Courier New" w:cs="Courier New" w:eastAsia="Courier New" w:hAnsi="Courier New"/>
+          <w:color w:val="2d3436"/>
+          <w:sz w:val="16"/>
+          <w:szCs w:val="16"/>
+        </w:rPr>
+        <w:t xml:space="preserve">    +-------+-------+</w:t>
+      </w:r>
+    </w:p>
+    <w:p>
+      <w:pPr>
+        <w:spacing w:after="0"/>
+      </w:pPr>
+      <w:r>
+        <w:rPr>
+          <w:rFonts w:ascii="Courier New" w:cs="Courier New" w:eastAsia="Courier New" w:hAnsi="Courier New"/>
+          <w:color w:val="2d3436"/>
+          <w:sz w:val="16"/>
+          <w:szCs w:val="16"/>
+        </w:rPr>
+        <w:t xml:space="preserve">    |               |</w:t>
+      </w:r>
+    </w:p>
+    <w:p>
+      <w:pPr>
+        <w:spacing w:after="0"/>
+      </w:pPr>
+      <w:r>
+        <w:rPr>
+          <w:rFonts w:ascii="Courier New" w:cs="Courier New" w:eastAsia="Courier New" w:hAnsi="Courier New"/>
+          <w:color w:val="2d3436"/>
+          <w:sz w:val="16"/>
+          <w:szCs w:val="16"/>
+        </w:rPr>
+        <w:t xml:space="preserve">+---v---+     +-----v-----------+</w:t>
+      </w:r>
+    </w:p>
+    <w:p>
+      <w:pPr>
+        <w:spacing w:after="0"/>
+      </w:pPr>
+      <w:r>
+        <w:rPr>
+          <w:rFonts w:ascii="Courier New" w:cs="Courier New" w:eastAsia="Courier New" w:hAnsi="Courier New"/>
+          <w:color w:val="2d3436"/>
+          <w:sz w:val="16"/>
+          <w:szCs w:val="16"/>
+        </w:rPr>
+        <w:t xml:space="preserve">| VALID |     | INVALID /       |</w:t>
+      </w:r>
+    </w:p>
+    <w:p>
+      <w:pPr>
+        <w:spacing w:after="0"/>
+      </w:pPr>
+      <w:r>
+        <w:rPr>
+          <w:rFonts w:ascii="Courier New" w:cs="Courier New" w:eastAsia="Courier New" w:hAnsi="Courier New"/>
+          <w:color w:val="2d3436"/>
+          <w:sz w:val="16"/>
+          <w:szCs w:val="16"/>
+        </w:rPr>
+        <w:t xml:space="preserve">| Start |     | COMPROMISED     |</w:t>
+      </w:r>
+    </w:p>
+    <w:p>
+      <w:pPr>
+        <w:spacing w:after="0"/>
+      </w:pPr>
+      <w:r>
+        <w:rPr>
+          <w:rFonts w:ascii="Courier New" w:cs="Courier New" w:eastAsia="Courier New" w:hAnsi="Courier New"/>
+          <w:color w:val="2d3436"/>
+          <w:sz w:val="16"/>
+          <w:szCs w:val="16"/>
+        </w:rPr>
+        <w:t xml:space="preserve">| OK    |     +--------+--------+</w:t>
+      </w:r>
+    </w:p>
+    <w:p>
+      <w:pPr>
+        <w:spacing w:after="0"/>
+      </w:pPr>
+      <w:r>
+        <w:rPr>
+          <w:rFonts w:ascii="Courier New" w:cs="Courier New" w:eastAsia="Courier New" w:hAnsi="Courier New"/>
+          <w:color w:val="2d3436"/>
+          <w:sz w:val="16"/>
+          <w:szCs w:val="16"/>
+        </w:rPr>
+        <w:t xml:space="preserve">+-------+              |</w:t>
+      </w:r>
+    </w:p>
+    <w:p>
+      <w:pPr>
+        <w:spacing w:after="0"/>
+      </w:pPr>
+      <w:r>
+        <w:rPr>
+          <w:rFonts w:ascii="Courier New" w:cs="Courier New" w:eastAsia="Courier New" w:hAnsi="Courier New"/>
+          <w:color w:val="2d3436"/>
+          <w:sz w:val="16"/>
+          <w:szCs w:val="16"/>
+        </w:rPr>
+        <w:t xml:space="preserve">                       v</w:t>
+      </w:r>
+    </w:p>
+    <w:p>
+      <w:pPr>
+        <w:spacing w:after="0"/>
+      </w:pPr>
+      <w:r>
+        <w:rPr>
+          <w:rFonts w:ascii="Courier New" w:cs="Courier New" w:eastAsia="Courier New" w:hAnsi="Courier New"/>
+          <w:color w:val="2d3436"/>
+          <w:sz w:val="16"/>
+          <w:szCs w:val="16"/>
+        </w:rPr>
+        <w:t xml:space="preserve">             +-------------------+</w:t>
+      </w:r>
+    </w:p>
+    <w:p>
+      <w:pPr>
+        <w:spacing w:after="0"/>
+      </w:pPr>
+      <w:r>
+        <w:rPr>
+          <w:rFonts w:ascii="Courier New" w:cs="Courier New" w:eastAsia="Courier New" w:hAnsi="Courier New"/>
+          <w:color w:val="2d3436"/>
+          <w:sz w:val="16"/>
+          <w:szCs w:val="16"/>
+        </w:rPr>
+        <w:t xml:space="preserve">             | Protected         |</w:t>
+      </w:r>
+    </w:p>
+    <w:p>
+      <w:pPr>
+        <w:spacing w:after="0"/>
+      </w:pPr>
+      <w:r>
+        <w:rPr>
+          <w:rFonts w:ascii="Courier New" w:cs="Courier New" w:eastAsia="Courier New" w:hAnsi="Courier New"/>
+          <w:color w:val="2d3436"/>
+          <w:sz w:val="16"/>
+          <w:szCs w:val="16"/>
+        </w:rPr>
+        <w:t xml:space="preserve">             | Immobilized State |</w:t>
+      </w:r>
+    </w:p>
+    <w:p>
+      <w:pPr>
+        <w:spacing w:after="0"/>
+      </w:pPr>
+      <w:r>
+        <w:rPr>
+          <w:rFonts w:ascii="Courier New" w:cs="Courier New" w:eastAsia="Courier New" w:hAnsi="Courier New"/>
+          <w:color w:val="2d3436"/>
+          <w:sz w:val="16"/>
+          <w:szCs w:val="16"/>
+        </w:rPr>
+        <w:t xml:space="preserve">             | - Startup blocked |</w:t>
+      </w:r>
+    </w:p>
+    <w:p>
+      <w:pPr>
+        <w:spacing w:after="0"/>
+      </w:pPr>
+      <w:r>
+        <w:rPr>
+          <w:rFonts w:ascii="Courier New" w:cs="Courier New" w:eastAsia="Courier New" w:hAnsi="Courier New"/>
+          <w:color w:val="2d3436"/>
+          <w:sz w:val="16"/>
+          <w:szCs w:val="16"/>
+        </w:rPr>
+        <w:t xml:space="preserve">             | - Tamper logged   |</w:t>
+      </w:r>
+    </w:p>
+    <w:p>
+      <w:pPr>
+        <w:spacing w:after="0"/>
+      </w:pPr>
+      <w:r>
+        <w:rPr>
+          <w:rFonts w:ascii="Courier New" w:cs="Courier New" w:eastAsia="Courier New" w:hAnsi="Courier New"/>
+          <w:color w:val="2d3436"/>
+          <w:sz w:val="16"/>
+          <w:szCs w:val="16"/>
+        </w:rPr>
+        <w:t xml:space="preserve">             | - Alerts sent     |</w:t>
+      </w:r>
+    </w:p>
+    <w:p>
+      <w:pPr>
+        <w:spacing w:after="0"/>
+      </w:pPr>
+      <w:r>
+        <w:rPr>
+          <w:rFonts w:ascii="Courier New" w:cs="Courier New" w:eastAsia="Courier New" w:hAnsi="Courier New"/>
+          <w:color w:val="2d3436"/>
+          <w:sz w:val="16"/>
+          <w:szCs w:val="16"/>
+        </w:rPr>
+        <w:t xml:space="preserve">             +--------+----------+</w:t>
+      </w:r>
+    </w:p>
+    <w:p>
+      <w:pPr>
+        <w:spacing w:after="0"/>
+      </w:pPr>
+      <w:r>
+        <w:rPr>
+          <w:rFonts w:ascii="Courier New" w:cs="Courier New" w:eastAsia="Courier New" w:hAnsi="Courier New"/>
+          <w:color w:val="2d3436"/>
+          <w:sz w:val="16"/>
+          <w:szCs w:val="16"/>
+        </w:rPr>
+        <w:t xml:space="preserve">                      |</w:t>
+      </w:r>
+    </w:p>
+    <w:p>
+      <w:pPr>
+        <w:spacing w:after="0"/>
+      </w:pPr>
+      <w:r>
+        <w:rPr>
+          <w:rFonts w:ascii="Courier New" w:cs="Courier New" w:eastAsia="Courier New" w:hAnsi="Courier New"/>
+          <w:color w:val="2d3436"/>
+          <w:sz w:val="16"/>
+          <w:szCs w:val="16"/>
+        </w:rPr>
+        <w:t xml:space="preserve">                      v</w:t>
+      </w:r>
+    </w:p>
+    <w:p>
+      <w:pPr>
+        <w:spacing w:after="0"/>
+      </w:pPr>
+      <w:r>
+        <w:rPr>
+          <w:rFonts w:ascii="Courier New" w:cs="Courier New" w:eastAsia="Courier New" w:hAnsi="Courier New"/>
+          <w:color w:val="2d3436"/>
+          <w:sz w:val="16"/>
+          <w:szCs w:val="16"/>
+        </w:rPr>
+        <w:t xml:space="preserve">             +-------------------+</w:t>
+      </w:r>
+    </w:p>
+    <w:p>
+      <w:pPr>
+        <w:spacing w:after="0"/>
+      </w:pPr>
+      <w:r>
+        <w:rPr>
+          <w:rFonts w:ascii="Courier New" w:cs="Courier New" w:eastAsia="Courier New" w:hAnsi="Courier New"/>
+          <w:color w:val="2d3436"/>
+          <w:sz w:val="16"/>
+          <w:szCs w:val="16"/>
+        </w:rPr>
+        <w:t xml:space="preserve">             | Authenticated     |</w:t>
+      </w:r>
+    </w:p>
+    <w:p>
+      <w:pPr>
+        <w:spacing w:after="0"/>
+      </w:pPr>
+      <w:r>
+        <w:rPr>
+          <w:rFonts w:ascii="Courier New" w:cs="Courier New" w:eastAsia="Courier New" w:hAnsi="Courier New"/>
+          <w:color w:val="2d3436"/>
+          <w:sz w:val="16"/>
+          <w:szCs w:val="16"/>
+        </w:rPr>
+        <w:t xml:space="preserve">             | Reactivation      |</w:t>
+      </w:r>
+    </w:p>
+    <w:p>
+      <w:pPr>
+        <w:spacing w:after="0"/>
+      </w:pPr>
+      <w:r>
+        <w:rPr>
+          <w:rFonts w:ascii="Courier New" w:cs="Courier New" w:eastAsia="Courier New" w:hAnsi="Courier New"/>
+          <w:color w:val="2d3436"/>
+          <w:sz w:val="16"/>
+          <w:szCs w:val="16"/>
+        </w:rPr>
+        <w:t xml:space="preserve">             | - Owner confirm   |</w:t>
+      </w:r>
+    </w:p>
+    <w:p>
+      <w:pPr>
+        <w:spacing w:after="0"/>
+      </w:pPr>
+      <w:r>
+        <w:rPr>
+          <w:rFonts w:ascii="Courier New" w:cs="Courier New" w:eastAsia="Courier New" w:hAnsi="Courier New"/>
+          <w:color w:val="2d3436"/>
+          <w:sz w:val="16"/>
+          <w:szCs w:val="16"/>
+        </w:rPr>
+        <w:t xml:space="preserve">             | - Token validate  |</w:t>
+      </w:r>
+    </w:p>
+    <w:p>
+      <w:pPr>
+        <w:spacing w:after="0"/>
+      </w:pPr>
+      <w:r>
+        <w:rPr>
+          <w:rFonts w:ascii="Courier New" w:cs="Courier New" w:eastAsia="Courier New" w:hAnsi="Courier New"/>
+          <w:color w:val="2d3436"/>
+          <w:sz w:val="16"/>
+          <w:szCs w:val="16"/>
+        </w:rPr>
+        <w:t xml:space="preserve">             | - Server approve  |</w:t>
+      </w:r>
+    </w:p>
+    <w:p>
+      <w:pPr>
+        <w:spacing w:after="0"/>
+      </w:pPr>
+      <w:r>
+        <w:rPr>
+          <w:rFonts w:ascii="Courier New" w:cs="Courier New" w:eastAsia="Courier New" w:hAnsi="Courier New"/>
+          <w:color w:val="2d3436"/>
+          <w:sz w:val="16"/>
+          <w:szCs w:val="16"/>
+        </w:rPr>
+        <w:t xml:space="preserve">             +-------------------+</w:t>
+      </w:r>
+    </w:p>
+    <w:p>
+      <w:pPr>
+        <w:pStyle w:val="Heading2"/>
+        <w:spacing w:after="150" w:before="300"/>
+      </w:pPr>
+      <w:r>
+        <w:rPr>
+          <w:rFonts w:ascii="Calibri" w:cs="Calibri" w:eastAsia="Calibri" w:hAnsi="Calibri"/>
+          <w:b/>
+          <w:bCs/>
+          <w:color w:val="1a1a2e"/>
+        </w:rPr>
+        <w:t xml:space="preserve">FIG 12 — Predictive Threat Intelligence Pipeline</w:t>
+      </w:r>
+    </w:p>
+    <w:p>
+      <w:pPr>
+        <w:spacing w:after="0"/>
+      </w:pPr>
+      <w:r>
+        <w:rPr>
+          <w:rFonts w:ascii="Courier New" w:cs="Courier New" w:eastAsia="Courier New" w:hAnsi="Courier New"/>
+          <w:color w:val="2d3436"/>
+          <w:sz w:val="16"/>
+          <w:szCs w:val="16"/>
+        </w:rPr>
+        <w:t xml:space="preserve">+---------------------------+     +---------------------------+</w:t>
+      </w:r>
+    </w:p>
+    <w:p>
+      <w:pPr>
+        <w:spacing w:after="0"/>
+      </w:pPr>
+      <w:r>
+        <w:rPr>
+          <w:rFonts w:ascii="Courier New" w:cs="Courier New" w:eastAsia="Courier New" w:hAnsi="Courier New"/>
+          <w:color w:val="2d3436"/>
+          <w:sz w:val="16"/>
+          <w:szCs w:val="16"/>
+        </w:rPr>
+        <w:t xml:space="preserve">| Historical Crime Data     |     | Driver Route / Schedule   |</w:t>
+      </w:r>
+    </w:p>
+    <w:p>
+      <w:pPr>
+        <w:spacing w:after="0"/>
+      </w:pPr>
+      <w:r>
+        <w:rPr>
+          <w:rFonts w:ascii="Courier New" w:cs="Courier New" w:eastAsia="Courier New" w:hAnsi="Courier New"/>
+          <w:color w:val="2d3436"/>
+          <w:sz w:val="16"/>
+          <w:szCs w:val="16"/>
+        </w:rPr>
+        <w:t xml:space="preserve">| (Hotspots, Incidents,     |     | (Planned or Inferred)     |</w:t>
+      </w:r>
+    </w:p>
+    <w:p>
+      <w:pPr>
+        <w:spacing w:after="0"/>
+      </w:pPr>
+      <w:r>
+        <w:rPr>
+          <w:rFonts w:ascii="Courier New" w:cs="Courier New" w:eastAsia="Courier New" w:hAnsi="Courier New"/>
+          <w:color w:val="2d3436"/>
+          <w:sz w:val="16"/>
+          <w:szCs w:val="16"/>
+        </w:rPr>
+        <w:t xml:space="preserve">|  Temporal Patterns)       |     |                           |</w:t>
+      </w:r>
+    </w:p>
+    <w:p>
+      <w:pPr>
+        <w:spacing w:after="0"/>
+      </w:pPr>
+      <w:r>
+        <w:rPr>
+          <w:rFonts w:ascii="Courier New" w:cs="Courier New" w:eastAsia="Courier New" w:hAnsi="Courier New"/>
+          <w:color w:val="2d3436"/>
+          <w:sz w:val="16"/>
+          <w:szCs w:val="16"/>
+        </w:rPr>
+        <w:t xml:space="preserve">+-----------+---------------+     +-----------+---------------+</w:t>
+      </w:r>
+    </w:p>
+    <w:p>
+      <w:pPr>
+        <w:spacing w:after="0"/>
+      </w:pPr>
+      <w:r>
+        <w:rPr>
+          <w:rFonts w:ascii="Courier New" w:cs="Courier New" w:eastAsia="Courier New" w:hAnsi="Courier New"/>
+          <w:color w:val="2d3436"/>
+          <w:sz w:val="16"/>
+          <w:szCs w:val="16"/>
+        </w:rPr>
+        <w:t xml:space="preserve">            |                                 |</w:t>
+      </w:r>
+    </w:p>
+    <w:p>
+      <w:pPr>
+        <w:spacing w:after="0"/>
+      </w:pPr>
+      <w:r>
+        <w:rPr>
+          <w:rFonts w:ascii="Courier New" w:cs="Courier New" w:eastAsia="Courier New" w:hAnsi="Courier New"/>
+          <w:color w:val="2d3436"/>
+          <w:sz w:val="16"/>
+          <w:szCs w:val="16"/>
+        </w:rPr>
+        <w:t xml:space="preserve">            +----------------+----------------+</w:t>
+      </w:r>
+    </w:p>
+    <w:p>
+      <w:pPr>
+        <w:spacing w:after="0"/>
+      </w:pPr>
+      <w:r>
+        <w:rPr>
+          <w:rFonts w:ascii="Courier New" w:cs="Courier New" w:eastAsia="Courier New" w:hAnsi="Courier New"/>
+          <w:color w:val="2d3436"/>
+          <w:sz w:val="16"/>
+          <w:szCs w:val="16"/>
+        </w:rPr>
+        <w:t xml:space="preserve">                             |</w:t>
+      </w:r>
+    </w:p>
+    <w:p>
+      <w:pPr>
+        <w:spacing w:after="0"/>
+      </w:pPr>
+      <w:r>
+        <w:rPr>
+          <w:rFonts w:ascii="Courier New" w:cs="Courier New" w:eastAsia="Courier New" w:hAnsi="Courier New"/>
+          <w:color w:val="2d3436"/>
+          <w:sz w:val="16"/>
+          <w:szCs w:val="16"/>
+        </w:rPr>
+        <w:t xml:space="preserve">                             v</w:t>
+      </w:r>
+    </w:p>
+    <w:p>
+      <w:pPr>
+        <w:spacing w:after="0"/>
+      </w:pPr>
+      <w:r>
+        <w:rPr>
+          <w:rFonts w:ascii="Courier New" w:cs="Courier New" w:eastAsia="Courier New" w:hAnsi="Courier New"/>
+          <w:color w:val="2d3436"/>
+          <w:sz w:val="16"/>
+          <w:szCs w:val="16"/>
+        </w:rPr>
+        <w:t xml:space="preserve">              +-----------------------------+</w:t>
+      </w:r>
+    </w:p>
+    <w:p>
+      <w:pPr>
+        <w:spacing w:after="0"/>
+      </w:pPr>
+      <w:r>
+        <w:rPr>
+          <w:rFonts w:ascii="Courier New" w:cs="Courier New" w:eastAsia="Courier New" w:hAnsi="Courier New"/>
+          <w:color w:val="2d3436"/>
+          <w:sz w:val="16"/>
+          <w:szCs w:val="16"/>
+        </w:rPr>
+        <w:t xml:space="preserve">              | Predictive Risk Engine      |</w:t>
+      </w:r>
+    </w:p>
+    <w:p>
+      <w:pPr>
+        <w:spacing w:after="0"/>
+      </w:pPr>
+      <w:r>
+        <w:rPr>
+          <w:rFonts w:ascii="Courier New" w:cs="Courier New" w:eastAsia="Courier New" w:hAnsi="Courier New"/>
+          <w:color w:val="2d3436"/>
+          <w:sz w:val="16"/>
+          <w:szCs w:val="16"/>
+        </w:rPr>
+        <w:t xml:space="preserve">              | - Geographic correlation    |</w:t>
+      </w:r>
+    </w:p>
+    <w:p>
+      <w:pPr>
+        <w:spacing w:after="0"/>
+      </w:pPr>
+      <w:r>
+        <w:rPr>
+          <w:rFonts w:ascii="Courier New" w:cs="Courier New" w:eastAsia="Courier New" w:hAnsi="Courier New"/>
+          <w:color w:val="2d3436"/>
+          <w:sz w:val="16"/>
+          <w:szCs w:val="16"/>
+        </w:rPr>
+        <w:t xml:space="preserve">              | - Temporal pattern match    |</w:t>
+      </w:r>
+    </w:p>
+    <w:p>
+      <w:pPr>
+        <w:spacing w:after="0"/>
+      </w:pPr>
+      <w:r>
+        <w:rPr>
+          <w:rFonts w:ascii="Courier New" w:cs="Courier New" w:eastAsia="Courier New" w:hAnsi="Courier New"/>
+          <w:color w:val="2d3436"/>
+          <w:sz w:val="16"/>
+          <w:szCs w:val="16"/>
+        </w:rPr>
+        <w:t xml:space="preserve">              | - Behavioural baseline      |</w:t>
+      </w:r>
+    </w:p>
+    <w:p>
+      <w:pPr>
+        <w:spacing w:after="0"/>
+      </w:pPr>
+      <w:r>
+        <w:rPr>
+          <w:rFonts w:ascii="Courier New" w:cs="Courier New" w:eastAsia="Courier New" w:hAnsi="Courier New"/>
+          <w:color w:val="2d3436"/>
+          <w:sz w:val="16"/>
+          <w:szCs w:val="16"/>
+        </w:rPr>
+        <w:t xml:space="preserve">              +-------------+---------------+</w:t>
+      </w:r>
+    </w:p>
+    <w:p>
+      <w:pPr>
+        <w:spacing w:after="0"/>
+      </w:pPr>
+      <w:r>
+        <w:rPr>
+          <w:rFonts w:ascii="Courier New" w:cs="Courier New" w:eastAsia="Courier New" w:hAnsi="Courier New"/>
+          <w:color w:val="2d3436"/>
+          <w:sz w:val="16"/>
+          <w:szCs w:val="16"/>
+        </w:rPr>
+        <w:t xml:space="preserve">                            |</w:t>
+      </w:r>
+    </w:p>
+    <w:p>
+      <w:pPr>
+        <w:spacing w:after="0"/>
+      </w:pPr>
+      <w:r>
+        <w:rPr>
+          <w:rFonts w:ascii="Courier New" w:cs="Courier New" w:eastAsia="Courier New" w:hAnsi="Courier New"/>
+          <w:color w:val="2d3436"/>
+          <w:sz w:val="16"/>
+          <w:szCs w:val="16"/>
+        </w:rPr>
+        <w:t xml:space="preserve">                            v</w:t>
+      </w:r>
+    </w:p>
+    <w:p>
+      <w:pPr>
+        <w:spacing w:after="0"/>
+      </w:pPr>
+      <w:r>
+        <w:rPr>
+          <w:rFonts w:ascii="Courier New" w:cs="Courier New" w:eastAsia="Courier New" w:hAnsi="Courier New"/>
+          <w:color w:val="2d3436"/>
+          <w:sz w:val="16"/>
+          <w:szCs w:val="16"/>
+        </w:rPr>
+        <w:t xml:space="preserve">              +-----------------------------+</w:t>
+      </w:r>
+    </w:p>
+    <w:p>
+      <w:pPr>
+        <w:spacing w:after="0"/>
+      </w:pPr>
+      <w:r>
+        <w:rPr>
+          <w:rFonts w:ascii="Courier New" w:cs="Courier New" w:eastAsia="Courier New" w:hAnsi="Courier New"/>
+          <w:color w:val="2d3436"/>
+          <w:sz w:val="16"/>
+          <w:szCs w:val="16"/>
+        </w:rPr>
+        <w:t xml:space="preserve">              | Pre-Journey Risk Assessment |</w:t>
+      </w:r>
+    </w:p>
+    <w:p>
+      <w:pPr>
+        <w:spacing w:after="0"/>
+      </w:pPr>
+      <w:r>
+        <w:rPr>
+          <w:rFonts w:ascii="Courier New" w:cs="Courier New" w:eastAsia="Courier New" w:hAnsi="Courier New"/>
+          <w:color w:val="2d3436"/>
+          <w:sz w:val="16"/>
+          <w:szCs w:val="16"/>
+        </w:rPr>
+        <w:t xml:space="preserve">              | - Risk score per segment    |</w:t>
+      </w:r>
+    </w:p>
+    <w:p>
+      <w:pPr>
+        <w:spacing w:after="0"/>
+      </w:pPr>
+      <w:r>
+        <w:rPr>
+          <w:rFonts w:ascii="Courier New" w:cs="Courier New" w:eastAsia="Courier New" w:hAnsi="Courier New"/>
+          <w:color w:val="2d3436"/>
+          <w:sz w:val="16"/>
+          <w:szCs w:val="16"/>
+        </w:rPr>
+        <w:t xml:space="preserve">              | - Alternative routes        |</w:t>
+      </w:r>
+    </w:p>
+    <w:p>
+      <w:pPr>
+        <w:spacing w:after="0"/>
+      </w:pPr>
+      <w:r>
+        <w:rPr>
+          <w:rFonts w:ascii="Courier New" w:cs="Courier New" w:eastAsia="Courier New" w:hAnsi="Courier New"/>
+          <w:color w:val="2d3436"/>
+          <w:sz w:val="16"/>
+          <w:szCs w:val="16"/>
+        </w:rPr>
+        <w:t xml:space="preserve">              | - Sensitivity adjustment    |</w:t>
+      </w:r>
+    </w:p>
+    <w:p>
+      <w:pPr>
+        <w:spacing w:after="0"/>
+      </w:pPr>
+      <w:r>
+        <w:rPr>
+          <w:rFonts w:ascii="Courier New" w:cs="Courier New" w:eastAsia="Courier New" w:hAnsi="Courier New"/>
+          <w:color w:val="2d3436"/>
+          <w:sz w:val="16"/>
+          <w:szCs w:val="16"/>
+        </w:rPr>
+        <w:t xml:space="preserve">              +-----------------------------+</w:t>
+      </w:r>
+    </w:p>
+    <w:p>
+      <w:pPr>
+        <w:pStyle w:val="Heading2"/>
+        <w:spacing w:after="150" w:before="300"/>
+      </w:pPr>
+      <w:r>
+        <w:rPr>
+          <w:rFonts w:ascii="Calibri" w:cs="Calibri" w:eastAsia="Calibri" w:hAnsi="Calibri"/>
+          <w:b/>
+          <w:bCs/>
+          <w:color w:val="1a1a2e"/>
+        </w:rPr>
+        <w:t xml:space="preserve">FIG 13 — Tamper-Resilient Evidence Preservation</w:t>
+      </w:r>
+    </w:p>
+    <w:p>
+      <w:pPr>
+        <w:spacing w:after="0"/>
+      </w:pPr>
+      <w:r>
+        <w:rPr>
+          <w:rFonts w:ascii="Courier New" w:cs="Courier New" w:eastAsia="Courier New" w:hAnsi="Courier New"/>
+          <w:color w:val="2d3436"/>
+          <w:sz w:val="16"/>
+          <w:szCs w:val="16"/>
+        </w:rPr>
+        <w:t xml:space="preserve">+---------------------------+</w:t>
+      </w:r>
+    </w:p>
+    <w:p>
+      <w:pPr>
+        <w:spacing w:after="0"/>
+      </w:pPr>
+      <w:r>
+        <w:rPr>
+          <w:rFonts w:ascii="Courier New" w:cs="Courier New" w:eastAsia="Courier New" w:hAnsi="Courier New"/>
+          <w:color w:val="2d3436"/>
+          <w:sz w:val="16"/>
+          <w:szCs w:val="16"/>
+        </w:rPr>
+        <w:t xml:space="preserve">| Security Incident         |</w:t>
+      </w:r>
+    </w:p>
+    <w:p>
+      <w:pPr>
+        <w:spacing w:after="0"/>
+      </w:pPr>
+      <w:r>
+        <w:rPr>
+          <w:rFonts w:ascii="Courier New" w:cs="Courier New" w:eastAsia="Courier New" w:hAnsi="Courier New"/>
+          <w:color w:val="2d3436"/>
+          <w:sz w:val="16"/>
+          <w:szCs w:val="16"/>
+        </w:rPr>
+        <w:t xml:space="preserve">| Detected                  |</w:t>
+      </w:r>
+    </w:p>
+    <w:p>
+      <w:pPr>
+        <w:spacing w:after="0"/>
+      </w:pPr>
+      <w:r>
+        <w:rPr>
+          <w:rFonts w:ascii="Courier New" w:cs="Courier New" w:eastAsia="Courier New" w:hAnsi="Courier New"/>
+          <w:color w:val="2d3436"/>
+          <w:sz w:val="16"/>
+          <w:szCs w:val="16"/>
+        </w:rPr>
+        <w:t xml:space="preserve">+-----------+---------------+</w:t>
+      </w:r>
+    </w:p>
+    <w:p>
+      <w:pPr>
+        <w:spacing w:after="0"/>
+      </w:pPr>
+      <w:r>
+        <w:rPr>
+          <w:rFonts w:ascii="Courier New" w:cs="Courier New" w:eastAsia="Courier New" w:hAnsi="Courier New"/>
+          <w:color w:val="2d3436"/>
+          <w:sz w:val="16"/>
+          <w:szCs w:val="16"/>
+        </w:rPr>
+        <w:t xml:space="preserve">            |</w:t>
+      </w:r>
+    </w:p>
+    <w:p>
+      <w:pPr>
+        <w:spacing w:after="0"/>
+      </w:pPr>
+      <w:r>
+        <w:rPr>
+          <w:rFonts w:ascii="Courier New" w:cs="Courier New" w:eastAsia="Courier New" w:hAnsi="Courier New"/>
+          <w:color w:val="2d3436"/>
+          <w:sz w:val="16"/>
+          <w:szCs w:val="16"/>
+        </w:rPr>
+        <w:t xml:space="preserve">            v</w:t>
+      </w:r>
+    </w:p>
+    <w:p>
+      <w:pPr>
+        <w:spacing w:after="0"/>
+      </w:pPr>
+      <w:r>
+        <w:rPr>
+          <w:rFonts w:ascii="Courier New" w:cs="Courier New" w:eastAsia="Courier New" w:hAnsi="Courier New"/>
+          <w:color w:val="2d3436"/>
+          <w:sz w:val="16"/>
+          <w:szCs w:val="16"/>
+        </w:rPr>
+        <w:t xml:space="preserve">+---------------------------+</w:t>
+      </w:r>
+    </w:p>
+    <w:p>
+      <w:pPr>
+        <w:spacing w:after="0"/>
+      </w:pPr>
+      <w:r>
+        <w:rPr>
+          <w:rFonts w:ascii="Courier New" w:cs="Courier New" w:eastAsia="Courier New" w:hAnsi="Courier New"/>
+          <w:color w:val="2d3436"/>
+          <w:sz w:val="16"/>
+          <w:szCs w:val="16"/>
+        </w:rPr>
+        <w:t xml:space="preserve">| Multi-Source Data Capture  |</w:t>
+      </w:r>
+    </w:p>
+    <w:p>
+      <w:pPr>
+        <w:spacing w:after="0"/>
+      </w:pPr>
+      <w:r>
+        <w:rPr>
+          <w:rFonts w:ascii="Courier New" w:cs="Courier New" w:eastAsia="Courier New" w:hAnsi="Courier New"/>
+          <w:color w:val="2d3436"/>
+          <w:sz w:val="16"/>
+          <w:szCs w:val="16"/>
+        </w:rPr>
+        <w:t xml:space="preserve">| - Location breadcrumbs    |</w:t>
+      </w:r>
+    </w:p>
+    <w:p>
+      <w:pPr>
+        <w:spacing w:after="0"/>
+      </w:pPr>
+      <w:r>
+        <w:rPr>
+          <w:rFonts w:ascii="Courier New" w:cs="Courier New" w:eastAsia="Courier New" w:hAnsi="Courier New"/>
+          <w:color w:val="2d3436"/>
+          <w:sz w:val="16"/>
+          <w:szCs w:val="16"/>
+        </w:rPr>
+        <w:t xml:space="preserve">| - Audio recording         |</w:t>
+      </w:r>
+    </w:p>
+    <w:p>
+      <w:pPr>
+        <w:spacing w:after="0"/>
+      </w:pPr>
+      <w:r>
+        <w:rPr>
+          <w:rFonts w:ascii="Courier New" w:cs="Courier New" w:eastAsia="Courier New" w:hAnsi="Courier New"/>
+          <w:color w:val="2d3436"/>
+          <w:sz w:val="16"/>
+          <w:szCs w:val="16"/>
+        </w:rPr>
+        <w:t xml:space="preserve">| - Tamper event logs       |</w:t>
+      </w:r>
+    </w:p>
+    <w:p>
+      <w:pPr>
+        <w:spacing w:after="0"/>
+      </w:pPr>
+      <w:r>
+        <w:rPr>
+          <w:rFonts w:ascii="Courier New" w:cs="Courier New" w:eastAsia="Courier New" w:hAnsi="Courier New"/>
+          <w:color w:val="2d3436"/>
+          <w:sz w:val="16"/>
+          <w:szCs w:val="16"/>
+        </w:rPr>
+        <w:t xml:space="preserve">| - Communication attempts  |</w:t>
+      </w:r>
+    </w:p>
+    <w:p>
+      <w:pPr>
+        <w:spacing w:after="0"/>
+      </w:pPr>
+      <w:r>
+        <w:rPr>
+          <w:rFonts w:ascii="Courier New" w:cs="Courier New" w:eastAsia="Courier New" w:hAnsi="Courier New"/>
+          <w:color w:val="2d3436"/>
+          <w:sz w:val="16"/>
+          <w:szCs w:val="16"/>
+        </w:rPr>
+        <w:t xml:space="preserve">| - Sensor readings         |</w:t>
+      </w:r>
+    </w:p>
+    <w:p>
+      <w:pPr>
+        <w:spacing w:after="0"/>
+      </w:pPr>
+      <w:r>
+        <w:rPr>
+          <w:rFonts w:ascii="Courier New" w:cs="Courier New" w:eastAsia="Courier New" w:hAnsi="Courier New"/>
+          <w:color w:val="2d3436"/>
+          <w:sz w:val="16"/>
+          <w:szCs w:val="16"/>
+        </w:rPr>
+        <w:t xml:space="preserve">| - Cargo sensor data       |</w:t>
+      </w:r>
+    </w:p>
+    <w:p>
+      <w:pPr>
+        <w:spacing w:after="0"/>
+      </w:pPr>
+      <w:r>
+        <w:rPr>
+          <w:rFonts w:ascii="Courier New" w:cs="Courier New" w:eastAsia="Courier New" w:hAnsi="Courier New"/>
+          <w:color w:val="2d3436"/>
+          <w:sz w:val="16"/>
+          <w:szCs w:val="16"/>
+        </w:rPr>
+        <w:t xml:space="preserve">+-----------+---------------+</w:t>
+      </w:r>
+    </w:p>
+    <w:p>
+      <w:pPr>
+        <w:spacing w:after="0"/>
+      </w:pPr>
+      <w:r>
+        <w:rPr>
+          <w:rFonts w:ascii="Courier New" w:cs="Courier New" w:eastAsia="Courier New" w:hAnsi="Courier New"/>
+          <w:color w:val="2d3436"/>
+          <w:sz w:val="16"/>
+          <w:szCs w:val="16"/>
+        </w:rPr>
+        <w:t xml:space="preserve">            |</w:t>
+      </w:r>
+    </w:p>
+    <w:p>
+      <w:pPr>
+        <w:spacing w:after="0"/>
+      </w:pPr>
+      <w:r>
+        <w:rPr>
+          <w:rFonts w:ascii="Courier New" w:cs="Courier New" w:eastAsia="Courier New" w:hAnsi="Courier New"/>
+          <w:color w:val="2d3436"/>
+          <w:sz w:val="16"/>
+          <w:szCs w:val="16"/>
+        </w:rPr>
+        <w:t xml:space="preserve">            v</w:t>
+      </w:r>
+    </w:p>
+    <w:p>
+      <w:pPr>
+        <w:spacing w:after="0"/>
+      </w:pPr>
+      <w:r>
+        <w:rPr>
+          <w:rFonts w:ascii="Courier New" w:cs="Courier New" w:eastAsia="Courier New" w:hAnsi="Courier New"/>
+          <w:color w:val="2d3436"/>
+          <w:sz w:val="16"/>
+          <w:szCs w:val="16"/>
+        </w:rPr>
+        <w:t xml:space="preserve">+---------------------------+</w:t>
+      </w:r>
+    </w:p>
+    <w:p>
+      <w:pPr>
+        <w:spacing w:after="0"/>
+      </w:pPr>
+      <w:r>
+        <w:rPr>
+          <w:rFonts w:ascii="Courier New" w:cs="Courier New" w:eastAsia="Courier New" w:hAnsi="Courier New"/>
+          <w:color w:val="2d3436"/>
+          <w:sz w:val="16"/>
+          <w:szCs w:val="16"/>
+        </w:rPr>
+        <w:t xml:space="preserve">| Cryptographic Hashing &amp;   |</w:t>
+      </w:r>
+    </w:p>
+    <w:p>
+      <w:pPr>
+        <w:spacing w:after="0"/>
+      </w:pPr>
+      <w:r>
+        <w:rPr>
+          <w:rFonts w:ascii="Courier New" w:cs="Courier New" w:eastAsia="Courier New" w:hAnsi="Courier New"/>
+          <w:color w:val="2d3436"/>
+          <w:sz w:val="16"/>
+          <w:szCs w:val="16"/>
+        </w:rPr>
+        <w:t xml:space="preserve">| Timestamping              |</w:t>
+      </w:r>
+    </w:p>
+    <w:p>
+      <w:pPr>
+        <w:spacing w:after="0"/>
+      </w:pPr>
+      <w:r>
+        <w:rPr>
+          <w:rFonts w:ascii="Courier New" w:cs="Courier New" w:eastAsia="Courier New" w:hAnsi="Courier New"/>
+          <w:color w:val="2d3436"/>
+          <w:sz w:val="16"/>
+          <w:szCs w:val="16"/>
+        </w:rPr>
+        <w:t xml:space="preserve">| (Chain of custody)        |</w:t>
+      </w:r>
+    </w:p>
+    <w:p>
+      <w:pPr>
+        <w:spacing w:after="0"/>
+      </w:pPr>
+      <w:r>
+        <w:rPr>
+          <w:rFonts w:ascii="Courier New" w:cs="Courier New" w:eastAsia="Courier New" w:hAnsi="Courier New"/>
+          <w:color w:val="2d3436"/>
+          <w:sz w:val="16"/>
+          <w:szCs w:val="16"/>
+        </w:rPr>
+        <w:t xml:space="preserve">+-----------+---------------+</w:t>
+      </w:r>
+    </w:p>
+    <w:p>
+      <w:pPr>
+        <w:spacing w:after="0"/>
+      </w:pPr>
+      <w:r>
+        <w:rPr>
+          <w:rFonts w:ascii="Courier New" w:cs="Courier New" w:eastAsia="Courier New" w:hAnsi="Courier New"/>
+          <w:color w:val="2d3436"/>
+          <w:sz w:val="16"/>
+          <w:szCs w:val="16"/>
+        </w:rPr>
+        <w:t xml:space="preserve">            |</w:t>
+      </w:r>
+    </w:p>
+    <w:p>
+      <w:pPr>
+        <w:spacing w:after="0"/>
+      </w:pPr>
+      <w:r>
+        <w:rPr>
+          <w:rFonts w:ascii="Courier New" w:cs="Courier New" w:eastAsia="Courier New" w:hAnsi="Courier New"/>
+          <w:color w:val="2d3436"/>
+          <w:sz w:val="16"/>
+          <w:szCs w:val="16"/>
+        </w:rPr>
+        <w:t xml:space="preserve">            v</w:t>
+      </w:r>
+    </w:p>
+    <w:p>
+      <w:pPr>
+        <w:spacing w:after="0"/>
+      </w:pPr>
+      <w:r>
+        <w:rPr>
+          <w:rFonts w:ascii="Courier New" w:cs="Courier New" w:eastAsia="Courier New" w:hAnsi="Courier New"/>
+          <w:color w:val="2d3436"/>
+          <w:sz w:val="16"/>
+          <w:szCs w:val="16"/>
+        </w:rPr>
+        <w:t xml:space="preserve">+---------------------------+</w:t>
+      </w:r>
+    </w:p>
+    <w:p>
+      <w:pPr>
+        <w:spacing w:after="0"/>
+      </w:pPr>
+      <w:r>
+        <w:rPr>
+          <w:rFonts w:ascii="Courier New" w:cs="Courier New" w:eastAsia="Courier New" w:hAnsi="Courier New"/>
+          <w:color w:val="2d3436"/>
+          <w:sz w:val="16"/>
+          <w:szCs w:val="16"/>
+        </w:rPr>
+        <w:t xml:space="preserve">| Secure Cloud Sync         |</w:t>
+      </w:r>
+    </w:p>
+    <w:p>
+      <w:pPr>
+        <w:spacing w:after="0"/>
+      </w:pPr>
+      <w:r>
+        <w:rPr>
+          <w:rFonts w:ascii="Courier New" w:cs="Courier New" w:eastAsia="Courier New" w:hAnsi="Courier New"/>
+          <w:color w:val="2d3436"/>
+          <w:sz w:val="16"/>
+          <w:szCs w:val="16"/>
+        </w:rPr>
+        <w:t xml:space="preserve">| (End-to-end encrypted)    |</w:t>
+      </w:r>
+    </w:p>
+    <w:p>
+      <w:pPr>
+        <w:spacing w:after="0"/>
+      </w:pPr>
+      <w:r>
+        <w:rPr>
+          <w:rFonts w:ascii="Courier New" w:cs="Courier New" w:eastAsia="Courier New" w:hAnsi="Courier New"/>
+          <w:color w:val="2d3436"/>
+          <w:sz w:val="16"/>
+          <w:szCs w:val="16"/>
+        </w:rPr>
+        <w:t xml:space="preserve">+-----------+---------------+</w:t>
+      </w:r>
+    </w:p>
+    <w:p>
+      <w:pPr>
+        <w:spacing w:after="0"/>
+      </w:pPr>
+      <w:r>
+        <w:rPr>
+          <w:rFonts w:ascii="Courier New" w:cs="Courier New" w:eastAsia="Courier New" w:hAnsi="Courier New"/>
+          <w:color w:val="2d3436"/>
+          <w:sz w:val="16"/>
+          <w:szCs w:val="16"/>
+        </w:rPr>
+        <w:t xml:space="preserve">            |</w:t>
+      </w:r>
+    </w:p>
+    <w:p>
+      <w:pPr>
+        <w:spacing w:after="0"/>
+      </w:pPr>
+      <w:r>
+        <w:rPr>
+          <w:rFonts w:ascii="Courier New" w:cs="Courier New" w:eastAsia="Courier New" w:hAnsi="Courier New"/>
+          <w:color w:val="2d3436"/>
+          <w:sz w:val="16"/>
+          <w:szCs w:val="16"/>
+        </w:rPr>
+        <w:t xml:space="preserve">            v</w:t>
+      </w:r>
+    </w:p>
+    <w:p>
+      <w:pPr>
+        <w:spacing w:after="0"/>
+      </w:pPr>
+      <w:r>
+        <w:rPr>
+          <w:rFonts w:ascii="Courier New" w:cs="Courier New" w:eastAsia="Courier New" w:hAnsi="Courier New"/>
+          <w:color w:val="2d3436"/>
+          <w:sz w:val="16"/>
+          <w:szCs w:val="16"/>
+        </w:rPr>
+        <w:t xml:space="preserve">+---------------------------+</w:t>
+      </w:r>
+    </w:p>
+    <w:p>
+      <w:pPr>
+        <w:spacing w:after="0"/>
+      </w:pPr>
+      <w:r>
+        <w:rPr>
+          <w:rFonts w:ascii="Courier New" w:cs="Courier New" w:eastAsia="Courier New" w:hAnsi="Courier New"/>
+          <w:color w:val="2d3436"/>
+          <w:sz w:val="16"/>
+          <w:szCs w:val="16"/>
+        </w:rPr>
+        <w:t xml:space="preserve">| Automated Incident Report |</w:t>
+      </w:r>
+    </w:p>
+    <w:p>
+      <w:pPr>
+        <w:spacing w:after="0"/>
+      </w:pPr>
+      <w:r>
+        <w:rPr>
+          <w:rFonts w:ascii="Courier New" w:cs="Courier New" w:eastAsia="Courier New" w:hAnsi="Courier New"/>
+          <w:color w:val="2d3436"/>
+          <w:sz w:val="16"/>
+          <w:szCs w:val="16"/>
+        </w:rPr>
+        <w:t xml:space="preserve">| - Chronological timeline  |</w:t>
+      </w:r>
+    </w:p>
+    <w:p>
+      <w:pPr>
+        <w:spacing w:after="0"/>
+      </w:pPr>
+      <w:r>
+        <w:rPr>
+          <w:rFonts w:ascii="Courier New" w:cs="Courier New" w:eastAsia="Courier New" w:hAnsi="Courier New"/>
+          <w:color w:val="2d3436"/>
+          <w:sz w:val="16"/>
+          <w:szCs w:val="16"/>
+        </w:rPr>
+        <w:t xml:space="preserve">| - Geographic track        |</w:t>
+      </w:r>
+    </w:p>
+    <w:p>
+      <w:pPr>
+        <w:spacing w:after="0"/>
+      </w:pPr>
+      <w:r>
+        <w:rPr>
+          <w:rFonts w:ascii="Courier New" w:cs="Courier New" w:eastAsia="Courier New" w:hAnsi="Courier New"/>
+          <w:color w:val="2d3436"/>
+          <w:sz w:val="16"/>
+          <w:szCs w:val="16"/>
+        </w:rPr>
+        <w:t xml:space="preserve">| - Threat score history    |</w:t>
+      </w:r>
+    </w:p>
+    <w:p>
+      <w:pPr>
+        <w:spacing w:after="0"/>
+      </w:pPr>
+      <w:r>
+        <w:rPr>
+          <w:rFonts w:ascii="Courier New" w:cs="Courier New" w:eastAsia="Courier New" w:hAnsi="Courier New"/>
+          <w:color w:val="2d3436"/>
+          <w:sz w:val="16"/>
+          <w:szCs w:val="16"/>
+        </w:rPr>
+        <w:t xml:space="preserve">| - Evidence package        |</w:t>
+      </w:r>
+    </w:p>
+    <w:p>
+      <w:pPr>
+        <w:spacing w:after="0"/>
+      </w:pPr>
+      <w:r>
+        <w:rPr>
+          <w:rFonts w:ascii="Courier New" w:cs="Courier New" w:eastAsia="Courier New" w:hAnsi="Courier New"/>
+          <w:color w:val="2d3436"/>
+          <w:sz w:val="16"/>
+          <w:szCs w:val="16"/>
+        </w:rPr>
+        <w:t xml:space="preserve">| - Cargo chain of custody  |</w:t>
+      </w:r>
+    </w:p>
+    <w:p>
+      <w:pPr>
+        <w:spacing w:after="0"/>
+      </w:pPr>
+      <w:r>
+        <w:rPr>
+          <w:rFonts w:ascii="Courier New" w:cs="Courier New" w:eastAsia="Courier New" w:hAnsi="Courier New"/>
+          <w:color w:val="2d3436"/>
+          <w:sz w:val="16"/>
+          <w:szCs w:val="16"/>
+        </w:rPr>
+        <w:t xml:space="preserve">+---------------------------+</w:t>
+      </w:r>
+    </w:p>
+    <w:p>
+      <w:pPr>
+        <w:pStyle w:val="Heading2"/>
+        <w:spacing w:after="150" w:before="300"/>
+      </w:pPr>
+      <w:r>
+        <w:rPr>
+          <w:rFonts w:ascii="Calibri" w:cs="Calibri" w:eastAsia="Calibri" w:hAnsi="Calibri"/>
+          <w:b/>
+          <w:bCs/>
+          <w:color w:val="1a1a2e"/>
+        </w:rPr>
+        <w:t xml:space="preserve">FIG 14 — Anti-Jamming Communication Resilience</w:t>
+      </w:r>
+    </w:p>
+    <w:p>
+      <w:pPr>
+        <w:spacing w:after="0"/>
+      </w:pPr>
+      <w:r>
+        <w:rPr>
+          <w:rFonts w:ascii="Courier New" w:cs="Courier New" w:eastAsia="Courier New" w:hAnsi="Courier New"/>
+          <w:color w:val="2d3436"/>
+          <w:sz w:val="16"/>
+          <w:szCs w:val="16"/>
+        </w:rPr>
+        <w:t xml:space="preserve">+---------------------------+</w:t>
+      </w:r>
+    </w:p>
+    <w:p>
+      <w:pPr>
+        <w:spacing w:after="0"/>
+      </w:pPr>
+      <w:r>
+        <w:rPr>
+          <w:rFonts w:ascii="Courier New" w:cs="Courier New" w:eastAsia="Courier New" w:hAnsi="Courier New"/>
+          <w:color w:val="2d3436"/>
+          <w:sz w:val="16"/>
+          <w:szCs w:val="16"/>
+        </w:rPr>
+        <w:t xml:space="preserve">| Signal Degradation        |</w:t>
+      </w:r>
+    </w:p>
+    <w:p>
+      <w:pPr>
+        <w:spacing w:after="0"/>
+      </w:pPr>
+      <w:r>
+        <w:rPr>
+          <w:rFonts w:ascii="Courier New" w:cs="Courier New" w:eastAsia="Courier New" w:hAnsi="Courier New"/>
+          <w:color w:val="2d3436"/>
+          <w:sz w:val="16"/>
+          <w:szCs w:val="16"/>
+        </w:rPr>
+        <w:t xml:space="preserve">| Detected (Cellular +      |</w:t>
+      </w:r>
+    </w:p>
+    <w:p>
+      <w:pPr>
+        <w:spacing w:after="0"/>
+      </w:pPr>
+      <w:r>
+        <w:rPr>
+          <w:rFonts w:ascii="Courier New" w:cs="Courier New" w:eastAsia="Courier New" w:hAnsi="Courier New"/>
+          <w:color w:val="2d3436"/>
+          <w:sz w:val="16"/>
+          <w:szCs w:val="16"/>
+        </w:rPr>
+        <w:t xml:space="preserve">| GNSS + Wi-Fi)             |</w:t>
+      </w:r>
+    </w:p>
+    <w:p>
+      <w:pPr>
+        <w:spacing w:after="0"/>
+      </w:pPr>
+      <w:r>
+        <w:rPr>
+          <w:rFonts w:ascii="Courier New" w:cs="Courier New" w:eastAsia="Courier New" w:hAnsi="Courier New"/>
+          <w:color w:val="2d3436"/>
+          <w:sz w:val="16"/>
+          <w:szCs w:val="16"/>
+        </w:rPr>
+        <w:t xml:space="preserve">+-----------+---------------+</w:t>
+      </w:r>
+    </w:p>
+    <w:p>
+      <w:pPr>
+        <w:spacing w:after="0"/>
+      </w:pPr>
+      <w:r>
+        <w:rPr>
+          <w:rFonts w:ascii="Courier New" w:cs="Courier New" w:eastAsia="Courier New" w:hAnsi="Courier New"/>
+          <w:color w:val="2d3436"/>
+          <w:sz w:val="16"/>
+          <w:szCs w:val="16"/>
+        </w:rPr>
+        <w:t xml:space="preserve">            |</w:t>
+      </w:r>
+    </w:p>
+    <w:p>
+      <w:pPr>
+        <w:spacing w:after="0"/>
+      </w:pPr>
+      <w:r>
+        <w:rPr>
+          <w:rFonts w:ascii="Courier New" w:cs="Courier New" w:eastAsia="Courier New" w:hAnsi="Courier New"/>
+          <w:color w:val="2d3436"/>
+          <w:sz w:val="16"/>
+          <w:szCs w:val="16"/>
+        </w:rPr>
+        <w:t xml:space="preserve">            v</w:t>
+      </w:r>
+    </w:p>
+    <w:p>
+      <w:pPr>
+        <w:spacing w:after="0"/>
+      </w:pPr>
+      <w:r>
+        <w:rPr>
+          <w:rFonts w:ascii="Courier New" w:cs="Courier New" w:eastAsia="Courier New" w:hAnsi="Courier New"/>
+          <w:color w:val="2d3436"/>
+          <w:sz w:val="16"/>
+          <w:szCs w:val="16"/>
+        </w:rPr>
+        <w:t xml:space="preserve">+---------------------------+</w:t>
+      </w:r>
+    </w:p>
+    <w:p>
+      <w:pPr>
+        <w:spacing w:after="0"/>
+      </w:pPr>
+      <w:r>
+        <w:rPr>
+          <w:rFonts w:ascii="Courier New" w:cs="Courier New" w:eastAsia="Courier New" w:hAnsi="Courier New"/>
+          <w:color w:val="2d3436"/>
+          <w:sz w:val="16"/>
+          <w:szCs w:val="16"/>
+        </w:rPr>
+        <w:t xml:space="preserve">| Interference Analysis     |</w:t>
+      </w:r>
+    </w:p>
+    <w:p>
+      <w:pPr>
+        <w:spacing w:after="0"/>
+      </w:pPr>
+      <w:r>
+        <w:rPr>
+          <w:rFonts w:ascii="Courier New" w:cs="Courier New" w:eastAsia="Courier New" w:hAnsi="Courier New"/>
+          <w:color w:val="2d3436"/>
+          <w:sz w:val="16"/>
+          <w:szCs w:val="16"/>
+        </w:rPr>
+        <w:t xml:space="preserve">| - Ordinary loss?          |</w:t>
+      </w:r>
+    </w:p>
+    <w:p>
+      <w:pPr>
+        <w:spacing w:after="0"/>
+      </w:pPr>
+      <w:r>
+        <w:rPr>
+          <w:rFonts w:ascii="Courier New" w:cs="Courier New" w:eastAsia="Courier New" w:hAnsi="Courier New"/>
+          <w:color w:val="2d3436"/>
+          <w:sz w:val="16"/>
+          <w:szCs w:val="16"/>
+        </w:rPr>
+        <w:t xml:space="preserve">| - Deliberate jamming?     |</w:t>
+      </w:r>
+    </w:p>
+    <w:p>
+      <w:pPr>
+        <w:spacing w:after="0"/>
+      </w:pPr>
+      <w:r>
+        <w:rPr>
+          <w:rFonts w:ascii="Courier New" w:cs="Courier New" w:eastAsia="Courier New" w:hAnsi="Courier New"/>
+          <w:color w:val="2d3436"/>
+          <w:sz w:val="16"/>
+          <w:szCs w:val="16"/>
+        </w:rPr>
+        <w:t xml:space="preserve">| - Correlate with motion   |</w:t>
+      </w:r>
+    </w:p>
+    <w:p>
+      <w:pPr>
+        <w:spacing w:after="0"/>
+      </w:pPr>
+      <w:r>
+        <w:rPr>
+          <w:rFonts w:ascii="Courier New" w:cs="Courier New" w:eastAsia="Courier New" w:hAnsi="Courier New"/>
+          <w:color w:val="2d3436"/>
+          <w:sz w:val="16"/>
+          <w:szCs w:val="16"/>
+        </w:rPr>
+        <w:t xml:space="preserve">+-----------+---------------+</w:t>
+      </w:r>
+    </w:p>
+    <w:p>
+      <w:pPr>
+        <w:spacing w:after="0"/>
+      </w:pPr>
+      <w:r>
+        <w:rPr>
+          <w:rFonts w:ascii="Courier New" w:cs="Courier New" w:eastAsia="Courier New" w:hAnsi="Courier New"/>
+          <w:color w:val="2d3436"/>
+          <w:sz w:val="16"/>
+          <w:szCs w:val="16"/>
+        </w:rPr>
+        <w:t xml:space="preserve">            |</w:t>
+      </w:r>
+    </w:p>
+    <w:p>
+      <w:pPr>
+        <w:spacing w:after="0"/>
+      </w:pPr>
+      <w:r>
+        <w:rPr>
+          <w:rFonts w:ascii="Courier New" w:cs="Courier New" w:eastAsia="Courier New" w:hAnsi="Courier New"/>
+          <w:color w:val="2d3436"/>
+          <w:sz w:val="16"/>
+          <w:szCs w:val="16"/>
+        </w:rPr>
+        <w:t xml:space="preserve">    +-------+-------+</w:t>
+      </w:r>
+    </w:p>
+    <w:p>
+      <w:pPr>
+        <w:spacing w:after="0"/>
+      </w:pPr>
+      <w:r>
+        <w:rPr>
+          <w:rFonts w:ascii="Courier New" w:cs="Courier New" w:eastAsia="Courier New" w:hAnsi="Courier New"/>
+          <w:color w:val="2d3436"/>
+          <w:sz w:val="16"/>
+          <w:szCs w:val="16"/>
+        </w:rPr>
+        <w:t xml:space="preserve">    |               |</w:t>
+      </w:r>
+    </w:p>
+    <w:p>
+      <w:pPr>
+        <w:spacing w:after="0"/>
+      </w:pPr>
+      <w:r>
+        <w:rPr>
+          <w:rFonts w:ascii="Courier New" w:cs="Courier New" w:eastAsia="Courier New" w:hAnsi="Courier New"/>
+          <w:color w:val="2d3436"/>
+          <w:sz w:val="16"/>
+          <w:szCs w:val="16"/>
+        </w:rPr>
+        <w:t xml:space="preserve">+---v------+  +-----v-----------+</w:t>
+      </w:r>
+    </w:p>
+    <w:p>
+      <w:pPr>
+        <w:spacing w:after="0"/>
+      </w:pPr>
+      <w:r>
+        <w:rPr>
+          <w:rFonts w:ascii="Courier New" w:cs="Courier New" w:eastAsia="Courier New" w:hAnsi="Courier New"/>
+          <w:color w:val="2d3436"/>
+          <w:sz w:val="16"/>
+          <w:szCs w:val="16"/>
+        </w:rPr>
+        <w:t xml:space="preserve">| Ordinary |  | Signal          |</w:t>
+      </w:r>
+    </w:p>
+    <w:p>
+      <w:pPr>
+        <w:spacing w:after="0"/>
+      </w:pPr>
+      <w:r>
+        <w:rPr>
+          <w:rFonts w:ascii="Courier New" w:cs="Courier New" w:eastAsia="Courier New" w:hAnsi="Courier New"/>
+          <w:color w:val="2d3436"/>
+          <w:sz w:val="16"/>
+          <w:szCs w:val="16"/>
+        </w:rPr>
+        <w:t xml:space="preserve">| Loss     |  | Interference    |</w:t>
+      </w:r>
+    </w:p>
+    <w:p>
+      <w:pPr>
+        <w:spacing w:after="0"/>
+      </w:pPr>
+      <w:r>
+        <w:rPr>
+          <w:rFonts w:ascii="Courier New" w:cs="Courier New" w:eastAsia="Courier New" w:hAnsi="Courier New"/>
+          <w:color w:val="2d3436"/>
+          <w:sz w:val="16"/>
+          <w:szCs w:val="16"/>
+        </w:rPr>
+        <w:t xml:space="preserve">| (resume  |  | Event Flagged   |</w:t>
+      </w:r>
+    </w:p>
+    <w:p>
+      <w:pPr>
+        <w:spacing w:after="0"/>
+      </w:pPr>
+      <w:r>
+        <w:rPr>
+          <w:rFonts w:ascii="Courier New" w:cs="Courier New" w:eastAsia="Courier New" w:hAnsi="Courier New"/>
+          <w:color w:val="2d3436"/>
+          <w:sz w:val="16"/>
+          <w:szCs w:val="16"/>
+        </w:rPr>
+        <w:t xml:space="preserve">|  normal) |  +--------+--------+</w:t>
+      </w:r>
+    </w:p>
+    <w:p>
+      <w:pPr>
+        <w:spacing w:after="0"/>
+      </w:pPr>
+      <w:r>
+        <w:rPr>
+          <w:rFonts w:ascii="Courier New" w:cs="Courier New" w:eastAsia="Courier New" w:hAnsi="Courier New"/>
+          <w:color w:val="2d3436"/>
+          <w:sz w:val="16"/>
+          <w:szCs w:val="16"/>
+        </w:rPr>
+        <w:t xml:space="preserve">+----------+           |</w:t>
+      </w:r>
+    </w:p>
+    <w:p>
+      <w:pPr>
+        <w:spacing w:after="0"/>
+      </w:pPr>
+      <w:r>
+        <w:rPr>
+          <w:rFonts w:ascii="Courier New" w:cs="Courier New" w:eastAsia="Courier New" w:hAnsi="Courier New"/>
+          <w:color w:val="2d3436"/>
+          <w:sz w:val="16"/>
+          <w:szCs w:val="16"/>
+        </w:rPr>
+        <w:t xml:space="preserve">                       v</w:t>
+      </w:r>
+    </w:p>
+    <w:p>
+      <w:pPr>
+        <w:spacing w:after="0"/>
+      </w:pPr>
+      <w:r>
+        <w:rPr>
+          <w:rFonts w:ascii="Courier New" w:cs="Courier New" w:eastAsia="Courier New" w:hAnsi="Courier New"/>
+          <w:color w:val="2d3436"/>
+          <w:sz w:val="16"/>
+          <w:szCs w:val="16"/>
+        </w:rPr>
+        <w:t xml:space="preserve">             +-------------------+</w:t>
+      </w:r>
+    </w:p>
+    <w:p>
+      <w:pPr>
+        <w:spacing w:after="0"/>
+      </w:pPr>
+      <w:r>
+        <w:rPr>
+          <w:rFonts w:ascii="Courier New" w:cs="Courier New" w:eastAsia="Courier New" w:hAnsi="Courier New"/>
+          <w:color w:val="2d3436"/>
+          <w:sz w:val="16"/>
+          <w:szCs w:val="16"/>
+        </w:rPr>
+        <w:t xml:space="preserve">             | Local AI Active   |</w:t>
+      </w:r>
+    </w:p>
+    <w:p>
+      <w:pPr>
+        <w:spacing w:after="0"/>
+      </w:pPr>
+      <w:r>
+        <w:rPr>
+          <w:rFonts w:ascii="Courier New" w:cs="Courier New" w:eastAsia="Courier New" w:hAnsi="Courier New"/>
+          <w:color w:val="2d3436"/>
+          <w:sz w:val="16"/>
+          <w:szCs w:val="16"/>
+        </w:rPr>
+        <w:t xml:space="preserve">             | - Scoring continues|</w:t>
+      </w:r>
+    </w:p>
+    <w:p>
+      <w:pPr>
+        <w:spacing w:after="0"/>
+      </w:pPr>
+      <w:r>
+        <w:rPr>
+          <w:rFonts w:ascii="Courier New" w:cs="Courier New" w:eastAsia="Courier New" w:hAnsi="Courier New"/>
+          <w:color w:val="2d3436"/>
+          <w:sz w:val="16"/>
+          <w:szCs w:val="16"/>
+        </w:rPr>
+        <w:t xml:space="preserve">             | - Evidence captured|</w:t>
+      </w:r>
+    </w:p>
+    <w:p>
+      <w:pPr>
+        <w:spacing w:after="0"/>
+      </w:pPr>
+      <w:r>
+        <w:rPr>
+          <w:rFonts w:ascii="Courier New" w:cs="Courier New" w:eastAsia="Courier New" w:hAnsi="Courier New"/>
+          <w:color w:val="2d3436"/>
+          <w:sz w:val="16"/>
+          <w:szCs w:val="16"/>
+        </w:rPr>
+        <w:t xml:space="preserve">             | - Dead reckoning  |</w:t>
+      </w:r>
+    </w:p>
+    <w:p>
+      <w:pPr>
+        <w:spacing w:after="0"/>
+      </w:pPr>
+      <w:r>
+        <w:rPr>
+          <w:rFonts w:ascii="Courier New" w:cs="Courier New" w:eastAsia="Courier New" w:hAnsi="Courier New"/>
+          <w:color w:val="2d3436"/>
+          <w:sz w:val="16"/>
+          <w:szCs w:val="16"/>
+        </w:rPr>
+        <w:t xml:space="preserve">             +--------+----------+</w:t>
+      </w:r>
+    </w:p>
+    <w:p>
+      <w:pPr>
+        <w:spacing w:after="0"/>
+      </w:pPr>
+      <w:r>
+        <w:rPr>
+          <w:rFonts w:ascii="Courier New" w:cs="Courier New" w:eastAsia="Courier New" w:hAnsi="Courier New"/>
+          <w:color w:val="2d3436"/>
+          <w:sz w:val="16"/>
+          <w:szCs w:val="16"/>
+        </w:rPr>
+        <w:t xml:space="preserve">                      |</w:t>
+      </w:r>
+    </w:p>
+    <w:p>
+      <w:pPr>
+        <w:spacing w:after="0"/>
+      </w:pPr>
+      <w:r>
+        <w:rPr>
+          <w:rFonts w:ascii="Courier New" w:cs="Courier New" w:eastAsia="Courier New" w:hAnsi="Courier New"/>
+          <w:color w:val="2d3436"/>
+          <w:sz w:val="16"/>
+          <w:szCs w:val="16"/>
+        </w:rPr>
+        <w:t xml:space="preserve">                      v</w:t>
+      </w:r>
+    </w:p>
+    <w:p>
+      <w:pPr>
+        <w:spacing w:after="0"/>
+      </w:pPr>
+      <w:r>
+        <w:rPr>
+          <w:rFonts w:ascii="Courier New" w:cs="Courier New" w:eastAsia="Courier New" w:hAnsi="Courier New"/>
+          <w:color w:val="2d3436"/>
+          <w:sz w:val="16"/>
+          <w:szCs w:val="16"/>
+        </w:rPr>
+        <w:t xml:space="preserve">             +-------------------+</w:t>
+      </w:r>
+    </w:p>
+    <w:p>
+      <w:pPr>
+        <w:spacing w:after="0"/>
+      </w:pPr>
+      <w:r>
+        <w:rPr>
+          <w:rFonts w:ascii="Courier New" w:cs="Courier New" w:eastAsia="Courier New" w:hAnsi="Courier New"/>
+          <w:color w:val="2d3436"/>
+          <w:sz w:val="16"/>
+          <w:szCs w:val="16"/>
+        </w:rPr>
+        <w:t xml:space="preserve">             | Fallback Paths    |</w:t>
+      </w:r>
+    </w:p>
+    <w:p>
+      <w:pPr>
+        <w:spacing w:after="0"/>
+      </w:pPr>
+      <w:r>
+        <w:rPr>
+          <w:rFonts w:ascii="Courier New" w:cs="Courier New" w:eastAsia="Courier New" w:hAnsi="Courier New"/>
+          <w:color w:val="2d3436"/>
+          <w:sz w:val="16"/>
+          <w:szCs w:val="16"/>
+        </w:rPr>
+        <w:t xml:space="preserve">             | - Bluetooth relay |</w:t>
+      </w:r>
+    </w:p>
+    <w:p>
+      <w:pPr>
+        <w:spacing w:after="0"/>
+      </w:pPr>
+      <w:r>
+        <w:rPr>
+          <w:rFonts w:ascii="Courier New" w:cs="Courier New" w:eastAsia="Courier New" w:hAnsi="Courier New"/>
+          <w:color w:val="2d3436"/>
+          <w:sz w:val="16"/>
+          <w:szCs w:val="16"/>
+        </w:rPr>
+        <w:t xml:space="preserve">             | - Mesh / sub-GHz  |</w:t>
+      </w:r>
+    </w:p>
+    <w:p>
+      <w:pPr>
+        <w:spacing w:after="0"/>
+      </w:pPr>
+      <w:r>
+        <w:rPr>
+          <w:rFonts w:ascii="Courier New" w:cs="Courier New" w:eastAsia="Courier New" w:hAnsi="Courier New"/>
+          <w:color w:val="2d3436"/>
+          <w:sz w:val="16"/>
+          <w:szCs w:val="16"/>
+        </w:rPr>
+        <w:t xml:space="preserve">             | - Store &amp; forward |</w:t>
+      </w:r>
+    </w:p>
+    <w:p>
+      <w:pPr>
+        <w:spacing w:after="0"/>
+      </w:pPr>
+      <w:r>
+        <w:rPr>
+          <w:rFonts w:ascii="Courier New" w:cs="Courier New" w:eastAsia="Courier New" w:hAnsi="Courier New"/>
+          <w:color w:val="2d3436"/>
+          <w:sz w:val="16"/>
+          <w:szCs w:val="16"/>
+        </w:rPr>
+        <w:t xml:space="preserve">             | - Delayed burst   |</w:t>
+      </w:r>
+    </w:p>
+    <w:p>
+      <w:pPr>
+        <w:spacing w:after="0"/>
+      </w:pPr>
+      <w:r>
+        <w:rPr>
+          <w:rFonts w:ascii="Courier New" w:cs="Courier New" w:eastAsia="Courier New" w:hAnsi="Courier New"/>
+          <w:color w:val="2d3436"/>
+          <w:sz w:val="16"/>
+          <w:szCs w:val="16"/>
+        </w:rPr>
+        <w:t xml:space="preserve">             +-------------------+</w:t>
+      </w:r>
+    </w:p>
+    <w:p>
+      <w:pPr>
+        <w:pStyle w:val="Heading2"/>
+        <w:spacing w:after="150" w:before="300"/>
+      </w:pPr>
+      <w:r>
+        <w:rPr>
+          <w:rFonts w:ascii="Calibri" w:cs="Calibri" w:eastAsia="Calibri" w:hAnsi="Calibri"/>
+          <w:b/>
+          <w:bCs/>
+          <w:color w:val="1a1a2e"/>
+        </w:rPr>
+        <w:t xml:space="preserve">FIG 15 — Self-Improving Detection Model Pipeline</w:t>
+      </w:r>
+    </w:p>
+    <w:p>
+      <w:pPr>
+        <w:spacing w:after="0"/>
+      </w:pPr>
+      <w:r>
+        <w:rPr>
+          <w:rFonts w:ascii="Courier New" w:cs="Courier New" w:eastAsia="Courier New" w:hAnsi="Courier New"/>
+          <w:color w:val="2d3436"/>
+          <w:sz w:val="16"/>
+          <w:szCs w:val="16"/>
+        </w:rPr>
+        <w:t xml:space="preserve">+---------------------------+</w:t>
+      </w:r>
+    </w:p>
+    <w:p>
+      <w:pPr>
+        <w:spacing w:after="0"/>
+      </w:pPr>
+      <w:r>
+        <w:rPr>
+          <w:rFonts w:ascii="Courier New" w:cs="Courier New" w:eastAsia="Courier New" w:hAnsi="Courier New"/>
+          <w:color w:val="2d3436"/>
+          <w:sz w:val="16"/>
+          <w:szCs w:val="16"/>
+        </w:rPr>
+        <w:t xml:space="preserve">| Journeys processed by     |</w:t>
+      </w:r>
+    </w:p>
+    <w:p>
+      <w:pPr>
+        <w:spacing w:after="0"/>
+      </w:pPr>
+      <w:r>
+        <w:rPr>
+          <w:rFonts w:ascii="Courier New" w:cs="Courier New" w:eastAsia="Courier New" w:hAnsi="Courier New"/>
+          <w:color w:val="2d3436"/>
+          <w:sz w:val="16"/>
+          <w:szCs w:val="16"/>
+        </w:rPr>
+        <w:t xml:space="preserve">| current AI models         |</w:t>
+      </w:r>
+    </w:p>
+    <w:p>
+      <w:pPr>
+        <w:spacing w:after="0"/>
+      </w:pPr>
+      <w:r>
+        <w:rPr>
+          <w:rFonts w:ascii="Courier New" w:cs="Courier New" w:eastAsia="Courier New" w:hAnsi="Courier New"/>
+          <w:color w:val="2d3436"/>
+          <w:sz w:val="16"/>
+          <w:szCs w:val="16"/>
+        </w:rPr>
+        <w:t xml:space="preserve">+-----------+---------------+</w:t>
+      </w:r>
+    </w:p>
+    <w:p>
+      <w:pPr>
+        <w:spacing w:after="0"/>
+      </w:pPr>
+      <w:r>
+        <w:rPr>
+          <w:rFonts w:ascii="Courier New" w:cs="Courier New" w:eastAsia="Courier New" w:hAnsi="Courier New"/>
+          <w:color w:val="2d3436"/>
+          <w:sz w:val="16"/>
+          <w:szCs w:val="16"/>
+        </w:rPr>
+        <w:t xml:space="preserve">            |</w:t>
+      </w:r>
+    </w:p>
+    <w:p>
+      <w:pPr>
+        <w:spacing w:after="0"/>
+      </w:pPr>
+      <w:r>
+        <w:rPr>
+          <w:rFonts w:ascii="Courier New" w:cs="Courier New" w:eastAsia="Courier New" w:hAnsi="Courier New"/>
+          <w:color w:val="2d3436"/>
+          <w:sz w:val="16"/>
+          <w:szCs w:val="16"/>
+        </w:rPr>
+        <w:t xml:space="preserve">            v</w:t>
+      </w:r>
+    </w:p>
+    <w:p>
+      <w:pPr>
+        <w:spacing w:after="0"/>
+      </w:pPr>
+      <w:r>
+        <w:rPr>
+          <w:rFonts w:ascii="Courier New" w:cs="Courier New" w:eastAsia="Courier New" w:hAnsi="Courier New"/>
+          <w:color w:val="2d3436"/>
+          <w:sz w:val="16"/>
+          <w:szCs w:val="16"/>
+        </w:rPr>
+        <w:t xml:space="preserve">+---------------------------+</w:t>
+      </w:r>
+    </w:p>
+    <w:p>
+      <w:pPr>
+        <w:spacing w:after="0"/>
+      </w:pPr>
+      <w:r>
+        <w:rPr>
+          <w:rFonts w:ascii="Courier New" w:cs="Courier New" w:eastAsia="Courier New" w:hAnsi="Courier New"/>
+          <w:color w:val="2d3436"/>
+          <w:sz w:val="16"/>
+          <w:szCs w:val="16"/>
+        </w:rPr>
+        <w:t xml:space="preserve">| Detection Results         |</w:t>
+      </w:r>
+    </w:p>
+    <w:p>
+      <w:pPr>
+        <w:spacing w:after="0"/>
+      </w:pPr>
+      <w:r>
+        <w:rPr>
+          <w:rFonts w:ascii="Courier New" w:cs="Courier New" w:eastAsia="Courier New" w:hAnsi="Courier New"/>
+          <w:color w:val="2d3436"/>
+          <w:sz w:val="16"/>
+          <w:szCs w:val="16"/>
+        </w:rPr>
+        <w:t xml:space="preserve">| stored in database        |</w:t>
+      </w:r>
+    </w:p>
+    <w:p>
+      <w:pPr>
+        <w:spacing w:after="0"/>
+      </w:pPr>
+      <w:r>
+        <w:rPr>
+          <w:rFonts w:ascii="Courier New" w:cs="Courier New" w:eastAsia="Courier New" w:hAnsi="Courier New"/>
+          <w:color w:val="2d3436"/>
+          <w:sz w:val="16"/>
+          <w:szCs w:val="16"/>
+        </w:rPr>
+        <w:t xml:space="preserve">+-----------+---------------+</w:t>
+      </w:r>
+    </w:p>
+    <w:p>
+      <w:pPr>
+        <w:spacing w:after="0"/>
+      </w:pPr>
+      <w:r>
+        <w:rPr>
+          <w:rFonts w:ascii="Courier New" w:cs="Courier New" w:eastAsia="Courier New" w:hAnsi="Courier New"/>
+          <w:color w:val="2d3436"/>
+          <w:sz w:val="16"/>
+          <w:szCs w:val="16"/>
+        </w:rPr>
+        <w:t xml:space="preserve">            |</w:t>
+      </w:r>
+    </w:p>
+    <w:p>
+      <w:pPr>
+        <w:spacing w:after="0"/>
+      </w:pPr>
+      <w:r>
+        <w:rPr>
+          <w:rFonts w:ascii="Courier New" w:cs="Courier New" w:eastAsia="Courier New" w:hAnsi="Courier New"/>
+          <w:color w:val="2d3436"/>
+          <w:sz w:val="16"/>
+          <w:szCs w:val="16"/>
+        </w:rPr>
+        <w:t xml:space="preserve">            v</w:t>
+      </w:r>
+    </w:p>
+    <w:p>
+      <w:pPr>
+        <w:spacing w:after="0"/>
+      </w:pPr>
+      <w:r>
+        <w:rPr>
+          <w:rFonts w:ascii="Courier New" w:cs="Courier New" w:eastAsia="Courier New" w:hAnsi="Courier New"/>
+          <w:color w:val="2d3436"/>
+          <w:sz w:val="16"/>
+          <w:szCs w:val="16"/>
+        </w:rPr>
+        <w:t xml:space="preserve">+---------------------------+</w:t>
+      </w:r>
+    </w:p>
+    <w:p>
+      <w:pPr>
+        <w:spacing w:after="0"/>
+      </w:pPr>
+      <w:r>
+        <w:rPr>
+          <w:rFonts w:ascii="Courier New" w:cs="Courier New" w:eastAsia="Courier New" w:hAnsi="Courier New"/>
+          <w:color w:val="2d3436"/>
+          <w:sz w:val="16"/>
+          <w:szCs w:val="16"/>
+        </w:rPr>
+        <w:t xml:space="preserve">| Verified Outcomes +       |</w:t>
+      </w:r>
+    </w:p>
+    <w:p>
+      <w:pPr>
+        <w:spacing w:after="0"/>
+      </w:pPr>
+      <w:r>
+        <w:rPr>
+          <w:rFonts w:ascii="Courier New" w:cs="Courier New" w:eastAsia="Courier New" w:hAnsi="Courier New"/>
+          <w:color w:val="2d3436"/>
+          <w:sz w:val="16"/>
+          <w:szCs w:val="16"/>
+        </w:rPr>
+        <w:t xml:space="preserve">| Operator Corrections      |</w:t>
+      </w:r>
+    </w:p>
+    <w:p>
+      <w:pPr>
+        <w:spacing w:after="0"/>
+      </w:pPr>
+      <w:r>
+        <w:rPr>
+          <w:rFonts w:ascii="Courier New" w:cs="Courier New" w:eastAsia="Courier New" w:hAnsi="Courier New"/>
+          <w:color w:val="2d3436"/>
+          <w:sz w:val="16"/>
+          <w:szCs w:val="16"/>
+        </w:rPr>
+        <w:t xml:space="preserve">| captured as training      |</w:t>
+      </w:r>
+    </w:p>
+    <w:p>
+      <w:pPr>
+        <w:spacing w:after="0"/>
+      </w:pPr>
+      <w:r>
+        <w:rPr>
+          <w:rFonts w:ascii="Courier New" w:cs="Courier New" w:eastAsia="Courier New" w:hAnsi="Courier New"/>
+          <w:color w:val="2d3436"/>
+          <w:sz w:val="16"/>
+          <w:szCs w:val="16"/>
+        </w:rPr>
+        <w:t xml:space="preserve">| signals                   |</w:t>
+      </w:r>
+    </w:p>
+    <w:p>
+      <w:pPr>
+        <w:spacing w:after="0"/>
+      </w:pPr>
+      <w:r>
+        <w:rPr>
+          <w:rFonts w:ascii="Courier New" w:cs="Courier New" w:eastAsia="Courier New" w:hAnsi="Courier New"/>
+          <w:color w:val="2d3436"/>
+          <w:sz w:val="16"/>
+          <w:szCs w:val="16"/>
+        </w:rPr>
+        <w:t xml:space="preserve">+-----------+---------------+</w:t>
+      </w:r>
+    </w:p>
+    <w:p>
+      <w:pPr>
+        <w:spacing w:after="0"/>
+      </w:pPr>
+      <w:r>
+        <w:rPr>
+          <w:rFonts w:ascii="Courier New" w:cs="Courier New" w:eastAsia="Courier New" w:hAnsi="Courier New"/>
+          <w:color w:val="2d3436"/>
+          <w:sz w:val="16"/>
+          <w:szCs w:val="16"/>
+        </w:rPr>
+        <w:t xml:space="preserve">            |</w:t>
+      </w:r>
+    </w:p>
+    <w:p>
+      <w:pPr>
+        <w:spacing w:after="0"/>
+      </w:pPr>
+      <w:r>
+        <w:rPr>
+          <w:rFonts w:ascii="Courier New" w:cs="Courier New" w:eastAsia="Courier New" w:hAnsi="Courier New"/>
+          <w:color w:val="2d3436"/>
+          <w:sz w:val="16"/>
+          <w:szCs w:val="16"/>
+        </w:rPr>
+        <w:t xml:space="preserve">            v</w:t>
+      </w:r>
+    </w:p>
+    <w:p>
+      <w:pPr>
+        <w:spacing w:after="0"/>
+      </w:pPr>
+      <w:r>
+        <w:rPr>
+          <w:rFonts w:ascii="Courier New" w:cs="Courier New" w:eastAsia="Courier New" w:hAnsi="Courier New"/>
+          <w:color w:val="2d3436"/>
+          <w:sz w:val="16"/>
+          <w:szCs w:val="16"/>
+        </w:rPr>
+        <w:t xml:space="preserve">+---------------------------+</w:t>
+      </w:r>
+    </w:p>
+    <w:p>
+      <w:pPr>
+        <w:spacing w:after="0"/>
+      </w:pPr>
+      <w:r>
+        <w:rPr>
+          <w:rFonts w:ascii="Courier New" w:cs="Courier New" w:eastAsia="Courier New" w:hAnsi="Courier New"/>
+          <w:color w:val="2d3436"/>
+          <w:sz w:val="16"/>
+          <w:szCs w:val="16"/>
+        </w:rPr>
+        <w:t xml:space="preserve">| Autonomous Model          |</w:t>
+      </w:r>
+    </w:p>
+    <w:p>
+      <w:pPr>
+        <w:spacing w:after="0"/>
+      </w:pPr>
+      <w:r>
+        <w:rPr>
+          <w:rFonts w:ascii="Courier New" w:cs="Courier New" w:eastAsia="Courier New" w:hAnsi="Courier New"/>
+          <w:color w:val="2d3436"/>
+          <w:sz w:val="16"/>
+          <w:szCs w:val="16"/>
+        </w:rPr>
+        <w:t xml:space="preserve">| Retraining Pipeline       |</w:t>
+      </w:r>
+    </w:p>
+    <w:p>
+      <w:pPr>
+        <w:spacing w:after="0"/>
+      </w:pPr>
+      <w:r>
+        <w:rPr>
+          <w:rFonts w:ascii="Courier New" w:cs="Courier New" w:eastAsia="Courier New" w:hAnsi="Courier New"/>
+          <w:color w:val="2d3436"/>
+          <w:sz w:val="16"/>
+          <w:szCs w:val="16"/>
+        </w:rPr>
+        <w:t xml:space="preserve">+-----------+---------------+</w:t>
+      </w:r>
+    </w:p>
+    <w:p>
+      <w:pPr>
+        <w:spacing w:after="0"/>
+      </w:pPr>
+      <w:r>
+        <w:rPr>
+          <w:rFonts w:ascii="Courier New" w:cs="Courier New" w:eastAsia="Courier New" w:hAnsi="Courier New"/>
+          <w:color w:val="2d3436"/>
+          <w:sz w:val="16"/>
+          <w:szCs w:val="16"/>
+        </w:rPr>
+        <w:t xml:space="preserve">            |</w:t>
+      </w:r>
+    </w:p>
+    <w:p>
+      <w:pPr>
+        <w:spacing w:after="0"/>
+      </w:pPr>
+      <w:r>
+        <w:rPr>
+          <w:rFonts w:ascii="Courier New" w:cs="Courier New" w:eastAsia="Courier New" w:hAnsi="Courier New"/>
+          <w:color w:val="2d3436"/>
+          <w:sz w:val="16"/>
+          <w:szCs w:val="16"/>
+        </w:rPr>
+        <w:t xml:space="preserve">            v</w:t>
+      </w:r>
+    </w:p>
+    <w:p>
+      <w:pPr>
+        <w:spacing w:after="0"/>
+      </w:pPr>
+      <w:r>
+        <w:rPr>
+          <w:rFonts w:ascii="Courier New" w:cs="Courier New" w:eastAsia="Courier New" w:hAnsi="Courier New"/>
+          <w:color w:val="2d3436"/>
+          <w:sz w:val="16"/>
+          <w:szCs w:val="16"/>
+        </w:rPr>
+        <w:t xml:space="preserve">+---------------------------+</w:t>
+      </w:r>
+    </w:p>
+    <w:p>
+      <w:pPr>
+        <w:spacing w:after="0"/>
+      </w:pPr>
+      <w:r>
+        <w:rPr>
+          <w:rFonts w:ascii="Courier New" w:cs="Courier New" w:eastAsia="Courier New" w:hAnsi="Courier New"/>
+          <w:color w:val="2d3436"/>
+          <w:sz w:val="16"/>
+          <w:szCs w:val="16"/>
+        </w:rPr>
+        <w:t xml:space="preserve">| Improved AI Models        |</w:t>
+      </w:r>
+    </w:p>
+    <w:p>
+      <w:pPr>
+        <w:spacing w:after="0"/>
+      </w:pPr>
+      <w:r>
+        <w:rPr>
+          <w:rFonts w:ascii="Courier New" w:cs="Courier New" w:eastAsia="Courier New" w:hAnsi="Courier New"/>
+          <w:color w:val="2d3436"/>
+          <w:sz w:val="16"/>
+          <w:szCs w:val="16"/>
+        </w:rPr>
+        <w:t xml:space="preserve">| deployed for next         |</w:t>
+      </w:r>
+    </w:p>
+    <w:p>
+      <w:pPr>
+        <w:spacing w:after="0"/>
+      </w:pPr>
+      <w:r>
+        <w:rPr>
+          <w:rFonts w:ascii="Courier New" w:cs="Courier New" w:eastAsia="Courier New" w:hAnsi="Courier New"/>
+          <w:color w:val="2d3436"/>
+          <w:sz w:val="16"/>
+          <w:szCs w:val="16"/>
+        </w:rPr>
+        <w:t xml:space="preserve">| journeys                  |</w:t>
+      </w:r>
+    </w:p>
+    <w:p>
+      <w:pPr>
+        <w:spacing w:after="0"/>
+      </w:pPr>
+      <w:r>
+        <w:rPr>
+          <w:rFonts w:ascii="Courier New" w:cs="Courier New" w:eastAsia="Courier New" w:hAnsi="Courier New"/>
+          <w:color w:val="2d3436"/>
+          <w:sz w:val="16"/>
+          <w:szCs w:val="16"/>
+        </w:rPr>
+        <w:t xml:space="preserve">+-------------+-------------+</w:t>
+      </w:r>
+    </w:p>
+    <w:p>
+      <w:pPr>
+        <w:spacing w:after="0"/>
+      </w:pPr>
+      <w:r>
+        <w:rPr>
+          <w:rFonts w:ascii="Courier New" w:cs="Courier New" w:eastAsia="Courier New" w:hAnsi="Courier New"/>
+          <w:color w:val="2d3436"/>
+          <w:sz w:val="16"/>
+          <w:szCs w:val="16"/>
+        </w:rPr>
+        <w:t xml:space="preserve">              |</w:t>
+      </w:r>
+    </w:p>
+    <w:p>
+      <w:pPr>
+        <w:spacing w:after="0"/>
+      </w:pPr>
+      <w:r>
+        <w:rPr>
+          <w:rFonts w:ascii="Courier New" w:cs="Courier New" w:eastAsia="Courier New" w:hAnsi="Courier New"/>
+          <w:color w:val="2d3436"/>
+          <w:sz w:val="16"/>
+          <w:szCs w:val="16"/>
+        </w:rPr>
+        <w:t xml:space="preserve">              +-----&gt; (loop back to journey processing)</w:t>
+      </w:r>
+    </w:p>
+    <w:p>
+      <w:pPr>
+        <w:pStyle w:val="Heading2"/>
+        <w:spacing w:after="150" w:before="300"/>
+      </w:pPr>
+      <w:r>
+        <w:rPr>
+          <w:rFonts w:ascii="Calibri" w:cs="Calibri" w:eastAsia="Calibri" w:hAnsi="Calibri"/>
+          <w:b/>
+          <w:bCs/>
+          <w:color w:val="1a1a2e"/>
+        </w:rPr>
+        <w:t xml:space="preserve">FIG 16 — Occupant Duress Detection and Correlation</w:t>
+      </w:r>
+    </w:p>
+    <w:p>
+      <w:pPr>
+        <w:spacing w:after="0"/>
+      </w:pPr>
+      <w:r>
+        <w:rPr>
+          <w:rFonts w:ascii="Courier New" w:cs="Courier New" w:eastAsia="Courier New" w:hAnsi="Courier New"/>
+          <w:color w:val="2d3436"/>
+          <w:sz w:val="16"/>
+          <w:szCs w:val="16"/>
+        </w:rPr>
+        <w:t xml:space="preserve">+---------------------------+     +---------------------------+</w:t>
+      </w:r>
+    </w:p>
+    <w:p>
+      <w:pPr>
+        <w:spacing w:after="0"/>
+      </w:pPr>
+      <w:r>
+        <w:rPr>
+          <w:rFonts w:ascii="Courier New" w:cs="Courier New" w:eastAsia="Courier New" w:hAnsi="Courier New"/>
+          <w:color w:val="2d3436"/>
+          <w:sz w:val="16"/>
+          <w:szCs w:val="16"/>
+        </w:rPr>
+        <w:t xml:space="preserve">| Wearable Sensors          |     | In-Vehicle Audio          |</w:t>
+      </w:r>
+    </w:p>
+    <w:p>
+      <w:pPr>
+        <w:spacing w:after="0"/>
+      </w:pPr>
+      <w:r>
+        <w:rPr>
+          <w:rFonts w:ascii="Courier New" w:cs="Courier New" w:eastAsia="Courier New" w:hAnsi="Courier New"/>
+          <w:color w:val="2d3436"/>
+          <w:sz w:val="16"/>
+          <w:szCs w:val="16"/>
+        </w:rPr>
+        <w:t xml:space="preserve">| - Heart rate              |     | - Voice stress analysis   |</w:t>
+      </w:r>
+    </w:p>
+    <w:p>
+      <w:pPr>
+        <w:spacing w:after="0"/>
+      </w:pPr>
+      <w:r>
+        <w:rPr>
+          <w:rFonts w:ascii="Courier New" w:cs="Courier New" w:eastAsia="Courier New" w:hAnsi="Courier New"/>
+          <w:color w:val="2d3436"/>
+          <w:sz w:val="16"/>
+          <w:szCs w:val="16"/>
+        </w:rPr>
+        <w:t xml:space="preserve">| - Skin conductance        |     | - Silence detection       |</w:t>
+      </w:r>
+    </w:p>
+    <w:p>
+      <w:pPr>
+        <w:spacing w:after="0"/>
+      </w:pPr>
+      <w:r>
+        <w:rPr>
+          <w:rFonts w:ascii="Courier New" w:cs="Courier New" w:eastAsia="Courier New" w:hAnsi="Courier New"/>
+          <w:color w:val="2d3436"/>
+          <w:sz w:val="16"/>
+          <w:szCs w:val="16"/>
+        </w:rPr>
+        <w:t xml:space="preserve">| - Body temperature        |     |                           |</w:t>
+      </w:r>
+    </w:p>
+    <w:p>
+      <w:pPr>
+        <w:spacing w:after="0"/>
+      </w:pPr>
+      <w:r>
+        <w:rPr>
+          <w:rFonts w:ascii="Courier New" w:cs="Courier New" w:eastAsia="Courier New" w:hAnsi="Courier New"/>
+          <w:color w:val="2d3436"/>
+          <w:sz w:val="16"/>
+          <w:szCs w:val="16"/>
+        </w:rPr>
+        <w:t xml:space="preserve">+-----------+---------------+     +-----------+---------------+</w:t>
+      </w:r>
+    </w:p>
+    <w:p>
+      <w:pPr>
+        <w:spacing w:after="0"/>
+      </w:pPr>
+      <w:r>
+        <w:rPr>
+          <w:rFonts w:ascii="Courier New" w:cs="Courier New" w:eastAsia="Courier New" w:hAnsi="Courier New"/>
+          <w:color w:val="2d3436"/>
+          <w:sz w:val="16"/>
+          <w:szCs w:val="16"/>
+        </w:rPr>
+        <w:t xml:space="preserve">            |                                 |</w:t>
+      </w:r>
+    </w:p>
+    <w:p>
+      <w:pPr>
+        <w:spacing w:after="0"/>
+      </w:pPr>
+      <w:r>
+        <w:rPr>
+          <w:rFonts w:ascii="Courier New" w:cs="Courier New" w:eastAsia="Courier New" w:hAnsi="Courier New"/>
+          <w:color w:val="2d3436"/>
+          <w:sz w:val="16"/>
+          <w:szCs w:val="16"/>
+        </w:rPr>
+        <w:t xml:space="preserve">            +----------------+----------------+</w:t>
+      </w:r>
+    </w:p>
+    <w:p>
+      <w:pPr>
+        <w:spacing w:after="0"/>
+      </w:pPr>
+      <w:r>
+        <w:rPr>
+          <w:rFonts w:ascii="Courier New" w:cs="Courier New" w:eastAsia="Courier New" w:hAnsi="Courier New"/>
+          <w:color w:val="2d3436"/>
+          <w:sz w:val="16"/>
+          <w:szCs w:val="16"/>
+        </w:rPr>
+        <w:t xml:space="preserve">                             |</w:t>
+      </w:r>
+    </w:p>
+    <w:p>
+      <w:pPr>
+        <w:spacing w:after="0"/>
+      </w:pPr>
+      <w:r>
+        <w:rPr>
+          <w:rFonts w:ascii="Courier New" w:cs="Courier New" w:eastAsia="Courier New" w:hAnsi="Courier New"/>
+          <w:color w:val="2d3436"/>
+          <w:sz w:val="16"/>
+          <w:szCs w:val="16"/>
+        </w:rPr>
+        <w:t xml:space="preserve">                             v</w:t>
+      </w:r>
+    </w:p>
+    <w:p>
+      <w:pPr>
+        <w:spacing w:after="0"/>
+      </w:pPr>
+      <w:r>
+        <w:rPr>
+          <w:rFonts w:ascii="Courier New" w:cs="Courier New" w:eastAsia="Courier New" w:hAnsi="Courier New"/>
+          <w:color w:val="2d3436"/>
+          <w:sz w:val="16"/>
+          <w:szCs w:val="16"/>
+        </w:rPr>
+        <w:t xml:space="preserve">              +-----------------------------+</w:t>
+      </w:r>
+    </w:p>
+    <w:p>
+      <w:pPr>
+        <w:spacing w:after="0"/>
+      </w:pPr>
+      <w:r>
+        <w:rPr>
+          <w:rFonts w:ascii="Courier New" w:cs="Courier New" w:eastAsia="Courier New" w:hAnsi="Courier New"/>
+          <w:color w:val="2d3436"/>
+          <w:sz w:val="16"/>
+          <w:szCs w:val="16"/>
+        </w:rPr>
+        <w:t xml:space="preserve">              | Duress Correlation Engine   |</w:t>
+      </w:r>
+    </w:p>
+    <w:p>
+      <w:pPr>
+        <w:spacing w:after="0"/>
+      </w:pPr>
+      <w:r>
+        <w:rPr>
+          <w:rFonts w:ascii="Courier New" w:cs="Courier New" w:eastAsia="Courier New" w:hAnsi="Courier New"/>
+          <w:color w:val="2d3436"/>
+          <w:sz w:val="16"/>
+          <w:szCs w:val="16"/>
+        </w:rPr>
+        <w:t xml:space="preserve">              | - Physiological anomaly?    |</w:t>
+      </w:r>
+    </w:p>
+    <w:p>
+      <w:pPr>
+        <w:spacing w:after="0"/>
+      </w:pPr>
+      <w:r>
+        <w:rPr>
+          <w:rFonts w:ascii="Courier New" w:cs="Courier New" w:eastAsia="Courier New" w:hAnsi="Courier New"/>
+          <w:color w:val="2d3436"/>
+          <w:sz w:val="16"/>
+          <w:szCs w:val="16"/>
+        </w:rPr>
+        <w:t xml:space="preserve">              | - Route deviation?          |</w:t>
+      </w:r>
+    </w:p>
+    <w:p>
+      <w:pPr>
+        <w:spacing w:after="0"/>
+      </w:pPr>
+      <w:r>
+        <w:rPr>
+          <w:rFonts w:ascii="Courier New" w:cs="Courier New" w:eastAsia="Courier New" w:hAnsi="Courier New"/>
+          <w:color w:val="2d3436"/>
+          <w:sz w:val="16"/>
+          <w:szCs w:val="16"/>
+        </w:rPr>
+        <w:t xml:space="preserve">              | - High-risk location?       |</w:t>
+      </w:r>
+    </w:p>
+    <w:p>
+      <w:pPr>
+        <w:spacing w:after="0"/>
+      </w:pPr>
+      <w:r>
+        <w:rPr>
+          <w:rFonts w:ascii="Courier New" w:cs="Courier New" w:eastAsia="Courier New" w:hAnsi="Courier New"/>
+          <w:color w:val="2d3436"/>
+          <w:sz w:val="16"/>
+          <w:szCs w:val="16"/>
+        </w:rPr>
+        <w:t xml:space="preserve">              | - Time-of-day risk?         |</w:t>
+      </w:r>
+    </w:p>
+    <w:p>
+      <w:pPr>
+        <w:spacing w:after="0"/>
+      </w:pPr>
+      <w:r>
+        <w:rPr>
+          <w:rFonts w:ascii="Courier New" w:cs="Courier New" w:eastAsia="Courier New" w:hAnsi="Courier New"/>
+          <w:color w:val="2d3436"/>
+          <w:sz w:val="16"/>
+          <w:szCs w:val="16"/>
+        </w:rPr>
+        <w:t xml:space="preserve">              +-------------+---------------+</w:t>
+      </w:r>
+    </w:p>
+    <w:p>
+      <w:pPr>
+        <w:spacing w:after="0"/>
+      </w:pPr>
+      <w:r>
+        <w:rPr>
+          <w:rFonts w:ascii="Courier New" w:cs="Courier New" w:eastAsia="Courier New" w:hAnsi="Courier New"/>
+          <w:color w:val="2d3436"/>
+          <w:sz w:val="16"/>
+          <w:szCs w:val="16"/>
+        </w:rPr>
+        <w:t xml:space="preserve">                            |</w:t>
+      </w:r>
+    </w:p>
+    <w:p>
+      <w:pPr>
+        <w:spacing w:after="0"/>
+      </w:pPr>
+      <w:r>
+        <w:rPr>
+          <w:rFonts w:ascii="Courier New" w:cs="Courier New" w:eastAsia="Courier New" w:hAnsi="Courier New"/>
+          <w:color w:val="2d3436"/>
+          <w:sz w:val="16"/>
+          <w:szCs w:val="16"/>
+        </w:rPr>
+        <w:t xml:space="preserve">                            v</w:t>
+      </w:r>
+    </w:p>
+    <w:p>
+      <w:pPr>
+        <w:spacing w:after="0"/>
+      </w:pPr>
+      <w:r>
+        <w:rPr>
+          <w:rFonts w:ascii="Courier New" w:cs="Courier New" w:eastAsia="Courier New" w:hAnsi="Courier New"/>
+          <w:color w:val="2d3436"/>
+          <w:sz w:val="16"/>
+          <w:szCs w:val="16"/>
+        </w:rPr>
+        <w:t xml:space="preserve">              +-----------------------------+</w:t>
+      </w:r>
+    </w:p>
+    <w:p>
+      <w:pPr>
+        <w:spacing w:after="0"/>
+      </w:pPr>
+      <w:r>
+        <w:rPr>
+          <w:rFonts w:ascii="Courier New" w:cs="Courier New" w:eastAsia="Courier New" w:hAnsi="Courier New"/>
+          <w:color w:val="2d3436"/>
+          <w:sz w:val="16"/>
+          <w:szCs w:val="16"/>
+        </w:rPr>
+        <w:t xml:space="preserve">              | Duress Score -&gt; Threat Score|</w:t>
+      </w:r>
+    </w:p>
+    <w:p>
+      <w:pPr>
+        <w:spacing w:after="0"/>
+      </w:pPr>
+      <w:r>
+        <w:rPr>
+          <w:rFonts w:ascii="Courier New" w:cs="Courier New" w:eastAsia="Courier New" w:hAnsi="Courier New"/>
+          <w:color w:val="2d3436"/>
+          <w:sz w:val="16"/>
+          <w:szCs w:val="16"/>
+        </w:rPr>
+        <w:t xml:space="preserve">              | (contributes to combined    |</w:t>
+      </w:r>
+    </w:p>
+    <w:p>
+      <w:pPr>
+        <w:spacing w:after="0"/>
+      </w:pPr>
+      <w:r>
+        <w:rPr>
+          <w:rFonts w:ascii="Courier New" w:cs="Courier New" w:eastAsia="Courier New" w:hAnsi="Courier New"/>
+          <w:color w:val="2d3436"/>
+          <w:sz w:val="16"/>
+          <w:szCs w:val="16"/>
+        </w:rPr>
+        <w:t xml:space="preserve">              |  threat assessment)         |</w:t>
+      </w:r>
+    </w:p>
+    <w:p>
+      <w:pPr>
+        <w:spacing w:after="0"/>
+      </w:pPr>
+      <w:r>
+        <w:rPr>
+          <w:rFonts w:ascii="Courier New" w:cs="Courier New" w:eastAsia="Courier New" w:hAnsi="Courier New"/>
+          <w:color w:val="2d3436"/>
+          <w:sz w:val="16"/>
+          <w:szCs w:val="16"/>
+        </w:rPr>
+        <w:t xml:space="preserve">              +-----------------------------+</w:t>
+      </w:r>
+    </w:p>
+    <w:p>
+      <w:pPr>
+        <w:pStyle w:val="Heading2"/>
+        <w:spacing w:after="150" w:before="300"/>
+      </w:pPr>
+      <w:r>
+        <w:rPr>
+          <w:rFonts w:ascii="Calibri" w:cs="Calibri" w:eastAsia="Calibri" w:hAnsi="Calibri"/>
+          <w:b/>
+          <w:bCs/>
+          <w:color w:val="1a1a2e"/>
+        </w:rPr>
+        <w:t xml:space="preserve">FIG 17 — Multi-Vehicle Coordinated Response</w:t>
+      </w:r>
+    </w:p>
+    <w:p>
+      <w:pPr>
+        <w:spacing w:after="0"/>
+      </w:pPr>
+      <w:r>
+        <w:rPr>
+          <w:rFonts w:ascii="Courier New" w:cs="Courier New" w:eastAsia="Courier New" w:hAnsi="Courier New"/>
+          <w:color w:val="2d3436"/>
+          <w:sz w:val="16"/>
+          <w:szCs w:val="16"/>
+        </w:rPr>
+        <w:t xml:space="preserve">+============================================+</w:t>
+      </w:r>
+    </w:p>
+    <w:p>
+      <w:pPr>
+        <w:spacing w:after="0"/>
+      </w:pPr>
+      <w:r>
+        <w:rPr>
+          <w:rFonts w:ascii="Courier New" w:cs="Courier New" w:eastAsia="Courier New" w:hAnsi="Courier New"/>
+          <w:color w:val="2d3436"/>
+          <w:sz w:val="16"/>
+          <w:szCs w:val="16"/>
+        </w:rPr>
+        <w:t xml:space="preserve">|          FLEET NETWORK                     |</w:t>
+      </w:r>
+    </w:p>
+    <w:p>
+      <w:pPr>
+        <w:spacing w:after="0"/>
+      </w:pPr>
+      <w:r>
+        <w:rPr>
+          <w:rFonts w:ascii="Courier New" w:cs="Courier New" w:eastAsia="Courier New" w:hAnsi="Courier New"/>
+          <w:color w:val="2d3436"/>
+          <w:sz w:val="16"/>
+          <w:szCs w:val="16"/>
+        </w:rPr>
+        <w:t xml:space="preserve">+============================================+</w:t>
+      </w:r>
+    </w:p>
+    <w:p>
+      <w:pPr>
+        <w:spacing w:after="0"/>
+      </w:pPr>
+      <w:r>
+        <w:rPr>
+          <w:rFonts w:ascii="Courier New" w:cs="Courier New" w:eastAsia="Courier New" w:hAnsi="Courier New"/>
+          <w:color w:val="2d3436"/>
+          <w:sz w:val="16"/>
+          <w:szCs w:val="16"/>
+        </w:rPr>
+        <w:t xml:space="preserve">|                                            |</w:t>
+      </w:r>
+    </w:p>
+    <w:p>
+      <w:pPr>
+        <w:spacing w:after="0"/>
+      </w:pPr>
+      <w:r>
+        <w:rPr>
+          <w:rFonts w:ascii="Courier New" w:cs="Courier New" w:eastAsia="Courier New" w:hAnsi="Courier New"/>
+          <w:color w:val="2d3436"/>
+          <w:sz w:val="16"/>
+          <w:szCs w:val="16"/>
+        </w:rPr>
+        <w:t xml:space="preserve">|  +----------+  +----------+  +----------+  |</w:t>
+      </w:r>
+    </w:p>
+    <w:p>
+      <w:pPr>
+        <w:spacing w:after="0"/>
+      </w:pPr>
+      <w:r>
+        <w:rPr>
+          <w:rFonts w:ascii="Courier New" w:cs="Courier New" w:eastAsia="Courier New" w:hAnsi="Courier New"/>
+          <w:color w:val="2d3436"/>
+          <w:sz w:val="16"/>
+          <w:szCs w:val="16"/>
+        </w:rPr>
+        <w:t xml:space="preserve">|  | Vehicle A |  | Vehicle B|  | Vehicle C|  |</w:t>
+      </w:r>
+    </w:p>
+    <w:p>
+      <w:pPr>
+        <w:spacing w:after="0"/>
+      </w:pPr>
+      <w:r>
+        <w:rPr>
+          <w:rFonts w:ascii="Courier New" w:cs="Courier New" w:eastAsia="Courier New" w:hAnsi="Courier New"/>
+          <w:color w:val="2d3436"/>
+          <w:sz w:val="16"/>
+          <w:szCs w:val="16"/>
+        </w:rPr>
+        <w:t xml:space="preserve">|  | (THREAT)  |  | (relay)  |  | (witness)|  |</w:t>
+      </w:r>
+    </w:p>
+    <w:p>
+      <w:pPr>
+        <w:spacing w:after="0"/>
+      </w:pPr>
+      <w:r>
+        <w:rPr>
+          <w:rFonts w:ascii="Courier New" w:cs="Courier New" w:eastAsia="Courier New" w:hAnsi="Courier New"/>
+          <w:color w:val="2d3436"/>
+          <w:sz w:val="16"/>
+          <w:szCs w:val="16"/>
+        </w:rPr>
+        <w:t xml:space="preserve">|  +----+-----+  +----+-----+  +----+-----+  |</w:t>
+      </w:r>
+    </w:p>
+    <w:p>
+      <w:pPr>
+        <w:spacing w:after="0"/>
+      </w:pPr>
+      <w:r>
+        <w:rPr>
+          <w:rFonts w:ascii="Courier New" w:cs="Courier New" w:eastAsia="Courier New" w:hAnsi="Courier New"/>
+          <w:color w:val="2d3436"/>
+          <w:sz w:val="16"/>
+          <w:szCs w:val="16"/>
+        </w:rPr>
+        <w:t xml:space="preserve">|       |             |             |         |</w:t>
+      </w:r>
+    </w:p>
+    <w:p>
+      <w:pPr>
+        <w:spacing w:after="0"/>
+      </w:pPr>
+      <w:r>
+        <w:rPr>
+          <w:rFonts w:ascii="Courier New" w:cs="Courier New" w:eastAsia="Courier New" w:hAnsi="Courier New"/>
+          <w:color w:val="2d3436"/>
+          <w:sz w:val="16"/>
+          <w:szCs w:val="16"/>
+        </w:rPr>
+        <w:t xml:space="preserve">|       +------+------+------+------+         |</w:t>
+      </w:r>
+    </w:p>
+    <w:p>
+      <w:pPr>
+        <w:spacing w:after="0"/>
+      </w:pPr>
+      <w:r>
+        <w:rPr>
+          <w:rFonts w:ascii="Courier New" w:cs="Courier New" w:eastAsia="Courier New" w:hAnsi="Courier New"/>
+          <w:color w:val="2d3436"/>
+          <w:sz w:val="16"/>
+          <w:szCs w:val="16"/>
+        </w:rPr>
+        <w:t xml:space="preserve">|              |             |                |</w:t>
+      </w:r>
+    </w:p>
+    <w:p>
+      <w:pPr>
+        <w:spacing w:after="0"/>
+      </w:pPr>
+      <w:r>
+        <w:rPr>
+          <w:rFonts w:ascii="Courier New" w:cs="Courier New" w:eastAsia="Courier New" w:hAnsi="Courier New"/>
+          <w:color w:val="2d3436"/>
+          <w:sz w:val="16"/>
+          <w:szCs w:val="16"/>
+        </w:rPr>
+        <w:t xml:space="preserve">|              v             v                |</w:t>
+      </w:r>
+    </w:p>
+    <w:p>
+      <w:pPr>
+        <w:spacing w:after="0"/>
+      </w:pPr>
+      <w:r>
+        <w:rPr>
+          <w:rFonts w:ascii="Courier New" w:cs="Courier New" w:eastAsia="Courier New" w:hAnsi="Courier New"/>
+          <w:color w:val="2d3436"/>
+          <w:sz w:val="16"/>
+          <w:szCs w:val="16"/>
+        </w:rPr>
+        <w:t xml:space="preserve">|  +-------------------+  +--------------+    |</w:t>
+      </w:r>
+    </w:p>
+    <w:p>
+      <w:pPr>
+        <w:spacing w:after="0"/>
+      </w:pPr>
+      <w:r>
+        <w:rPr>
+          <w:rFonts w:ascii="Courier New" w:cs="Courier New" w:eastAsia="Courier New" w:hAnsi="Courier New"/>
+          <w:color w:val="2d3436"/>
+          <w:sz w:val="16"/>
+          <w:szCs w:val="16"/>
+        </w:rPr>
+        <w:t xml:space="preserve">|  | Proximity Alert   |  | Witness Data |    |</w:t>
+      </w:r>
+    </w:p>
+    <w:p>
+      <w:pPr>
+        <w:spacing w:after="0"/>
+      </w:pPr>
+      <w:r>
+        <w:rPr>
+          <w:rFonts w:ascii="Courier New" w:cs="Courier New" w:eastAsia="Courier New" w:hAnsi="Courier New"/>
+          <w:color w:val="2d3436"/>
+          <w:sz w:val="16"/>
+          <w:szCs w:val="16"/>
+        </w:rPr>
+        <w:t xml:space="preserve">|  | Relay to Control  |  | Capture      |    |</w:t>
+      </w:r>
+    </w:p>
+    <w:p>
+      <w:pPr>
+        <w:spacing w:after="0"/>
+      </w:pPr>
+      <w:r>
+        <w:rPr>
+          <w:rFonts w:ascii="Courier New" w:cs="Courier New" w:eastAsia="Courier New" w:hAnsi="Courier New"/>
+          <w:color w:val="2d3436"/>
+          <w:sz w:val="16"/>
+          <w:szCs w:val="16"/>
+        </w:rPr>
+        <w:t xml:space="preserve">|  +-------------------+  +--------------+    |</w:t>
+      </w:r>
+    </w:p>
+    <w:p>
+      <w:pPr>
+        <w:spacing w:after="0"/>
+      </w:pPr>
+      <w:r>
+        <w:rPr>
+          <w:rFonts w:ascii="Courier New" w:cs="Courier New" w:eastAsia="Courier New" w:hAnsi="Courier New"/>
+          <w:color w:val="2d3436"/>
+          <w:sz w:val="16"/>
+          <w:szCs w:val="16"/>
+        </w:rPr>
+        <w:t xml:space="preserve">|              |             |                |</w:t>
+      </w:r>
+    </w:p>
+    <w:p>
+      <w:pPr>
+        <w:spacing w:after="0"/>
+      </w:pPr>
+      <w:r>
+        <w:rPr>
+          <w:rFonts w:ascii="Courier New" w:cs="Courier New" w:eastAsia="Courier New" w:hAnsi="Courier New"/>
+          <w:color w:val="2d3436"/>
+          <w:sz w:val="16"/>
+          <w:szCs w:val="16"/>
+        </w:rPr>
+        <w:t xml:space="preserve">|              +------+------+                |</w:t>
+      </w:r>
+    </w:p>
+    <w:p>
+      <w:pPr>
+        <w:spacing w:after="0"/>
+      </w:pPr>
+      <w:r>
+        <w:rPr>
+          <w:rFonts w:ascii="Courier New" w:cs="Courier New" w:eastAsia="Courier New" w:hAnsi="Courier New"/>
+          <w:color w:val="2d3436"/>
+          <w:sz w:val="16"/>
+          <w:szCs w:val="16"/>
+        </w:rPr>
+        <w:t xml:space="preserve">|                     |                       |</w:t>
+      </w:r>
+    </w:p>
+    <w:p>
+      <w:pPr>
+        <w:spacing w:after="0"/>
+      </w:pPr>
+      <w:r>
+        <w:rPr>
+          <w:rFonts w:ascii="Courier New" w:cs="Courier New" w:eastAsia="Courier New" w:hAnsi="Courier New"/>
+          <w:color w:val="2d3436"/>
+          <w:sz w:val="16"/>
+          <w:szCs w:val="16"/>
+        </w:rPr>
+        <w:t xml:space="preserve">|                     v                       |</w:t>
+      </w:r>
+    </w:p>
+    <w:p>
+      <w:pPr>
+        <w:spacing w:after="0"/>
+      </w:pPr>
+      <w:r>
+        <w:rPr>
+          <w:rFonts w:ascii="Courier New" w:cs="Courier New" w:eastAsia="Courier New" w:hAnsi="Courier New"/>
+          <w:color w:val="2d3436"/>
+          <w:sz w:val="16"/>
+          <w:szCs w:val="16"/>
+        </w:rPr>
+        <w:t xml:space="preserve">|        +------------------------+           |</w:t>
+      </w:r>
+    </w:p>
+    <w:p>
+      <w:pPr>
+        <w:spacing w:after="0"/>
+      </w:pPr>
+      <w:r>
+        <w:rPr>
+          <w:rFonts w:ascii="Courier New" w:cs="Courier New" w:eastAsia="Courier New" w:hAnsi="Courier New"/>
+          <w:color w:val="2d3436"/>
+          <w:sz w:val="16"/>
+          <w:szCs w:val="16"/>
+        </w:rPr>
+        <w:t xml:space="preserve">|        | Fleet Control Room     |           |</w:t>
+      </w:r>
+    </w:p>
+    <w:p>
+      <w:pPr>
+        <w:spacing w:after="0"/>
+      </w:pPr>
+      <w:r>
+        <w:rPr>
+          <w:rFonts w:ascii="Courier New" w:cs="Courier New" w:eastAsia="Courier New" w:hAnsi="Courier New"/>
+          <w:color w:val="2d3436"/>
+          <w:sz w:val="16"/>
+          <w:szCs w:val="16"/>
+        </w:rPr>
+        <w:t xml:space="preserve">|        | + Evidence Package     |           |</w:t>
+      </w:r>
+    </w:p>
+    <w:p>
+      <w:pPr>
+        <w:spacing w:after="0"/>
+      </w:pPr>
+      <w:r>
+        <w:rPr>
+          <w:rFonts w:ascii="Courier New" w:cs="Courier New" w:eastAsia="Courier New" w:hAnsi="Courier New"/>
+          <w:color w:val="2d3436"/>
+          <w:sz w:val="16"/>
+          <w:szCs w:val="16"/>
+        </w:rPr>
+        <w:t xml:space="preserve">|        +------------------------+           |</w:t>
+      </w:r>
+    </w:p>
+    <w:p>
+      <w:pPr>
+        <w:spacing w:after="0"/>
+      </w:pPr>
+      <w:r>
+        <w:rPr>
+          <w:rFonts w:ascii="Courier New" w:cs="Courier New" w:eastAsia="Courier New" w:hAnsi="Courier New"/>
+          <w:color w:val="2d3436"/>
+          <w:sz w:val="16"/>
+          <w:szCs w:val="16"/>
+        </w:rPr>
+        <w:t xml:space="preserve">+============================================+</w:t>
+      </w:r>
+    </w:p>
+    <w:p>
+      <w:pPr>
+        <w:pBdr>
+          <w:bottom w:val="single" w:color="cccccc" w:sz="1"/>
+        </w:pBdr>
+        <w:spacing w:after="150" w:before="150"/>
+      </w:pPr>
+      <w:r>
+        <w:t xml:space="preserve"/>
+      </w:r>
+    </w:p>
+    <w:p>
+      <w:pPr>
         <w:spacing w:before="200"/>
         <w:jc w:val="center"/>
       </w:pPr>
